--- a/report_template/template_main/tBPTMPlus_CustomEdition_QDFS_v1.2.1.docx
+++ b/report_template/template_main/tBPTMPlus_CustomEdition_QDFS_v1.2.1.docx
@@ -123,7 +123,7 @@
                     </wp:anchor>
                   </w:drawing>
                 </mc:Choice>
-                <mc:Fallback xmlns:w16du="http://schemas.microsoft.com/office/word/2023/wordml/word16du" xmlns:oel="http://schemas.microsoft.com/office/2019/extlst">
+                <mc:Fallback xmlns:oel="http://schemas.microsoft.com/office/2019/extlst" xmlns:w16du="http://schemas.microsoft.com/office/word/2023/wordml/word16du">
                   <w:pict>
                     <v:shapetype w14:anchorId="2DB6016E" id="_x0000_t120" coordsize="21600,21600" o:spt="120" path="m10800,qx,10800,10800,21600,21600,10800,10800,xe">
                       <v:path gradientshapeok="t" o:connecttype="custom" o:connectlocs="10800,0;3163,3163;0,10800;3163,18437;10800,21600;18437,18437;21600,10800;18437,3163" textboxrect="3163,3163,18437,18437"/>
@@ -254,7 +254,7 @@
                     </wp:anchor>
                   </w:drawing>
                 </mc:Choice>
-                <mc:Fallback xmlns:w16du="http://schemas.microsoft.com/office/word/2023/wordml/word16du" xmlns:oel="http://schemas.microsoft.com/office/2019/extlst">
+                <mc:Fallback xmlns:oel="http://schemas.microsoft.com/office/2019/extlst" xmlns:w16du="http://schemas.microsoft.com/office/word/2023/wordml/word16du">
                   <w:pict>
                     <v:roundrect w14:anchorId="6254107D" id="矩形: 圆角 69" o:spid="_x0000_s1026" style="position:absolute;left:0;text-align:left;margin-left:-2.75pt;margin-top:3.25pt;width:71.3pt;height:25.3pt;z-index:-251611136;visibility:visible;mso-wrap-style:square;mso-wrap-distance-left:9pt;mso-wrap-distance-top:0;mso-wrap-distance-right:9pt;mso-wrap-distance-bottom:0;mso-position-horizontal:absolute;mso-position-horizontal-relative:margin;mso-position-vertical:absolute;mso-position-vertical-relative:text;v-text-anchor:middle" arcsize="10923f" o:gfxdata="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" fillcolor="#f2f2f2 [3052]" stroked="f" strokeweight="1pt">
                       <v:stroke joinstyle="miter"/>
@@ -274,21 +274,8 @@
                 <w:sz w:val="28"/>
                 <w:szCs w:val="28"/>
               </w:rPr>
-              <w:t>检测总</w:t>
-            </w:r>
-            <w:proofErr w:type="gramStart"/>
-            <w:r>
-              <w:rPr>
-                <w:rFonts w:ascii="思源黑体 CN Bold" w:eastAsia="思源黑体 CN Bold" w:hAnsi="思源黑体 CN Bold" w:hint="eastAsia"/>
-                <w:b/>
-                <w:bCs/>
-                <w:color w:val="1E7648"/>
-                <w:sz w:val="28"/>
-                <w:szCs w:val="28"/>
-              </w:rPr>
-              <w:t>览</w:t>
-            </w:r>
-            <w:proofErr w:type="gramEnd"/>
+              <w:t>检测总览</w:t>
+            </w:r>
           </w:p>
         </w:tc>
       </w:tr>
@@ -460,21 +447,8 @@
                 <w:sz w:val="17"/>
                 <w:szCs w:val="17"/>
               </w:rPr>
-              <w:t xml:space="preserve">送 检 </w:t>
-            </w:r>
-            <w:proofErr w:type="gramStart"/>
-            <w:r>
-              <w:rPr>
-                <w:rFonts w:ascii="思源黑体 CN Bold" w:eastAsia="思源黑体 CN Bold" w:hAnsi="思源黑体 CN Bold" w:hint="eastAsia"/>
-                <w:b/>
-                <w:bCs/>
-                <w:color w:val="262626" w:themeColor="text1" w:themeTint="D9"/>
-                <w:sz w:val="17"/>
-                <w:szCs w:val="17"/>
-              </w:rPr>
-              <w:t>医</w:t>
-            </w:r>
-            <w:proofErr w:type="gramEnd"/>
+              <w:t>送 检 医</w:t>
+            </w:r>
             <w:r>
               <w:rPr>
                 <w:rFonts w:ascii="思源黑体 CN Bold" w:eastAsia="思源黑体 CN Bold" w:hAnsi="思源黑体 CN Bold"/>
@@ -530,7 +504,6 @@
               <w:t>{{</w:t>
             </w:r>
             <w:proofErr w:type="spellStart"/>
-            <w:proofErr w:type="gramStart"/>
             <w:r>
               <w:rPr>
                 <w:rFonts w:ascii="思源黑体 CN Normal" w:eastAsia="思源黑体 CN Normal" w:hAnsi="思源黑体 CN Normal"/>
@@ -540,7 +513,6 @@
               <w:t>sample.company</w:t>
             </w:r>
             <w:proofErr w:type="spellEnd"/>
-            <w:proofErr w:type="gramEnd"/>
             <w:r>
               <w:rPr>
                 <w:rFonts w:ascii="思源黑体 CN Normal" w:eastAsia="思源黑体 CN Normal" w:hAnsi="思源黑体 CN Normal"/>
@@ -872,7 +844,6 @@
               <w:t>{{</w:t>
             </w:r>
             <w:proofErr w:type="spellStart"/>
-            <w:proofErr w:type="gramStart"/>
             <w:r>
               <w:rPr>
                 <w:rFonts w:ascii="思源黑体 CN Normal" w:eastAsia="思源黑体 CN Normal" w:hAnsi="思源黑体 CN Normal"/>
@@ -880,17 +851,7 @@
                 <w:sz w:val="17"/>
                 <w:szCs w:val="17"/>
               </w:rPr>
-              <w:t>sample.patient</w:t>
-            </w:r>
-            <w:proofErr w:type="gramEnd"/>
-            <w:r>
-              <w:rPr>
-                <w:rFonts w:ascii="思源黑体 CN Normal" w:eastAsia="思源黑体 CN Normal" w:hAnsi="思源黑体 CN Normal"/>
-                <w:color w:val="000000" w:themeColor="text1"/>
-                <w:sz w:val="17"/>
-                <w:szCs w:val="17"/>
-              </w:rPr>
-              <w:t>_name</w:t>
+              <w:t>sample.patient_name</w:t>
             </w:r>
             <w:proofErr w:type="spellEnd"/>
             <w:r>
@@ -1023,7 +984,6 @@
               <w:t>{{</w:t>
             </w:r>
             <w:proofErr w:type="spellStart"/>
-            <w:proofErr w:type="gramStart"/>
             <w:r>
               <w:rPr>
                 <w:rFonts w:ascii="思源黑体 CN Normal" w:eastAsia="思源黑体 CN Normal" w:hAnsi="思源黑体 CN Normal"/>
@@ -1034,7 +994,6 @@
               <w:t>sample.gender</w:t>
             </w:r>
             <w:proofErr w:type="spellEnd"/>
-            <w:proofErr w:type="gramEnd"/>
             <w:r>
               <w:rPr>
                 <w:rFonts w:ascii="思源黑体 CN Normal" w:eastAsia="思源黑体 CN Normal" w:hAnsi="思源黑体 CN Normal"/>
@@ -1363,7 +1322,6 @@
               <w:t>{{</w:t>
             </w:r>
             <w:proofErr w:type="spellStart"/>
-            <w:proofErr w:type="gramStart"/>
             <w:r>
               <w:rPr>
                 <w:rFonts w:ascii="思源黑体 CN Normal" w:eastAsia="思源黑体 CN Normal" w:hAnsi="思源黑体 CN Normal"/>
@@ -1380,17 +1338,7 @@
                 <w:sz w:val="17"/>
                 <w:szCs w:val="17"/>
               </w:rPr>
-              <w:t>family</w:t>
-            </w:r>
-            <w:proofErr w:type="gramEnd"/>
-            <w:r>
-              <w:rPr>
-                <w:rFonts w:ascii="思源黑体 CN Normal" w:eastAsia="思源黑体 CN Normal" w:hAnsi="思源黑体 CN Normal"/>
-                <w:color w:val="000000" w:themeColor="text1"/>
-                <w:sz w:val="17"/>
-                <w:szCs w:val="17"/>
-              </w:rPr>
-              <w:t>_history</w:t>
+              <w:t>family_history</w:t>
             </w:r>
             <w:proofErr w:type="spellEnd"/>
             <w:r>
@@ -1915,23 +1863,13 @@
               <w:t>{{</w:t>
             </w:r>
             <w:proofErr w:type="spellStart"/>
-            <w:proofErr w:type="gramStart"/>
-            <w:r>
-              <w:rPr>
-                <w:rFonts w:ascii="思源黑体 CN Normal" w:eastAsia="思源黑体 CN Normal" w:hAnsi="思源黑体 CN Normal"/>
-                <w:sz w:val="17"/>
-                <w:szCs w:val="17"/>
-              </w:rPr>
-              <w:t>sample.pathological</w:t>
-            </w:r>
-            <w:proofErr w:type="gramEnd"/>
-            <w:r>
-              <w:rPr>
-                <w:rFonts w:ascii="思源黑体 CN Normal" w:eastAsia="思源黑体 CN Normal" w:hAnsi="思源黑体 CN Normal"/>
-                <w:sz w:val="17"/>
-                <w:szCs w:val="17"/>
-              </w:rPr>
-              <w:t>_id</w:t>
+            <w:r>
+              <w:rPr>
+                <w:rFonts w:ascii="思源黑体 CN Normal" w:eastAsia="思源黑体 CN Normal" w:hAnsi="思源黑体 CN Normal"/>
+                <w:sz w:val="17"/>
+                <w:szCs w:val="17"/>
+              </w:rPr>
+              <w:t>sample.pathological_id</w:t>
             </w:r>
             <w:proofErr w:type="spellEnd"/>
             <w:r>
@@ -2138,7 +2076,6 @@
               <w:t>{{</w:t>
             </w:r>
             <w:proofErr w:type="spellStart"/>
-            <w:proofErr w:type="gramStart"/>
             <w:r>
               <w:rPr>
                 <w:rFonts w:ascii="思源黑体 CN Normal" w:eastAsia="思源黑体 CN Normal" w:hAnsi="思源黑体 CN Normal"/>
@@ -2146,17 +2083,7 @@
                 <w:sz w:val="17"/>
                 <w:szCs w:val="17"/>
               </w:rPr>
-              <w:t>sample.gather</w:t>
-            </w:r>
-            <w:proofErr w:type="gramEnd"/>
-            <w:r>
-              <w:rPr>
-                <w:rFonts w:ascii="思源黑体 CN Normal" w:eastAsia="思源黑体 CN Normal" w:hAnsi="思源黑体 CN Normal"/>
-                <w:color w:val="000000" w:themeColor="text1"/>
-                <w:sz w:val="17"/>
-                <w:szCs w:val="17"/>
-              </w:rPr>
-              <w:t>_data</w:t>
+              <w:t>sample.gather_data</w:t>
             </w:r>
             <w:proofErr w:type="spellEnd"/>
             <w:r>
@@ -2243,23 +2170,13 @@
               <w:t>{{</w:t>
             </w:r>
             <w:proofErr w:type="spellStart"/>
-            <w:proofErr w:type="gramStart"/>
-            <w:r>
-              <w:rPr>
-                <w:rFonts w:ascii="思源黑体 CN Normal" w:eastAsia="思源黑体 CN Normal" w:hAnsi="思源黑体 CN Normal"/>
-                <w:sz w:val="17"/>
-                <w:szCs w:val="17"/>
-              </w:rPr>
-              <w:t>sample.pathol</w:t>
-            </w:r>
-            <w:proofErr w:type="gramEnd"/>
-            <w:r>
-              <w:rPr>
-                <w:rFonts w:ascii="思源黑体 CN Normal" w:eastAsia="思源黑体 CN Normal" w:hAnsi="思源黑体 CN Normal"/>
-                <w:sz w:val="17"/>
-                <w:szCs w:val="17"/>
-              </w:rPr>
-              <w:t>_diagn</w:t>
+            <w:r>
+              <w:rPr>
+                <w:rFonts w:ascii="思源黑体 CN Normal" w:eastAsia="思源黑体 CN Normal" w:hAnsi="思源黑体 CN Normal"/>
+                <w:sz w:val="17"/>
+                <w:szCs w:val="17"/>
+              </w:rPr>
+              <w:t>sample.pathol_diagn</w:t>
             </w:r>
             <w:proofErr w:type="spellEnd"/>
             <w:r>
@@ -2364,23 +2281,13 @@
               <w:t>{{</w:t>
             </w:r>
             <w:proofErr w:type="spellStart"/>
-            <w:proofErr w:type="gramStart"/>
-            <w:r>
-              <w:rPr>
-                <w:rFonts w:ascii="思源黑体 CN Normal" w:eastAsia="思源黑体 CN Normal" w:hAnsi="思源黑体 CN Normal"/>
-                <w:sz w:val="17"/>
-                <w:szCs w:val="17"/>
-              </w:rPr>
-              <w:t>sample.receive</w:t>
-            </w:r>
-            <w:proofErr w:type="gramEnd"/>
-            <w:r>
-              <w:rPr>
-                <w:rFonts w:ascii="思源黑体 CN Normal" w:eastAsia="思源黑体 CN Normal" w:hAnsi="思源黑体 CN Normal"/>
-                <w:sz w:val="17"/>
-                <w:szCs w:val="17"/>
-              </w:rPr>
-              <w:t>_data</w:t>
+            <w:r>
+              <w:rPr>
+                <w:rFonts w:ascii="思源黑体 CN Normal" w:eastAsia="思源黑体 CN Normal" w:hAnsi="思源黑体 CN Normal"/>
+                <w:sz w:val="17"/>
+                <w:szCs w:val="17"/>
+              </w:rPr>
+              <w:t>sample.receive_data</w:t>
             </w:r>
             <w:proofErr w:type="spellEnd"/>
             <w:r>
@@ -3189,51 +3096,15 @@
                 <w:sz w:val="17"/>
                 <w:szCs w:val="17"/>
               </w:rPr>
-              <w:t>本产品可为受检者提供子宫内膜</w:t>
-            </w:r>
-            <w:proofErr w:type="gramStart"/>
-            <w:r>
-              <w:rPr>
-                <w:rFonts w:ascii="思源黑体 CN Normal" w:eastAsia="思源黑体 CN Normal" w:hAnsi="思源黑体 CN Normal" w:hint="eastAsia"/>
-                <w:sz w:val="17"/>
-                <w:szCs w:val="17"/>
-              </w:rPr>
-              <w:t>癌分子</w:t>
-            </w:r>
-            <w:proofErr w:type="gramEnd"/>
-            <w:r>
-              <w:rPr>
-                <w:rFonts w:ascii="思源黑体 CN Normal" w:eastAsia="思源黑体 CN Normal" w:hAnsi="思源黑体 CN Normal" w:hint="eastAsia"/>
-                <w:sz w:val="17"/>
-                <w:szCs w:val="17"/>
-              </w:rPr>
-              <w:t>分型、相关疾病临床治疗决策建议、</w:t>
-            </w:r>
-            <w:r>
-              <w:rPr>
-                <w:rFonts w:ascii="思源黑体 CN Normal" w:eastAsia="思源黑体 CN Normal" w:hAnsi="思源黑体 CN Normal"/>
-                <w:sz w:val="17"/>
-                <w:szCs w:val="17"/>
-              </w:rPr>
-              <w:t>指导</w:t>
-            </w:r>
-            <w:proofErr w:type="gramStart"/>
-            <w:r>
-              <w:rPr>
-                <w:rFonts w:ascii="思源黑体 CN Normal" w:eastAsia="思源黑体 CN Normal" w:hAnsi="思源黑体 CN Normal"/>
-                <w:sz w:val="17"/>
-                <w:szCs w:val="17"/>
-              </w:rPr>
-              <w:t>子宫内膜癌林奇</w:t>
-            </w:r>
-            <w:proofErr w:type="gramEnd"/>
-            <w:r>
-              <w:rPr>
-                <w:rFonts w:ascii="思源黑体 CN Normal" w:eastAsia="思源黑体 CN Normal" w:hAnsi="思源黑体 CN Normal"/>
-                <w:sz w:val="17"/>
-                <w:szCs w:val="17"/>
-              </w:rPr>
-              <w:t>综合征筛查</w:t>
+              <w:t>本产品可为受检者提供子宫内膜癌分子分型、相关疾病临床治疗决策建议、</w:t>
+            </w:r>
+            <w:r>
+              <w:rPr>
+                <w:rFonts w:ascii="思源黑体 CN Normal" w:eastAsia="思源黑体 CN Normal" w:hAnsi="思源黑体 CN Normal"/>
+                <w:sz w:val="17"/>
+                <w:szCs w:val="17"/>
+              </w:rPr>
+              <w:t>指导子宫内膜癌林奇综合征筛查</w:t>
             </w:r>
             <w:r>
               <w:rPr>
@@ -3554,25 +3425,7 @@
                 <w:sz w:val="17"/>
                 <w:szCs w:val="17"/>
               </w:rPr>
-              <w:t>子宫内膜</w:t>
-            </w:r>
-            <w:proofErr w:type="gramStart"/>
-            <w:r>
-              <w:rPr>
-                <w:rFonts w:ascii="思源黑体 CN Normal" w:eastAsia="思源黑体 CN Normal" w:hAnsi="思源黑体 CN Normal" w:hint="eastAsia"/>
-                <w:sz w:val="17"/>
-                <w:szCs w:val="17"/>
-              </w:rPr>
-              <w:t>癌分子</w:t>
-            </w:r>
-            <w:proofErr w:type="gramEnd"/>
-            <w:r>
-              <w:rPr>
-                <w:rFonts w:ascii="思源黑体 CN Normal" w:eastAsia="思源黑体 CN Normal" w:hAnsi="思源黑体 CN Normal" w:hint="eastAsia"/>
-                <w:sz w:val="17"/>
-                <w:szCs w:val="17"/>
-              </w:rPr>
-              <w:t>分型</w:t>
+              <w:t>子宫内膜癌分子分型</w:t>
             </w:r>
           </w:p>
         </w:tc>
@@ -3639,25 +3492,7 @@
                 <w:sz w:val="17"/>
                 <w:szCs w:val="17"/>
               </w:rPr>
-              <w:t xml:space="preserve"> type </w:t>
-            </w:r>
-            <w:proofErr w:type="gramStart"/>
-            <w:r>
-              <w:rPr>
-                <w:rFonts w:ascii="思源黑体 CN Normal" w:eastAsia="思源黑体 CN Normal" w:hAnsi="思源黑体 CN Normal"/>
-                <w:sz w:val="17"/>
-                <w:szCs w:val="17"/>
-              </w:rPr>
-              <w:t>EC”%</w:t>
-            </w:r>
-            <w:proofErr w:type="gramEnd"/>
-            <w:r>
-              <w:rPr>
-                <w:rFonts w:ascii="思源黑体 CN Normal" w:eastAsia="思源黑体 CN Normal" w:hAnsi="思源黑体 CN Normal"/>
-                <w:sz w:val="17"/>
-                <w:szCs w:val="17"/>
-              </w:rPr>
-              <w:t>}</w:t>
+              <w:t xml:space="preserve"> type EC”%}</w:t>
             </w:r>
           </w:p>
           <w:p>
@@ -3729,25 +3564,7 @@
                 <w:sz w:val="17"/>
                 <w:szCs w:val="17"/>
               </w:rPr>
-              <w:t xml:space="preserve"> == “MSI-H type </w:t>
-            </w:r>
-            <w:proofErr w:type="gramStart"/>
-            <w:r>
-              <w:rPr>
-                <w:rFonts w:ascii="思源黑体 CN Normal" w:eastAsia="思源黑体 CN Normal" w:hAnsi="思源黑体 CN Normal"/>
-                <w:sz w:val="17"/>
-                <w:szCs w:val="17"/>
-              </w:rPr>
-              <w:t>EC”%</w:t>
-            </w:r>
-            <w:proofErr w:type="gramEnd"/>
-            <w:r>
-              <w:rPr>
-                <w:rFonts w:ascii="思源黑体 CN Normal" w:eastAsia="思源黑体 CN Normal" w:hAnsi="思源黑体 CN Normal"/>
-                <w:sz w:val="17"/>
-                <w:szCs w:val="17"/>
-              </w:rPr>
-              <w:t>}</w:t>
+              <w:t xml:space="preserve"> == “MSI-H type EC”%}</w:t>
             </w:r>
           </w:p>
           <w:p>
@@ -3845,25 +3662,7 @@
                 <w:sz w:val="17"/>
                 <w:szCs w:val="17"/>
               </w:rPr>
-              <w:t xml:space="preserve"> == “CNH type </w:t>
-            </w:r>
-            <w:proofErr w:type="gramStart"/>
-            <w:r>
-              <w:rPr>
-                <w:rFonts w:ascii="思源黑体 CN Normal" w:eastAsia="思源黑体 CN Normal" w:hAnsi="思源黑体 CN Normal"/>
-                <w:sz w:val="17"/>
-                <w:szCs w:val="17"/>
-              </w:rPr>
-              <w:t>EC”%</w:t>
-            </w:r>
-            <w:proofErr w:type="gramEnd"/>
-            <w:r>
-              <w:rPr>
-                <w:rFonts w:ascii="思源黑体 CN Normal" w:eastAsia="思源黑体 CN Normal" w:hAnsi="思源黑体 CN Normal"/>
-                <w:sz w:val="17"/>
-                <w:szCs w:val="17"/>
-              </w:rPr>
-              <w:t>}</w:t>
+              <w:t xml:space="preserve"> == “CNH type EC”%}</w:t>
             </w:r>
           </w:p>
           <w:p>
@@ -3953,25 +3752,7 @@
                 <w:sz w:val="17"/>
                 <w:szCs w:val="17"/>
               </w:rPr>
-              <w:t xml:space="preserve"> == “CNL type </w:t>
-            </w:r>
-            <w:proofErr w:type="gramStart"/>
-            <w:r>
-              <w:rPr>
-                <w:rFonts w:ascii="思源黑体 CN Normal" w:eastAsia="思源黑体 CN Normal" w:hAnsi="思源黑体 CN Normal"/>
-                <w:sz w:val="17"/>
-                <w:szCs w:val="17"/>
-              </w:rPr>
-              <w:t>EC”%</w:t>
-            </w:r>
-            <w:proofErr w:type="gramEnd"/>
-            <w:r>
-              <w:rPr>
-                <w:rFonts w:ascii="思源黑体 CN Normal" w:eastAsia="思源黑体 CN Normal" w:hAnsi="思源黑体 CN Normal"/>
-                <w:sz w:val="17"/>
-                <w:szCs w:val="17"/>
-              </w:rPr>
-              <w:t>}</w:t>
+              <w:t xml:space="preserve"> == “CNL type EC”%}</w:t>
             </w:r>
           </w:p>
           <w:p>
@@ -4348,25 +4129,7 @@
                 <w:sz w:val="17"/>
                 <w:szCs w:val="17"/>
               </w:rPr>
-              <w:t>)|count}}</w:t>
-            </w:r>
-            <w:proofErr w:type="gramStart"/>
-            <w:r>
-              <w:rPr>
-                <w:rFonts w:ascii="思源黑体 CN Normal" w:eastAsia="思源黑体 CN Normal" w:hAnsi="思源黑体 CN Normal"/>
-                <w:sz w:val="17"/>
-                <w:szCs w:val="17"/>
-              </w:rPr>
-              <w:t>个</w:t>
-            </w:r>
-            <w:proofErr w:type="gramEnd"/>
-            <w:r>
-              <w:rPr>
-                <w:rFonts w:ascii="思源黑体 CN Normal" w:eastAsia="思源黑体 CN Normal" w:hAnsi="思源黑体 CN Normal"/>
-                <w:sz w:val="17"/>
-                <w:szCs w:val="17"/>
-              </w:rPr>
-              <w:t>基因变异</w:t>
+              <w:t>)|count}}个基因变异</w:t>
             </w:r>
             <w:r>
               <w:rPr>
@@ -4374,25 +4137,275 @@
                 <w:sz w:val="17"/>
                 <w:szCs w:val="17"/>
               </w:rPr>
-              <w:t>，其中靶</w:t>
-            </w:r>
-            <w:proofErr w:type="gramStart"/>
+              <w:t>，其中靶向治疗相关变异有</w:t>
+            </w:r>
+            <w:r>
+              <w:rPr>
+                <w:rFonts w:ascii="思源黑体 CN Normal" w:eastAsia="思源黑体 CN Normal" w:hAnsi="思源黑体 CN Normal"/>
+                <w:sz w:val="17"/>
+                <w:szCs w:val="17"/>
+              </w:rPr>
+              <w:t xml:space="preserve">{{( </w:t>
+            </w:r>
+            <w:proofErr w:type="spellStart"/>
+            <w:r>
+              <w:rPr>
+                <w:rFonts w:ascii="思源黑体 CN Normal" w:eastAsia="思源黑体 CN Normal" w:hAnsi="思源黑体 CN Normal"/>
+                <w:sz w:val="17"/>
+                <w:szCs w:val="17"/>
+              </w:rPr>
+              <w:t>var.var_somatic.level_I</w:t>
+            </w:r>
+            <w:proofErr w:type="spellEnd"/>
+            <w:r>
+              <w:rPr>
+                <w:rFonts w:ascii="思源黑体 CN Normal" w:eastAsia="思源黑体 CN Normal" w:hAnsi="思源黑体 CN Normal"/>
+                <w:sz w:val="17"/>
+                <w:szCs w:val="17"/>
+              </w:rPr>
+              <w:t xml:space="preserve"> + </w:t>
+            </w:r>
+            <w:proofErr w:type="spellStart"/>
+            <w:r>
+              <w:rPr>
+                <w:rFonts w:ascii="思源黑体 CN Normal" w:eastAsia="思源黑体 CN Normal" w:hAnsi="思源黑体 CN Normal"/>
+                <w:sz w:val="17"/>
+                <w:szCs w:val="17"/>
+              </w:rPr>
+              <w:t>var.var_somatic.level_II</w:t>
+            </w:r>
+            <w:proofErr w:type="spellEnd"/>
+            <w:r>
+              <w:rPr>
+                <w:rFonts w:ascii="思源黑体 CN Normal" w:eastAsia="思源黑体 CN Normal" w:hAnsi="思源黑体 CN Normal"/>
+                <w:sz w:val="17"/>
+                <w:szCs w:val="17"/>
+              </w:rPr>
+              <w:t xml:space="preserve">)|count}}个，肿瘤发生发展相关变异有{{( </w:t>
+            </w:r>
+            <w:proofErr w:type="spellStart"/>
+            <w:r>
+              <w:rPr>
+                <w:rFonts w:ascii="思源黑体 CN Normal" w:eastAsia="思源黑体 CN Normal" w:hAnsi="思源黑体 CN Normal"/>
+                <w:sz w:val="17"/>
+                <w:szCs w:val="17"/>
+              </w:rPr>
+              <w:t>var.var_somatic.level_onco_nodrug</w:t>
+            </w:r>
+            <w:proofErr w:type="spellEnd"/>
+            <w:r>
+              <w:rPr>
+                <w:rFonts w:ascii="思源黑体 CN Normal" w:eastAsia="思源黑体 CN Normal" w:hAnsi="思源黑体 CN Normal"/>
+                <w:sz w:val="17"/>
+                <w:szCs w:val="17"/>
+              </w:rPr>
+              <w:t>)|count}}个。{%else%}在检测范围内，未检出基因变异{%endif%}</w:t>
+            </w:r>
+          </w:p>
+          <w:p>
+            <w:pPr>
+              <w:jc w:val="left"/>
+              <w:rPr>
+                <w:rFonts w:ascii="思源黑体 CN Normal" w:eastAsia="思源黑体 CN Normal" w:hAnsi="思源黑体 CN Normal"/>
+                <w:sz w:val="17"/>
+                <w:szCs w:val="17"/>
+              </w:rPr>
+            </w:pPr>
+            <w:r>
+              <w:rPr>
+                <w:rFonts w:ascii="思源黑体 CN Normal" w:eastAsia="思源黑体 CN Normal" w:hAnsi="思源黑体 CN Normal"/>
+                <w:sz w:val="17"/>
+                <w:szCs w:val="17"/>
+              </w:rPr>
+              <w:t xml:space="preserve">{%p if </w:t>
+            </w:r>
+            <w:proofErr w:type="spellStart"/>
+            <w:r>
+              <w:rPr>
+                <w:rFonts w:ascii="思源黑体 CN Normal" w:eastAsia="思源黑体 CN Normal" w:hAnsi="思源黑体 CN Normal"/>
+                <w:sz w:val="17"/>
+                <w:szCs w:val="17"/>
+              </w:rPr>
+              <w:t>var.var_somatic.level_I</w:t>
+            </w:r>
+            <w:proofErr w:type="spellEnd"/>
+            <w:r>
+              <w:rPr>
+                <w:rFonts w:ascii="思源黑体 CN Normal" w:eastAsia="思源黑体 CN Normal" w:hAnsi="思源黑体 CN Normal"/>
+                <w:sz w:val="17"/>
+                <w:szCs w:val="17"/>
+              </w:rPr>
+              <w:t xml:space="preserve"> + </w:t>
+            </w:r>
+            <w:proofErr w:type="spellStart"/>
+            <w:r>
+              <w:rPr>
+                <w:rFonts w:ascii="思源黑体 CN Normal" w:eastAsia="思源黑体 CN Normal" w:hAnsi="思源黑体 CN Normal"/>
+                <w:sz w:val="17"/>
+                <w:szCs w:val="17"/>
+              </w:rPr>
+              <w:t>var.var_somatic.level_II</w:t>
+            </w:r>
+            <w:proofErr w:type="spellEnd"/>
+            <w:r>
+              <w:rPr>
+                <w:rFonts w:ascii="思源黑体 CN Normal" w:eastAsia="思源黑体 CN Normal" w:hAnsi="思源黑体 CN Normal"/>
+                <w:sz w:val="17"/>
+                <w:szCs w:val="17"/>
+              </w:rPr>
+              <w:t xml:space="preserve"> %}</w:t>
+            </w:r>
+          </w:p>
+          <w:p>
+            <w:pPr>
+              <w:jc w:val="left"/>
+              <w:rPr>
+                <w:rFonts w:ascii="思源黑体 CN Normal" w:eastAsia="思源黑体 CN Normal" w:hAnsi="思源黑体 CN Normal"/>
+                <w:sz w:val="17"/>
+                <w:szCs w:val="17"/>
+              </w:rPr>
+            </w:pPr>
             <w:r>
               <w:rPr>
                 <w:rFonts w:ascii="思源黑体 CN Normal" w:eastAsia="思源黑体 CN Normal" w:hAnsi="思源黑体 CN Normal" w:hint="eastAsia"/>
                 <w:sz w:val="17"/>
                 <w:szCs w:val="17"/>
               </w:rPr>
-              <w:t>向治疗</w:t>
-            </w:r>
-            <w:proofErr w:type="gramEnd"/>
+              <w:t>具有临床意义的变异：</w:t>
+            </w:r>
+            <w:r>
+              <w:rPr>
+                <w:rFonts w:ascii="思源黑体 CN Normal" w:eastAsia="思源黑体 CN Normal" w:hAnsi="思源黑体 CN Normal"/>
+                <w:sz w:val="17"/>
+                <w:szCs w:val="17"/>
+              </w:rPr>
+              <w:t>{{(</w:t>
+            </w:r>
+            <w:proofErr w:type="spellStart"/>
+            <w:r>
+              <w:rPr>
+                <w:rFonts w:ascii="思源黑体 CN Normal" w:eastAsia="思源黑体 CN Normal" w:hAnsi="思源黑体 CN Normal"/>
+                <w:sz w:val="17"/>
+                <w:szCs w:val="17"/>
+              </w:rPr>
+              <w:t>var.var_somatic.level_I</w:t>
+            </w:r>
+            <w:proofErr w:type="spellEnd"/>
+            <w:r>
+              <w:rPr>
+                <w:rFonts w:ascii="思源黑体 CN Normal" w:eastAsia="思源黑体 CN Normal" w:hAnsi="思源黑体 CN Normal"/>
+                <w:sz w:val="17"/>
+                <w:szCs w:val="17"/>
+              </w:rPr>
+              <w:t xml:space="preserve"> +</w:t>
+            </w:r>
+            <w:proofErr w:type="spellStart"/>
+            <w:r>
+              <w:rPr>
+                <w:rFonts w:ascii="思源黑体 CN Normal" w:eastAsia="思源黑体 CN Normal" w:hAnsi="思源黑体 CN Normal"/>
+                <w:sz w:val="17"/>
+                <w:szCs w:val="17"/>
+              </w:rPr>
+              <w:t>var.var_somatic.level_II</w:t>
+            </w:r>
+            <w:proofErr w:type="spellEnd"/>
+            <w:r>
+              <w:rPr>
+                <w:rFonts w:ascii="思源黑体 CN Normal" w:eastAsia="思源黑体 CN Normal" w:hAnsi="思源黑体 CN Normal"/>
+                <w:sz w:val="17"/>
+                <w:szCs w:val="17"/>
+              </w:rPr>
+              <w:t>)|</w:t>
+            </w:r>
+            <w:proofErr w:type="spellStart"/>
+            <w:r>
+              <w:rPr>
+                <w:rFonts w:ascii="思源黑体 CN Normal" w:eastAsia="思源黑体 CN Normal" w:hAnsi="思源黑体 CN Normal"/>
+                <w:sz w:val="17"/>
+                <w:szCs w:val="17"/>
+              </w:rPr>
+              <w:t>bptm_plus_var_sum</w:t>
+            </w:r>
+            <w:proofErr w:type="spellEnd"/>
+            <w:r>
+              <w:rPr>
+                <w:rFonts w:ascii="思源黑体 CN Normal" w:eastAsia="思源黑体 CN Normal" w:hAnsi="思源黑体 CN Normal"/>
+                <w:sz w:val="17"/>
+                <w:szCs w:val="17"/>
+              </w:rPr>
+              <w:t>}}</w:t>
+            </w:r>
+          </w:p>
+          <w:p>
+            <w:pPr>
+              <w:jc w:val="left"/>
+              <w:rPr>
+                <w:rFonts w:ascii="思源黑体 CN Normal" w:eastAsia="思源黑体 CN Normal" w:hAnsi="思源黑体 CN Normal"/>
+                <w:sz w:val="17"/>
+                <w:szCs w:val="17"/>
+              </w:rPr>
+            </w:pPr>
+            <w:r>
+              <w:rPr>
+                <w:rFonts w:ascii="思源黑体 CN Normal" w:eastAsia="思源黑体 CN Normal" w:hAnsi="思源黑体 CN Normal"/>
+                <w:sz w:val="17"/>
+                <w:szCs w:val="17"/>
+              </w:rPr>
+              <w:t>{%p endif%}</w:t>
+            </w:r>
+          </w:p>
+          <w:p>
+            <w:pPr>
+              <w:jc w:val="left"/>
+              <w:rPr>
+                <w:rFonts w:ascii="思源黑体 CN Normal" w:eastAsia="思源黑体 CN Normal" w:hAnsi="思源黑体 CN Normal"/>
+                <w:sz w:val="17"/>
+                <w:szCs w:val="17"/>
+              </w:rPr>
+            </w:pPr>
+            <w:r>
+              <w:rPr>
+                <w:rFonts w:ascii="思源黑体 CN Normal" w:eastAsia="思源黑体 CN Normal" w:hAnsi="思源黑体 CN Normal"/>
+                <w:sz w:val="17"/>
+                <w:szCs w:val="17"/>
+              </w:rPr>
+              <w:t xml:space="preserve">{%p if </w:t>
+            </w:r>
+            <w:proofErr w:type="spellStart"/>
+            <w:r>
+              <w:rPr>
+                <w:rFonts w:ascii="思源黑体 CN Normal" w:eastAsia="思源黑体 CN Normal" w:hAnsi="思源黑体 CN Normal"/>
+                <w:sz w:val="17"/>
+                <w:szCs w:val="17"/>
+              </w:rPr>
+              <w:t>var.var_somatic.level_onco_nodrug</w:t>
+            </w:r>
+            <w:proofErr w:type="spellEnd"/>
+            <w:r>
+              <w:rPr>
+                <w:rFonts w:ascii="思源黑体 CN Normal" w:eastAsia="思源黑体 CN Normal" w:hAnsi="思源黑体 CN Normal"/>
+                <w:sz w:val="17"/>
+                <w:szCs w:val="17"/>
+              </w:rPr>
+              <w:t xml:space="preserve"> %}</w:t>
+            </w:r>
+          </w:p>
+          <w:p>
+            <w:pPr>
+              <w:jc w:val="left"/>
+              <w:rPr>
+                <w:rFonts w:ascii="思源黑体 CN Normal" w:eastAsia="思源黑体 CN Normal" w:hAnsi="思源黑体 CN Normal"/>
+                <w:sz w:val="17"/>
+                <w:szCs w:val="17"/>
+              </w:rPr>
+            </w:pPr>
             <w:r>
               <w:rPr>
                 <w:rFonts w:ascii="思源黑体 CN Normal" w:eastAsia="思源黑体 CN Normal" w:hAnsi="思源黑体 CN Normal" w:hint="eastAsia"/>
                 <w:sz w:val="17"/>
                 <w:szCs w:val="17"/>
               </w:rPr>
-              <w:t>相关变异有</w:t>
+              <w:t>肿瘤发生发展相关变异：</w:t>
             </w:r>
             <w:r>
               <w:rPr>
@@ -4409,347 +4422,7 @@
                 <w:sz w:val="17"/>
                 <w:szCs w:val="17"/>
               </w:rPr>
-              <w:t>var.var_somatic.level_I</w:t>
-            </w:r>
-            <w:proofErr w:type="spellEnd"/>
-            <w:r>
-              <w:rPr>
-                <w:rFonts w:ascii="思源黑体 CN Normal" w:eastAsia="思源黑体 CN Normal" w:hAnsi="思源黑体 CN Normal"/>
-                <w:sz w:val="17"/>
-                <w:szCs w:val="17"/>
-              </w:rPr>
-              <w:t xml:space="preserve"> + </w:t>
-            </w:r>
-            <w:proofErr w:type="spellStart"/>
-            <w:r>
-              <w:rPr>
-                <w:rFonts w:ascii="思源黑体 CN Normal" w:eastAsia="思源黑体 CN Normal" w:hAnsi="思源黑体 CN Normal"/>
-                <w:sz w:val="17"/>
-                <w:szCs w:val="17"/>
-              </w:rPr>
-              <w:t>var.var_somatic.level_II</w:t>
-            </w:r>
-            <w:proofErr w:type="spellEnd"/>
-            <w:r>
-              <w:rPr>
-                <w:rFonts w:ascii="思源黑体 CN Normal" w:eastAsia="思源黑体 CN Normal" w:hAnsi="思源黑体 CN Normal"/>
-                <w:sz w:val="17"/>
-                <w:szCs w:val="17"/>
-              </w:rPr>
-              <w:t xml:space="preserve">)|count}}个，肿瘤发生发展相关变异有{{( </w:t>
-            </w:r>
-            <w:proofErr w:type="spellStart"/>
-            <w:r>
-              <w:rPr>
-                <w:rFonts w:ascii="思源黑体 CN Normal" w:eastAsia="思源黑体 CN Normal" w:hAnsi="思源黑体 CN Normal"/>
-                <w:sz w:val="17"/>
-                <w:szCs w:val="17"/>
-              </w:rPr>
               <w:t>var.var_somatic.level_onco_nodrug</w:t>
-            </w:r>
-            <w:proofErr w:type="spellEnd"/>
-            <w:r>
-              <w:rPr>
-                <w:rFonts w:ascii="思源黑体 CN Normal" w:eastAsia="思源黑体 CN Normal" w:hAnsi="思源黑体 CN Normal"/>
-                <w:sz w:val="17"/>
-                <w:szCs w:val="17"/>
-              </w:rPr>
-              <w:t>)|count}}个。{%else%}在检测范围内，未检出基因变异{%endif%}</w:t>
-            </w:r>
-          </w:p>
-          <w:p>
-            <w:pPr>
-              <w:jc w:val="left"/>
-              <w:rPr>
-                <w:rFonts w:ascii="思源黑体 CN Normal" w:eastAsia="思源黑体 CN Normal" w:hAnsi="思源黑体 CN Normal"/>
-                <w:sz w:val="17"/>
-                <w:szCs w:val="17"/>
-              </w:rPr>
-            </w:pPr>
-            <w:r>
-              <w:rPr>
-                <w:rFonts w:ascii="思源黑体 CN Normal" w:eastAsia="思源黑体 CN Normal" w:hAnsi="思源黑体 CN Normal"/>
-                <w:sz w:val="17"/>
-                <w:szCs w:val="17"/>
-              </w:rPr>
-              <w:t xml:space="preserve">{%p if </w:t>
-            </w:r>
-            <w:proofErr w:type="spellStart"/>
-            <w:r>
-              <w:rPr>
-                <w:rFonts w:ascii="思源黑体 CN Normal" w:eastAsia="思源黑体 CN Normal" w:hAnsi="思源黑体 CN Normal"/>
-                <w:sz w:val="17"/>
-                <w:szCs w:val="17"/>
-              </w:rPr>
-              <w:t>var.var_</w:t>
-            </w:r>
-            <w:proofErr w:type="gramStart"/>
-            <w:r>
-              <w:rPr>
-                <w:rFonts w:ascii="思源黑体 CN Normal" w:eastAsia="思源黑体 CN Normal" w:hAnsi="思源黑体 CN Normal"/>
-                <w:sz w:val="17"/>
-                <w:szCs w:val="17"/>
-              </w:rPr>
-              <w:t>somatic.level</w:t>
-            </w:r>
-            <w:proofErr w:type="gramEnd"/>
-            <w:r>
-              <w:rPr>
-                <w:rFonts w:ascii="思源黑体 CN Normal" w:eastAsia="思源黑体 CN Normal" w:hAnsi="思源黑体 CN Normal"/>
-                <w:sz w:val="17"/>
-                <w:szCs w:val="17"/>
-              </w:rPr>
-              <w:t>_I</w:t>
-            </w:r>
-            <w:proofErr w:type="spellEnd"/>
-            <w:r>
-              <w:rPr>
-                <w:rFonts w:ascii="思源黑体 CN Normal" w:eastAsia="思源黑体 CN Normal" w:hAnsi="思源黑体 CN Normal"/>
-                <w:sz w:val="17"/>
-                <w:szCs w:val="17"/>
-              </w:rPr>
-              <w:t xml:space="preserve"> + </w:t>
-            </w:r>
-            <w:proofErr w:type="spellStart"/>
-            <w:r>
-              <w:rPr>
-                <w:rFonts w:ascii="思源黑体 CN Normal" w:eastAsia="思源黑体 CN Normal" w:hAnsi="思源黑体 CN Normal"/>
-                <w:sz w:val="17"/>
-                <w:szCs w:val="17"/>
-              </w:rPr>
-              <w:t>var.var_somatic.level_II</w:t>
-            </w:r>
-            <w:proofErr w:type="spellEnd"/>
-            <w:r>
-              <w:rPr>
-                <w:rFonts w:ascii="思源黑体 CN Normal" w:eastAsia="思源黑体 CN Normal" w:hAnsi="思源黑体 CN Normal"/>
-                <w:sz w:val="17"/>
-                <w:szCs w:val="17"/>
-              </w:rPr>
-              <w:t xml:space="preserve"> %}</w:t>
-            </w:r>
-          </w:p>
-          <w:p>
-            <w:pPr>
-              <w:jc w:val="left"/>
-              <w:rPr>
-                <w:rFonts w:ascii="思源黑体 CN Normal" w:eastAsia="思源黑体 CN Normal" w:hAnsi="思源黑体 CN Normal"/>
-                <w:sz w:val="17"/>
-                <w:szCs w:val="17"/>
-              </w:rPr>
-            </w:pPr>
-            <w:r>
-              <w:rPr>
-                <w:rFonts w:ascii="思源黑体 CN Normal" w:eastAsia="思源黑体 CN Normal" w:hAnsi="思源黑体 CN Normal" w:hint="eastAsia"/>
-                <w:sz w:val="17"/>
-                <w:szCs w:val="17"/>
-              </w:rPr>
-              <w:t>具有临床意义的变异：</w:t>
-            </w:r>
-            <w:r>
-              <w:rPr>
-                <w:rFonts w:ascii="思源黑体 CN Normal" w:eastAsia="思源黑体 CN Normal" w:hAnsi="思源黑体 CN Normal"/>
-                <w:sz w:val="17"/>
-                <w:szCs w:val="17"/>
-              </w:rPr>
-              <w:t>{{(</w:t>
-            </w:r>
-            <w:proofErr w:type="spellStart"/>
-            <w:r>
-              <w:rPr>
-                <w:rFonts w:ascii="思源黑体 CN Normal" w:eastAsia="思源黑体 CN Normal" w:hAnsi="思源黑体 CN Normal"/>
-                <w:sz w:val="17"/>
-                <w:szCs w:val="17"/>
-              </w:rPr>
-              <w:t>var.var_</w:t>
-            </w:r>
-            <w:proofErr w:type="gramStart"/>
-            <w:r>
-              <w:rPr>
-                <w:rFonts w:ascii="思源黑体 CN Normal" w:eastAsia="思源黑体 CN Normal" w:hAnsi="思源黑体 CN Normal"/>
-                <w:sz w:val="17"/>
-                <w:szCs w:val="17"/>
-              </w:rPr>
-              <w:t>somatic.level</w:t>
-            </w:r>
-            <w:proofErr w:type="gramEnd"/>
-            <w:r>
-              <w:rPr>
-                <w:rFonts w:ascii="思源黑体 CN Normal" w:eastAsia="思源黑体 CN Normal" w:hAnsi="思源黑体 CN Normal"/>
-                <w:sz w:val="17"/>
-                <w:szCs w:val="17"/>
-              </w:rPr>
-              <w:t>_I</w:t>
-            </w:r>
-            <w:proofErr w:type="spellEnd"/>
-            <w:r>
-              <w:rPr>
-                <w:rFonts w:ascii="思源黑体 CN Normal" w:eastAsia="思源黑体 CN Normal" w:hAnsi="思源黑体 CN Normal"/>
-                <w:sz w:val="17"/>
-                <w:szCs w:val="17"/>
-              </w:rPr>
-              <w:t xml:space="preserve"> +</w:t>
-            </w:r>
-            <w:proofErr w:type="spellStart"/>
-            <w:r>
-              <w:rPr>
-                <w:rFonts w:ascii="思源黑体 CN Normal" w:eastAsia="思源黑体 CN Normal" w:hAnsi="思源黑体 CN Normal"/>
-                <w:sz w:val="17"/>
-                <w:szCs w:val="17"/>
-              </w:rPr>
-              <w:t>var.var_somatic.level_II</w:t>
-            </w:r>
-            <w:proofErr w:type="spellEnd"/>
-            <w:r>
-              <w:rPr>
-                <w:rFonts w:ascii="思源黑体 CN Normal" w:eastAsia="思源黑体 CN Normal" w:hAnsi="思源黑体 CN Normal"/>
-                <w:sz w:val="17"/>
-                <w:szCs w:val="17"/>
-              </w:rPr>
-              <w:t>)|</w:t>
-            </w:r>
-            <w:proofErr w:type="spellStart"/>
-            <w:r>
-              <w:rPr>
-                <w:rFonts w:ascii="思源黑体 CN Normal" w:eastAsia="思源黑体 CN Normal" w:hAnsi="思源黑体 CN Normal"/>
-                <w:sz w:val="17"/>
-                <w:szCs w:val="17"/>
-              </w:rPr>
-              <w:t>bptm_plus_var_sum</w:t>
-            </w:r>
-            <w:proofErr w:type="spellEnd"/>
-            <w:r>
-              <w:rPr>
-                <w:rFonts w:ascii="思源黑体 CN Normal" w:eastAsia="思源黑体 CN Normal" w:hAnsi="思源黑体 CN Normal"/>
-                <w:sz w:val="17"/>
-                <w:szCs w:val="17"/>
-              </w:rPr>
-              <w:t>}}</w:t>
-            </w:r>
-          </w:p>
-          <w:p>
-            <w:pPr>
-              <w:jc w:val="left"/>
-              <w:rPr>
-                <w:rFonts w:ascii="思源黑体 CN Normal" w:eastAsia="思源黑体 CN Normal" w:hAnsi="思源黑体 CN Normal"/>
-                <w:sz w:val="17"/>
-                <w:szCs w:val="17"/>
-              </w:rPr>
-            </w:pPr>
-            <w:r>
-              <w:rPr>
-                <w:rFonts w:ascii="思源黑体 CN Normal" w:eastAsia="思源黑体 CN Normal" w:hAnsi="思源黑体 CN Normal"/>
-                <w:sz w:val="17"/>
-                <w:szCs w:val="17"/>
-              </w:rPr>
-              <w:t>{%p endif%}</w:t>
-            </w:r>
-          </w:p>
-          <w:p>
-            <w:pPr>
-              <w:jc w:val="left"/>
-              <w:rPr>
-                <w:rFonts w:ascii="思源黑体 CN Normal" w:eastAsia="思源黑体 CN Normal" w:hAnsi="思源黑体 CN Normal"/>
-                <w:sz w:val="17"/>
-                <w:szCs w:val="17"/>
-              </w:rPr>
-            </w:pPr>
-            <w:r>
-              <w:rPr>
-                <w:rFonts w:ascii="思源黑体 CN Normal" w:eastAsia="思源黑体 CN Normal" w:hAnsi="思源黑体 CN Normal"/>
-                <w:sz w:val="17"/>
-                <w:szCs w:val="17"/>
-              </w:rPr>
-              <w:t xml:space="preserve">{%p if </w:t>
-            </w:r>
-            <w:proofErr w:type="spellStart"/>
-            <w:r>
-              <w:rPr>
-                <w:rFonts w:ascii="思源黑体 CN Normal" w:eastAsia="思源黑体 CN Normal" w:hAnsi="思源黑体 CN Normal"/>
-                <w:sz w:val="17"/>
-                <w:szCs w:val="17"/>
-              </w:rPr>
-              <w:t>var.var_</w:t>
-            </w:r>
-            <w:proofErr w:type="gramStart"/>
-            <w:r>
-              <w:rPr>
-                <w:rFonts w:ascii="思源黑体 CN Normal" w:eastAsia="思源黑体 CN Normal" w:hAnsi="思源黑体 CN Normal"/>
-                <w:sz w:val="17"/>
-                <w:szCs w:val="17"/>
-              </w:rPr>
-              <w:t>somatic.level</w:t>
-            </w:r>
-            <w:proofErr w:type="gramEnd"/>
-            <w:r>
-              <w:rPr>
-                <w:rFonts w:ascii="思源黑体 CN Normal" w:eastAsia="思源黑体 CN Normal" w:hAnsi="思源黑体 CN Normal"/>
-                <w:sz w:val="17"/>
-                <w:szCs w:val="17"/>
-              </w:rPr>
-              <w:t>_onco_nodrug</w:t>
-            </w:r>
-            <w:proofErr w:type="spellEnd"/>
-            <w:r>
-              <w:rPr>
-                <w:rFonts w:ascii="思源黑体 CN Normal" w:eastAsia="思源黑体 CN Normal" w:hAnsi="思源黑体 CN Normal"/>
-                <w:sz w:val="17"/>
-                <w:szCs w:val="17"/>
-              </w:rPr>
-              <w:t xml:space="preserve"> %}</w:t>
-            </w:r>
-          </w:p>
-          <w:p>
-            <w:pPr>
-              <w:jc w:val="left"/>
-              <w:rPr>
-                <w:rFonts w:ascii="思源黑体 CN Normal" w:eastAsia="思源黑体 CN Normal" w:hAnsi="思源黑体 CN Normal"/>
-                <w:sz w:val="17"/>
-                <w:szCs w:val="17"/>
-              </w:rPr>
-            </w:pPr>
-            <w:r>
-              <w:rPr>
-                <w:rFonts w:ascii="思源黑体 CN Normal" w:eastAsia="思源黑体 CN Normal" w:hAnsi="思源黑体 CN Normal" w:hint="eastAsia"/>
-                <w:sz w:val="17"/>
-                <w:szCs w:val="17"/>
-              </w:rPr>
-              <w:t>肿瘤发生发展相关变异：</w:t>
-            </w:r>
-            <w:r>
-              <w:rPr>
-                <w:rFonts w:ascii="思源黑体 CN Normal" w:eastAsia="思源黑体 CN Normal" w:hAnsi="思源黑体 CN Normal"/>
-                <w:sz w:val="17"/>
-                <w:szCs w:val="17"/>
-              </w:rPr>
-              <w:t>{</w:t>
-            </w:r>
-            <w:proofErr w:type="gramStart"/>
-            <w:r>
-              <w:rPr>
-                <w:rFonts w:ascii="思源黑体 CN Normal" w:eastAsia="思源黑体 CN Normal" w:hAnsi="思源黑体 CN Normal"/>
-                <w:sz w:val="17"/>
-                <w:szCs w:val="17"/>
-              </w:rPr>
-              <w:t xml:space="preserve">{( </w:t>
-            </w:r>
-            <w:proofErr w:type="spellStart"/>
-            <w:r>
-              <w:rPr>
-                <w:rFonts w:ascii="思源黑体 CN Normal" w:eastAsia="思源黑体 CN Normal" w:hAnsi="思源黑体 CN Normal"/>
-                <w:sz w:val="17"/>
-                <w:szCs w:val="17"/>
-              </w:rPr>
-              <w:t>var.var</w:t>
-            </w:r>
-            <w:proofErr w:type="gramEnd"/>
-            <w:r>
-              <w:rPr>
-                <w:rFonts w:ascii="思源黑体 CN Normal" w:eastAsia="思源黑体 CN Normal" w:hAnsi="思源黑体 CN Normal"/>
-                <w:sz w:val="17"/>
-                <w:szCs w:val="17"/>
-              </w:rPr>
-              <w:t>_somatic.level_onco_nodrug</w:t>
             </w:r>
             <w:proofErr w:type="spellEnd"/>
             <w:r>
@@ -5017,9 +4690,8 @@
           <w:sz w:val="21"/>
           <w:szCs w:val="21"/>
         </w:rPr>
-        <w:t>子宫内膜</w:t>
-      </w:r>
-      <w:proofErr w:type="gramStart"/>
+        <w:t>子宫内膜癌</w:t>
+      </w:r>
       <w:r>
         <w:rPr>
           <w:rFonts w:ascii="思源黑体 CN Bold" w:eastAsia="思源黑体 CN Bold" w:hAnsi="思源黑体 CN Bold" w:cstheme="minorBidi" w:hint="eastAsia"/>
@@ -5027,26 +4699,7 @@
           <w:sz w:val="21"/>
           <w:szCs w:val="21"/>
         </w:rPr>
-        <w:t>癌</w:t>
-      </w:r>
-      <w:r>
-        <w:rPr>
-          <w:rFonts w:ascii="思源黑体 CN Bold" w:eastAsia="思源黑体 CN Bold" w:hAnsi="思源黑体 CN Bold" w:cstheme="minorBidi" w:hint="eastAsia"/>
-          <w:color w:val="1E7648"/>
-          <w:sz w:val="21"/>
-          <w:szCs w:val="21"/>
-        </w:rPr>
-        <w:t>分子</w:t>
-      </w:r>
-      <w:proofErr w:type="gramEnd"/>
-      <w:r>
-        <w:rPr>
-          <w:rFonts w:ascii="思源黑体 CN Bold" w:eastAsia="思源黑体 CN Bold" w:hAnsi="思源黑体 CN Bold" w:cstheme="minorBidi" w:hint="eastAsia"/>
-          <w:color w:val="1E7648"/>
-          <w:sz w:val="21"/>
-          <w:szCs w:val="21"/>
-        </w:rPr>
-        <w:t>分型结果</w:t>
+        <w:t>分子分型结果</w:t>
       </w:r>
     </w:p>
     <w:p/>
@@ -5214,25 +4867,7 @@
                 <w:sz w:val="17"/>
                 <w:szCs w:val="17"/>
               </w:rPr>
-              <w:t>{%tr for a in var.ec_</w:t>
-            </w:r>
-            <w:proofErr w:type="gramStart"/>
-            <w:r>
-              <w:rPr>
-                <w:rFonts w:ascii="思源黑体 CN Normal" w:eastAsia="思源黑体 CN Normal" w:hAnsi="思源黑体 CN Normal"/>
-                <w:sz w:val="17"/>
-                <w:szCs w:val="17"/>
-              </w:rPr>
-              <w:t>type.POLE</w:t>
-            </w:r>
-            <w:proofErr w:type="gramEnd"/>
-            <w:r>
-              <w:rPr>
-                <w:rFonts w:ascii="思源黑体 CN Normal" w:eastAsia="思源黑体 CN Normal" w:hAnsi="思源黑体 CN Normal"/>
-                <w:sz w:val="17"/>
-                <w:szCs w:val="17"/>
-              </w:rPr>
-              <w:t>_level12_withECtype + [</w:t>
+              <w:t>{%tr for a in var.ec_type.POLE_level12_withECtype + [</w:t>
             </w:r>
             <w:proofErr w:type="spellStart"/>
             <w:r>
@@ -5296,25 +4931,7 @@
                 <w:sz w:val="17"/>
                 <w:szCs w:val="17"/>
               </w:rPr>
-              <w:t xml:space="preserve"> in [”MSI-H”</w:t>
-            </w:r>
-            <w:proofErr w:type="gramStart"/>
-            <w:r>
-              <w:rPr>
-                <w:rFonts w:ascii="思源黑体 CN Normal" w:eastAsia="思源黑体 CN Normal" w:hAnsi="思源黑体 CN Normal"/>
-                <w:sz w:val="17"/>
-                <w:szCs w:val="17"/>
-              </w:rPr>
-              <w:t>, ”MSS</w:t>
-            </w:r>
-            <w:proofErr w:type="gramEnd"/>
-            <w:r>
-              <w:rPr>
-                <w:rFonts w:ascii="思源黑体 CN Normal" w:eastAsia="思源黑体 CN Normal" w:hAnsi="思源黑体 CN Normal"/>
-                <w:sz w:val="17"/>
-                <w:szCs w:val="17"/>
-              </w:rPr>
-              <w:t>”]%}</w:t>
+              <w:t xml:space="preserve"> in [”MSI-H”, ”MSS”]%}</w:t>
             </w:r>
           </w:p>
           <w:p>
@@ -5376,7 +4993,6 @@
               <w:t>{{</w:t>
             </w:r>
             <w:proofErr w:type="spellStart"/>
-            <w:proofErr w:type="gramStart"/>
             <w:r>
               <w:rPr>
                 <w:rFonts w:ascii="思源黑体 CN Normal" w:eastAsia="思源黑体 CN Normal" w:hAnsi="思源黑体 CN Normal" w:hint="eastAsia"/>
@@ -5395,18 +5011,7 @@
                 <w:sz w:val="17"/>
                 <w:szCs w:val="17"/>
               </w:rPr>
-              <w:t>gene</w:t>
-            </w:r>
-            <w:proofErr w:type="gramEnd"/>
-            <w:r>
-              <w:rPr>
-                <w:rFonts w:ascii="思源黑体 CN Normal" w:eastAsia="思源黑体 CN Normal" w:hAnsi="思源黑体 CN Normal"/>
-                <w:i/>
-                <w:iCs/>
-                <w:sz w:val="17"/>
-                <w:szCs w:val="17"/>
-              </w:rPr>
-              <w:t>_symbol</w:t>
+              <w:t>gene_symbol</w:t>
             </w:r>
             <w:proofErr w:type="spellEnd"/>
             <w:r>
@@ -5479,25 +5084,7 @@
                 <w:sz w:val="17"/>
                 <w:szCs w:val="17"/>
               </w:rPr>
-              <w:t>==”MSI-</w:t>
-            </w:r>
-            <w:proofErr w:type="gramStart"/>
-            <w:r>
-              <w:rPr>
-                <w:rFonts w:ascii="思源黑体 CN Normal" w:eastAsia="思源黑体 CN Normal" w:hAnsi="思源黑体 CN Normal"/>
-                <w:sz w:val="17"/>
-                <w:szCs w:val="17"/>
-              </w:rPr>
-              <w:t>H”%</w:t>
-            </w:r>
-            <w:proofErr w:type="gramEnd"/>
-            <w:r>
-              <w:rPr>
-                <w:rFonts w:ascii="思源黑体 CN Normal" w:eastAsia="思源黑体 CN Normal" w:hAnsi="思源黑体 CN Normal"/>
-                <w:sz w:val="17"/>
-                <w:szCs w:val="17"/>
-              </w:rPr>
-              <w:t>}</w:t>
+              <w:t>==”MSI-H”%}</w:t>
             </w:r>
           </w:p>
           <w:p>
@@ -5569,25 +5156,7 @@
                 <w:sz w:val="17"/>
                 <w:szCs w:val="17"/>
               </w:rPr>
-              <w:t>=</w:t>
-            </w:r>
-            <w:proofErr w:type="gramStart"/>
-            <w:r>
-              <w:rPr>
-                <w:rFonts w:ascii="思源黑体 CN Normal" w:eastAsia="思源黑体 CN Normal" w:hAnsi="思源黑体 CN Normal"/>
-                <w:sz w:val="17"/>
-                <w:szCs w:val="17"/>
-              </w:rPr>
-              <w:t>=”MSS</w:t>
-            </w:r>
-            <w:proofErr w:type="gramEnd"/>
-            <w:r>
-              <w:rPr>
-                <w:rFonts w:ascii="思源黑体 CN Normal" w:eastAsia="思源黑体 CN Normal" w:hAnsi="思源黑体 CN Normal"/>
-                <w:sz w:val="17"/>
-                <w:szCs w:val="17"/>
-              </w:rPr>
-              <w:t>”%}</w:t>
+              <w:t>==”MSS”%}</w:t>
             </w:r>
           </w:p>
           <w:p>
@@ -5645,7 +5214,6 @@
               <w:t xml:space="preserve">{%p if </w:t>
             </w:r>
             <w:proofErr w:type="spellStart"/>
-            <w:proofErr w:type="gramStart"/>
             <w:r>
               <w:rPr>
                 <w:rFonts w:ascii="思源黑体 CN Normal" w:eastAsia="思源黑体 CN Normal" w:hAnsi="思源黑体 CN Normal"/>
@@ -5655,7 +5223,6 @@
               <w:t>a.result</w:t>
             </w:r>
             <w:proofErr w:type="spellEnd"/>
-            <w:proofErr w:type="gramEnd"/>
             <w:r>
               <w:rPr>
                 <w:rFonts w:ascii="思源黑体 CN Normal" w:eastAsia="思源黑体 CN Normal" w:hAnsi="思源黑体 CN Normal"/>
@@ -5737,23 +5304,13 @@
               <w:t>{{</w:t>
             </w:r>
             <w:proofErr w:type="spellStart"/>
-            <w:proofErr w:type="gramStart"/>
-            <w:r>
-              <w:rPr>
-                <w:rFonts w:ascii="思源黑体 CN Normal" w:eastAsia="思源黑体 CN Normal" w:hAnsi="思源黑体 CN Normal"/>
-                <w:sz w:val="17"/>
-                <w:szCs w:val="17"/>
-              </w:rPr>
-              <w:t>a.gene</w:t>
-            </w:r>
-            <w:proofErr w:type="gramEnd"/>
-            <w:r>
-              <w:rPr>
-                <w:rFonts w:ascii="思源黑体 CN Normal" w:eastAsia="思源黑体 CN Normal" w:hAnsi="思源黑体 CN Normal"/>
-                <w:sz w:val="17"/>
-                <w:szCs w:val="17"/>
-              </w:rPr>
-              <w:t>_region</w:t>
+            <w:r>
+              <w:rPr>
+                <w:rFonts w:ascii="思源黑体 CN Normal" w:eastAsia="思源黑体 CN Normal" w:hAnsi="思源黑体 CN Normal"/>
+                <w:sz w:val="17"/>
+                <w:szCs w:val="17"/>
+              </w:rPr>
+              <w:t>a.gene_region</w:t>
             </w:r>
             <w:proofErr w:type="spellEnd"/>
             <w:r>
@@ -5837,23 +5394,13 @@
               <w:t>{{</w:t>
             </w:r>
             <w:proofErr w:type="spellStart"/>
-            <w:proofErr w:type="gramStart"/>
-            <w:r>
-              <w:rPr>
-                <w:rFonts w:ascii="思源黑体 CN Normal" w:eastAsia="思源黑体 CN Normal" w:hAnsi="思源黑体 CN Normal"/>
-                <w:sz w:val="17"/>
-                <w:szCs w:val="17"/>
-              </w:rPr>
-              <w:t>a.transcript</w:t>
-            </w:r>
-            <w:proofErr w:type="gramEnd"/>
-            <w:r>
-              <w:rPr>
-                <w:rFonts w:ascii="思源黑体 CN Normal" w:eastAsia="思源黑体 CN Normal" w:hAnsi="思源黑体 CN Normal"/>
-                <w:sz w:val="17"/>
-                <w:szCs w:val="17"/>
-              </w:rPr>
-              <w:t>_primary</w:t>
+            <w:r>
+              <w:rPr>
+                <w:rFonts w:ascii="思源黑体 CN Normal" w:eastAsia="思源黑体 CN Normal" w:hAnsi="思源黑体 CN Normal"/>
+                <w:sz w:val="17"/>
+                <w:szCs w:val="17"/>
+              </w:rPr>
+              <w:t>a.transcript_primary</w:t>
             </w:r>
             <w:proofErr w:type="spellEnd"/>
             <w:r>
@@ -5940,25 +5487,7 @@
                 <w:sz w:val="17"/>
                 <w:szCs w:val="17"/>
               </w:rPr>
-              <w:t>==”MSI-</w:t>
-            </w:r>
-            <w:proofErr w:type="gramStart"/>
-            <w:r>
-              <w:rPr>
-                <w:rFonts w:ascii="思源黑体 CN Normal" w:eastAsia="思源黑体 CN Normal" w:hAnsi="思源黑体 CN Normal"/>
-                <w:sz w:val="17"/>
-                <w:szCs w:val="17"/>
-              </w:rPr>
-              <w:t>H”%</w:t>
-            </w:r>
-            <w:proofErr w:type="gramEnd"/>
-            <w:r>
-              <w:rPr>
-                <w:rFonts w:ascii="思源黑体 CN Normal" w:eastAsia="思源黑体 CN Normal" w:hAnsi="思源黑体 CN Normal"/>
-                <w:sz w:val="17"/>
-                <w:szCs w:val="17"/>
-              </w:rPr>
-              <w:t>}</w:t>
+              <w:t>==”MSI-H”%}</w:t>
             </w:r>
           </w:p>
           <w:p>
@@ -6031,18 +5560,90 @@
                 <w:sz w:val="17"/>
                 <w:szCs w:val="17"/>
               </w:rPr>
-              <w:t>=</w:t>
-            </w:r>
-            <w:proofErr w:type="gramStart"/>
-            <w:r>
-              <w:rPr>
-                <w:rFonts w:ascii="思源黑体 CN Normal" w:eastAsia="思源黑体 CN Normal" w:hAnsi="思源黑体 CN Normal"/>
-                <w:sz w:val="17"/>
-                <w:szCs w:val="17"/>
-              </w:rPr>
-              <w:t>=”MSS</w:t>
-            </w:r>
-            <w:proofErr w:type="gramEnd"/>
+              <w:t>==”MSS”%}</w:t>
+            </w:r>
+          </w:p>
+          <w:p>
+            <w:pPr>
+              <w:jc w:val="center"/>
+              <w:rPr>
+                <w:rFonts w:ascii="思源黑体 CN Normal" w:eastAsia="思源黑体 CN Normal" w:hAnsi="思源黑体 CN Normal"/>
+                <w:sz w:val="17"/>
+                <w:szCs w:val="17"/>
+              </w:rPr>
+            </w:pPr>
+            <w:r>
+              <w:rPr>
+                <w:rFonts w:ascii="思源黑体 CN Normal" w:eastAsia="思源黑体 CN Normal" w:hAnsi="思源黑体 CN Normal" w:hint="eastAsia"/>
+                <w:sz w:val="17"/>
+                <w:szCs w:val="17"/>
+              </w:rPr>
+              <w:t>/</w:t>
+            </w:r>
+          </w:p>
+          <w:p>
+            <w:pPr>
+              <w:jc w:val="center"/>
+              <w:rPr>
+                <w:rFonts w:ascii="思源黑体 CN Normal" w:eastAsia="思源黑体 CN Normal" w:hAnsi="思源黑体 CN Normal"/>
+                <w:sz w:val="17"/>
+                <w:szCs w:val="17"/>
+              </w:rPr>
+            </w:pPr>
+            <w:r>
+              <w:rPr>
+                <w:rFonts w:ascii="思源黑体 CN Normal" w:eastAsia="思源黑体 CN Normal" w:hAnsi="思源黑体 CN Normal"/>
+                <w:sz w:val="17"/>
+                <w:szCs w:val="17"/>
+              </w:rPr>
+              <w:t>{%p else%}</w:t>
+            </w:r>
+          </w:p>
+          <w:p>
+            <w:pPr>
+              <w:jc w:val="center"/>
+              <w:rPr>
+                <w:rFonts w:ascii="思源黑体 CN Normal" w:eastAsia="思源黑体 CN Normal" w:hAnsi="思源黑体 CN Normal"/>
+                <w:sz w:val="17"/>
+                <w:szCs w:val="17"/>
+              </w:rPr>
+            </w:pPr>
+            <w:r>
+              <w:rPr>
+                <w:rFonts w:ascii="思源黑体 CN Normal" w:eastAsia="思源黑体 CN Normal" w:hAnsi="思源黑体 CN Normal"/>
+                <w:sz w:val="17"/>
+                <w:szCs w:val="17"/>
+              </w:rPr>
+              <w:t xml:space="preserve">{%p if </w:t>
+            </w:r>
+            <w:proofErr w:type="spellStart"/>
+            <w:r>
+              <w:rPr>
+                <w:rFonts w:ascii="思源黑体 CN Normal" w:eastAsia="思源黑体 CN Normal" w:hAnsi="思源黑体 CN Normal"/>
+                <w:sz w:val="17"/>
+                <w:szCs w:val="17"/>
+              </w:rPr>
+              <w:t>a.result</w:t>
+            </w:r>
+            <w:proofErr w:type="spellEnd"/>
+            <w:r>
+              <w:rPr>
+                <w:rFonts w:ascii="思源黑体 CN Normal" w:eastAsia="思源黑体 CN Normal" w:hAnsi="思源黑体 CN Normal"/>
+                <w:sz w:val="17"/>
+                <w:szCs w:val="17"/>
+              </w:rPr>
+              <w:t>==”</w:t>
+            </w:r>
+            <w:proofErr w:type="spellStart"/>
+            <w:r>
+              <w:rPr>
+                <w:rFonts w:ascii="思源黑体 CN Normal" w:eastAsia="思源黑体 CN Normal" w:hAnsi="思源黑体 CN Normal"/>
+                <w:sz w:val="17"/>
+                <w:szCs w:val="17"/>
+              </w:rPr>
+              <w:t>nofound</w:t>
+            </w:r>
+            <w:proofErr w:type="spellEnd"/>
             <w:r>
               <w:rPr>
                 <w:rFonts w:ascii="思源黑体 CN Normal" w:eastAsia="思源黑体 CN Normal" w:hAnsi="思源黑体 CN Normal"/>
@@ -6067,7 +5668,7 @@
                 <w:sz w:val="17"/>
                 <w:szCs w:val="17"/>
               </w:rPr>
-              <w:t>/</w:t>
+              <w:t>-</w:t>
             </w:r>
           </w:p>
           <w:p>
@@ -6099,122 +5700,20 @@
             </w:pPr>
             <w:r>
               <w:rPr>
-                <w:rFonts w:ascii="思源黑体 CN Normal" w:eastAsia="思源黑体 CN Normal" w:hAnsi="思源黑体 CN Normal"/>
-                <w:sz w:val="17"/>
-                <w:szCs w:val="17"/>
-              </w:rPr>
-              <w:t xml:space="preserve">{%p if </w:t>
+                <w:rFonts w:ascii="思源黑体 CN Normal" w:eastAsia="思源黑体 CN Normal" w:hAnsi="思源黑体 CN Normal" w:hint="eastAsia"/>
+                <w:sz w:val="17"/>
+                <w:szCs w:val="17"/>
+              </w:rPr>
+              <w:t>{{</w:t>
             </w:r>
             <w:proofErr w:type="spellStart"/>
-            <w:proofErr w:type="gramStart"/>
-            <w:r>
-              <w:rPr>
-                <w:rFonts w:ascii="思源黑体 CN Normal" w:eastAsia="思源黑体 CN Normal" w:hAnsi="思源黑体 CN Normal"/>
-                <w:sz w:val="17"/>
-                <w:szCs w:val="17"/>
-              </w:rPr>
-              <w:t>a.result</w:t>
-            </w:r>
-            <w:proofErr w:type="spellEnd"/>
-            <w:proofErr w:type="gramEnd"/>
-            <w:r>
-              <w:rPr>
-                <w:rFonts w:ascii="思源黑体 CN Normal" w:eastAsia="思源黑体 CN Normal" w:hAnsi="思源黑体 CN Normal"/>
-                <w:sz w:val="17"/>
-                <w:szCs w:val="17"/>
-              </w:rPr>
-              <w:t>==”</w:t>
-            </w:r>
-            <w:proofErr w:type="spellStart"/>
-            <w:r>
-              <w:rPr>
-                <w:rFonts w:ascii="思源黑体 CN Normal" w:eastAsia="思源黑体 CN Normal" w:hAnsi="思源黑体 CN Normal"/>
-                <w:sz w:val="17"/>
-                <w:szCs w:val="17"/>
-              </w:rPr>
-              <w:t>nofound</w:t>
-            </w:r>
-            <w:proofErr w:type="spellEnd"/>
-            <w:r>
-              <w:rPr>
-                <w:rFonts w:ascii="思源黑体 CN Normal" w:eastAsia="思源黑体 CN Normal" w:hAnsi="思源黑体 CN Normal"/>
-                <w:sz w:val="17"/>
-                <w:szCs w:val="17"/>
-              </w:rPr>
-              <w:t>”%}</w:t>
-            </w:r>
-          </w:p>
-          <w:p>
-            <w:pPr>
-              <w:jc w:val="center"/>
-              <w:rPr>
-                <w:rFonts w:ascii="思源黑体 CN Normal" w:eastAsia="思源黑体 CN Normal" w:hAnsi="思源黑体 CN Normal"/>
-                <w:sz w:val="17"/>
-                <w:szCs w:val="17"/>
-              </w:rPr>
-            </w:pPr>
             <w:r>
               <w:rPr>
                 <w:rFonts w:ascii="思源黑体 CN Normal" w:eastAsia="思源黑体 CN Normal" w:hAnsi="思源黑体 CN Normal" w:hint="eastAsia"/>
                 <w:sz w:val="17"/>
                 <w:szCs w:val="17"/>
               </w:rPr>
-              <w:t>-</w:t>
-            </w:r>
-          </w:p>
-          <w:p>
-            <w:pPr>
-              <w:jc w:val="center"/>
-              <w:rPr>
-                <w:rFonts w:ascii="思源黑体 CN Normal" w:eastAsia="思源黑体 CN Normal" w:hAnsi="思源黑体 CN Normal"/>
-                <w:sz w:val="17"/>
-                <w:szCs w:val="17"/>
-              </w:rPr>
-            </w:pPr>
-            <w:r>
-              <w:rPr>
-                <w:rFonts w:ascii="思源黑体 CN Normal" w:eastAsia="思源黑体 CN Normal" w:hAnsi="思源黑体 CN Normal"/>
-                <w:sz w:val="17"/>
-                <w:szCs w:val="17"/>
-              </w:rPr>
-              <w:t>{%p else%}</w:t>
-            </w:r>
-          </w:p>
-          <w:p>
-            <w:pPr>
-              <w:jc w:val="center"/>
-              <w:rPr>
-                <w:rFonts w:ascii="思源黑体 CN Normal" w:eastAsia="思源黑体 CN Normal" w:hAnsi="思源黑体 CN Normal"/>
-                <w:sz w:val="17"/>
-                <w:szCs w:val="17"/>
-              </w:rPr>
-            </w:pPr>
-            <w:r>
-              <w:rPr>
-                <w:rFonts w:ascii="思源黑体 CN Normal" w:eastAsia="思源黑体 CN Normal" w:hAnsi="思源黑体 CN Normal" w:hint="eastAsia"/>
-                <w:sz w:val="17"/>
-                <w:szCs w:val="17"/>
-              </w:rPr>
-              <w:t>{{</w:t>
-            </w:r>
-            <w:proofErr w:type="spellStart"/>
-            <w:proofErr w:type="gramStart"/>
-            <w:r>
-              <w:rPr>
-                <w:rFonts w:ascii="思源黑体 CN Normal" w:eastAsia="思源黑体 CN Normal" w:hAnsi="思源黑体 CN Normal" w:hint="eastAsia"/>
-                <w:sz w:val="17"/>
-                <w:szCs w:val="17"/>
-              </w:rPr>
-              <w:t>a.freq</w:t>
-            </w:r>
-            <w:proofErr w:type="gramEnd"/>
-            <w:r>
-              <w:rPr>
-                <w:rFonts w:ascii="思源黑体 CN Normal" w:eastAsia="思源黑体 CN Normal" w:hAnsi="思源黑体 CN Normal" w:hint="eastAsia"/>
-                <w:sz w:val="17"/>
-                <w:szCs w:val="17"/>
-              </w:rPr>
-              <w:t>_str</w:t>
+              <w:t>a.freq_str</w:t>
             </w:r>
             <w:proofErr w:type="spellEnd"/>
             <w:r>
@@ -6983,31 +6482,7 @@
                 <w:szCs w:val="17"/>
                 <w:highlight w:val="yellow"/>
               </w:rPr>
-              <w:t>{%tr for gene in [“BRCA1”, “BRCA2”, “CTNNB1”, “EPCAM”, “MLH1”, “MSH2”, “MSH6”, “PMS2”, “POLE”, “TP53</w:t>
-            </w:r>
-            <w:proofErr w:type="gramStart"/>
-            <w:r>
-              <w:rPr>
-                <w:rFonts w:ascii="思源黑体 CN Normal" w:eastAsia="思源黑体 CN Normal" w:hAnsi="思源黑体 CN Normal" w:cs="思源黑体 CN Light"/>
-                <w:bCs/>
-                <w:iCs/>
-                <w:sz w:val="17"/>
-                <w:szCs w:val="17"/>
-                <w:highlight w:val="yellow"/>
-              </w:rPr>
-              <w:t>”]%</w:t>
-            </w:r>
-            <w:proofErr w:type="gramEnd"/>
-            <w:r>
-              <w:rPr>
-                <w:rFonts w:ascii="思源黑体 CN Normal" w:eastAsia="思源黑体 CN Normal" w:hAnsi="思源黑体 CN Normal" w:cs="思源黑体 CN Light"/>
-                <w:bCs/>
-                <w:iCs/>
-                <w:sz w:val="17"/>
-                <w:szCs w:val="17"/>
-                <w:highlight w:val="yellow"/>
-              </w:rPr>
-              <w:t>}</w:t>
+              <w:t>{%tr for gene in [“BRCA1”, “BRCA2”, “CTNNB1”, “EPCAM”, “MLH1”, “MSH2”, “MSH6”, “PMS2”, “POLE”, “TP53”]%}</w:t>
             </w:r>
           </w:p>
         </w:tc>
@@ -7073,29 +6548,7 @@
                 <w:sz w:val="17"/>
                 <w:szCs w:val="17"/>
               </w:rPr>
-              <w:t>var.var_</w:t>
-            </w:r>
-            <w:proofErr w:type="gramStart"/>
-            <w:r>
-              <w:rPr>
-                <w:rFonts w:ascii="思源黑体 CN Normal" w:eastAsia="思源黑体 CN Normal" w:hAnsi="思源黑体 CN Normal" w:cs="思源黑体 CN Light"/>
-                <w:bCs/>
-                <w:iCs/>
-                <w:sz w:val="17"/>
-                <w:szCs w:val="17"/>
-              </w:rPr>
-              <w:t>somatic.level</w:t>
-            </w:r>
-            <w:proofErr w:type="gramEnd"/>
-            <w:r>
-              <w:rPr>
-                <w:rFonts w:ascii="思源黑体 CN Normal" w:eastAsia="思源黑体 CN Normal" w:hAnsi="思源黑体 CN Normal" w:cs="思源黑体 CN Light"/>
-                <w:bCs/>
-                <w:iCs/>
-                <w:sz w:val="17"/>
-                <w:szCs w:val="17"/>
-              </w:rPr>
-              <w:t>_I</w:t>
+              <w:t>var.var_somatic.level_I</w:t>
             </w:r>
             <w:proofErr w:type="spellEnd"/>
             <w:r>
@@ -7165,7 +6618,6 @@
               <w:t>{{</w:t>
             </w:r>
             <w:proofErr w:type="spellStart"/>
-            <w:proofErr w:type="gramStart"/>
             <w:r>
               <w:rPr>
                 <w:rFonts w:ascii="思源黑体 CN Normal" w:eastAsia="思源黑体 CN Normal" w:hAnsi="思源黑体 CN Normal" w:hint="eastAsia"/>
@@ -7184,18 +6636,7 @@
                 <w:sz w:val="17"/>
                 <w:szCs w:val="17"/>
               </w:rPr>
-              <w:t>gene</w:t>
-            </w:r>
-            <w:proofErr w:type="gramEnd"/>
-            <w:r>
-              <w:rPr>
-                <w:rFonts w:ascii="思源黑体 CN Normal" w:eastAsia="思源黑体 CN Normal" w:hAnsi="思源黑体 CN Normal"/>
-                <w:i/>
-                <w:iCs/>
-                <w:sz w:val="17"/>
-                <w:szCs w:val="17"/>
-              </w:rPr>
-              <w:t>_symbol</w:t>
+              <w:t>gene_symbol</w:t>
             </w:r>
             <w:proofErr w:type="spellEnd"/>
             <w:r>
@@ -7232,23 +6673,13 @@
               <w:t>{{</w:t>
             </w:r>
             <w:proofErr w:type="spellStart"/>
-            <w:proofErr w:type="gramStart"/>
-            <w:r>
-              <w:rPr>
-                <w:rFonts w:ascii="思源黑体 CN Normal" w:eastAsia="思源黑体 CN Normal" w:hAnsi="思源黑体 CN Normal"/>
-                <w:sz w:val="17"/>
-                <w:szCs w:val="17"/>
-              </w:rPr>
-              <w:t>a.gene</w:t>
-            </w:r>
-            <w:proofErr w:type="gramEnd"/>
-            <w:r>
-              <w:rPr>
-                <w:rFonts w:ascii="思源黑体 CN Normal" w:eastAsia="思源黑体 CN Normal" w:hAnsi="思源黑体 CN Normal"/>
-                <w:sz w:val="17"/>
-                <w:szCs w:val="17"/>
-              </w:rPr>
-              <w:t>_region</w:t>
+            <w:r>
+              <w:rPr>
+                <w:rFonts w:ascii="思源黑体 CN Normal" w:eastAsia="思源黑体 CN Normal" w:hAnsi="思源黑体 CN Normal"/>
+                <w:sz w:val="17"/>
+                <w:szCs w:val="17"/>
+              </w:rPr>
+              <w:t>a.gene_region</w:t>
             </w:r>
             <w:proofErr w:type="spellEnd"/>
             <w:r>
@@ -7332,23 +6763,13 @@
               <w:t>{{</w:t>
             </w:r>
             <w:proofErr w:type="spellStart"/>
-            <w:proofErr w:type="gramStart"/>
-            <w:r>
-              <w:rPr>
-                <w:rFonts w:ascii="思源黑体 CN Normal" w:eastAsia="思源黑体 CN Normal" w:hAnsi="思源黑体 CN Normal"/>
-                <w:sz w:val="17"/>
-                <w:szCs w:val="17"/>
-              </w:rPr>
-              <w:t>a.transcript</w:t>
-            </w:r>
-            <w:proofErr w:type="gramEnd"/>
-            <w:r>
-              <w:rPr>
-                <w:rFonts w:ascii="思源黑体 CN Normal" w:eastAsia="思源黑体 CN Normal" w:hAnsi="思源黑体 CN Normal"/>
-                <w:sz w:val="17"/>
-                <w:szCs w:val="17"/>
-              </w:rPr>
-              <w:t>_primary</w:t>
+            <w:r>
+              <w:rPr>
+                <w:rFonts w:ascii="思源黑体 CN Normal" w:eastAsia="思源黑体 CN Normal" w:hAnsi="思源黑体 CN Normal"/>
+                <w:sz w:val="17"/>
+                <w:szCs w:val="17"/>
+              </w:rPr>
+              <w:t>a.transcript_primary</w:t>
             </w:r>
             <w:proofErr w:type="spellEnd"/>
             <w:r>
@@ -7383,23 +6804,13 @@
               <w:t>{{</w:t>
             </w:r>
             <w:proofErr w:type="spellStart"/>
-            <w:proofErr w:type="gramStart"/>
-            <w:r>
-              <w:rPr>
-                <w:rFonts w:ascii="思源黑体 CN Normal" w:eastAsia="思源黑体 CN Normal" w:hAnsi="思源黑体 CN Normal"/>
-                <w:sz w:val="17"/>
-                <w:szCs w:val="17"/>
-              </w:rPr>
-              <w:t>a.freq</w:t>
-            </w:r>
-            <w:proofErr w:type="gramEnd"/>
-            <w:r>
-              <w:rPr>
-                <w:rFonts w:ascii="思源黑体 CN Normal" w:eastAsia="思源黑体 CN Normal" w:hAnsi="思源黑体 CN Normal"/>
-                <w:sz w:val="17"/>
-                <w:szCs w:val="17"/>
-              </w:rPr>
-              <w:t>_str</w:t>
+            <w:r>
+              <w:rPr>
+                <w:rFonts w:ascii="思源黑体 CN Normal" w:eastAsia="思源黑体 CN Normal" w:hAnsi="思源黑体 CN Normal"/>
+                <w:sz w:val="17"/>
+                <w:szCs w:val="17"/>
+              </w:rPr>
+              <w:t>a.freq_str</w:t>
             </w:r>
             <w:proofErr w:type="spellEnd"/>
             <w:r>
@@ -7437,7 +6848,6 @@
               <w:t xml:space="preserve">{%p if </w:t>
             </w:r>
             <w:proofErr w:type="spellStart"/>
-            <w:proofErr w:type="gramStart"/>
             <w:r>
               <w:rPr>
                 <w:rFonts w:ascii="思源黑体 CN Normal" w:eastAsia="思源黑体 CN Normal" w:hAnsi="思源黑体 CN Normal" w:cs="思源黑体 CN Light"/>
@@ -7445,17 +6855,7 @@
                 <w:sz w:val="17"/>
                 <w:szCs w:val="17"/>
               </w:rPr>
-              <w:t>a.clinic</w:t>
-            </w:r>
-            <w:proofErr w:type="gramEnd"/>
-            <w:r>
-              <w:rPr>
-                <w:rFonts w:ascii="思源黑体 CN Normal" w:eastAsia="思源黑体 CN Normal" w:hAnsi="思源黑体 CN Normal" w:cs="思源黑体 CN Light"/>
-                <w:iCs/>
-                <w:sz w:val="17"/>
-                <w:szCs w:val="17"/>
-              </w:rPr>
-              <w:t>_num_s</w:t>
+              <w:t>a.clinic_num_s</w:t>
             </w:r>
             <w:proofErr w:type="spellEnd"/>
             <w:r>
@@ -7642,29 +7042,7 @@
                 <w:sz w:val="17"/>
                 <w:szCs w:val="17"/>
               </w:rPr>
-              <w:t>靶</w:t>
-            </w:r>
-            <w:proofErr w:type="gramStart"/>
-            <w:r>
-              <w:rPr>
-                <w:rFonts w:ascii="思源黑体 CN Normal" w:eastAsia="思源黑体 CN Normal" w:hAnsi="思源黑体 CN Normal" w:cs="思源黑体 CN Light" w:hint="eastAsia"/>
-                <w:bCs/>
-                <w:iCs/>
-                <w:sz w:val="17"/>
-                <w:szCs w:val="17"/>
-              </w:rPr>
-              <w:t>向治疗</w:t>
-            </w:r>
-            <w:proofErr w:type="gramEnd"/>
-            <w:r>
-              <w:rPr>
-                <w:rFonts w:ascii="思源黑体 CN Normal" w:eastAsia="思源黑体 CN Normal" w:hAnsi="思源黑体 CN Normal" w:cs="思源黑体 CN Light" w:hint="eastAsia"/>
-                <w:bCs/>
-                <w:iCs/>
-                <w:sz w:val="17"/>
-                <w:szCs w:val="17"/>
-              </w:rPr>
-              <w:t>相关</w:t>
+              <w:t>靶向治疗相关</w:t>
             </w:r>
           </w:p>
           <w:p>
@@ -7703,7 +7081,6 @@
               <w:t xml:space="preserve">%p if </w:t>
             </w:r>
             <w:proofErr w:type="spellStart"/>
-            <w:proofErr w:type="gramStart"/>
             <w:r>
               <w:rPr>
                 <w:rFonts w:ascii="思源黑体 CN Normal" w:eastAsia="思源黑体 CN Normal" w:hAnsi="思源黑体 CN Normal" w:cs="思源黑体 CN Light"/>
@@ -7713,9 +7090,9 @@
                 <w:szCs w:val="17"/>
                 <w:highlight w:val="green"/>
               </w:rPr>
-              <w:t>a.gene</w:t>
-            </w:r>
-            <w:proofErr w:type="gramEnd"/>
+              <w:t>a.gene_symbol</w:t>
+            </w:r>
+            <w:proofErr w:type="spellEnd"/>
             <w:r>
               <w:rPr>
                 <w:rFonts w:ascii="思源黑体 CN Normal" w:eastAsia="思源黑体 CN Normal" w:hAnsi="思源黑体 CN Normal" w:cs="思源黑体 CN Light"/>
@@ -7725,41 +7102,7 @@
                 <w:szCs w:val="17"/>
                 <w:highlight w:val="green"/>
               </w:rPr>
-              <w:t>_symbol</w:t>
-            </w:r>
-            <w:proofErr w:type="spellEnd"/>
-            <w:r>
-              <w:rPr>
-                <w:rFonts w:ascii="思源黑体 CN Normal" w:eastAsia="思源黑体 CN Normal" w:hAnsi="思源黑体 CN Normal" w:cs="思源黑体 CN Light"/>
-                <w:bCs/>
-                <w:iCs/>
-                <w:sz w:val="17"/>
-                <w:szCs w:val="17"/>
-                <w:highlight w:val="green"/>
-              </w:rPr>
-              <w:t xml:space="preserve"> in </w:t>
-            </w:r>
-            <w:r>
-              <w:rPr>
-                <w:rFonts w:ascii="思源黑体 CN Normal" w:eastAsia="思源黑体 CN Normal" w:hAnsi="思源黑体 CN Normal" w:cs="思源黑体 CN Light"/>
-                <w:bCs/>
-                <w:iCs/>
-                <w:sz w:val="17"/>
-                <w:szCs w:val="17"/>
-                <w:highlight w:val="green"/>
-              </w:rPr>
-              <w:t>["MLH1", "MSH2", "MSH6", "PMS2", "EPCAM"]</w:t>
-            </w:r>
-            <w:r>
-              <w:rPr>
-                <w:rFonts w:ascii="思源黑体 CN Normal" w:eastAsia="思源黑体 CN Normal" w:hAnsi="思源黑体 CN Normal" w:cs="思源黑体 CN Light"/>
-                <w:bCs/>
-                <w:iCs/>
-                <w:sz w:val="17"/>
-                <w:szCs w:val="17"/>
-                <w:highlight w:val="green"/>
-              </w:rPr>
-              <w:t xml:space="preserve"> and </w:t>
+              <w:t xml:space="preserve"> in ["MLH1", "MSH2", "MSH6", "PMS2", "EPCAM"] and </w:t>
             </w:r>
             <w:proofErr w:type="spellStart"/>
             <w:r>
@@ -7818,29 +7161,7 @@
                 <w:sz w:val="17"/>
                 <w:szCs w:val="17"/>
               </w:rPr>
-              <w:t>林</w:t>
-            </w:r>
-            <w:proofErr w:type="gramStart"/>
-            <w:r>
-              <w:rPr>
-                <w:rFonts w:ascii="思源黑体 CN Normal" w:eastAsia="思源黑体 CN Normal" w:hAnsi="思源黑体 CN Normal" w:cs="思源黑体 CN Light" w:hint="eastAsia"/>
-                <w:bCs/>
-                <w:iCs/>
-                <w:sz w:val="17"/>
-                <w:szCs w:val="17"/>
-              </w:rPr>
-              <w:t>奇发生</w:t>
-            </w:r>
-            <w:proofErr w:type="gramEnd"/>
-            <w:r>
-              <w:rPr>
-                <w:rFonts w:ascii="思源黑体 CN Normal" w:eastAsia="思源黑体 CN Normal" w:hAnsi="思源黑体 CN Normal" w:cs="思源黑体 CN Light" w:hint="eastAsia"/>
-                <w:bCs/>
-                <w:iCs/>
-                <w:sz w:val="17"/>
-                <w:szCs w:val="17"/>
-              </w:rPr>
-              <w:t>发展相关</w:t>
+              <w:t>林奇发生发展相关</w:t>
             </w:r>
           </w:p>
           <w:p>
@@ -7849,7 +7170,7 @@
               <w:snapToGrid w:val="0"/>
               <w:jc w:val="center"/>
               <w:rPr>
-                <w:rFonts w:ascii="思源黑体 CN Normal" w:eastAsia="思源黑体 CN Normal" w:hAnsi="思源黑体 CN Normal" w:cs="思源黑体 CN Light" w:hint="eastAsia"/>
+                <w:rFonts w:ascii="思源黑体 CN Normal" w:eastAsia="思源黑体 CN Normal" w:hAnsi="思源黑体 CN Normal" w:cs="思源黑体 CN Light"/>
                 <w:bCs/>
                 <w:iCs/>
                 <w:sz w:val="17"/>
@@ -8039,29 +7360,7 @@
                 <w:sz w:val="17"/>
                 <w:szCs w:val="17"/>
               </w:rPr>
-              <w:t>var.var_</w:t>
-            </w:r>
-            <w:proofErr w:type="gramStart"/>
-            <w:r>
-              <w:rPr>
-                <w:rFonts w:ascii="思源黑体 CN Normal" w:eastAsia="思源黑体 CN Normal" w:hAnsi="思源黑体 CN Normal" w:cs="思源黑体 CN Light"/>
-                <w:bCs/>
-                <w:iCs/>
-                <w:sz w:val="17"/>
-                <w:szCs w:val="17"/>
-              </w:rPr>
-              <w:t>somatic.level</w:t>
-            </w:r>
-            <w:proofErr w:type="gramEnd"/>
-            <w:r>
-              <w:rPr>
-                <w:rFonts w:ascii="思源黑体 CN Normal" w:eastAsia="思源黑体 CN Normal" w:hAnsi="思源黑体 CN Normal" w:cs="思源黑体 CN Light"/>
-                <w:bCs/>
-                <w:iCs/>
-                <w:sz w:val="17"/>
-                <w:szCs w:val="17"/>
-              </w:rPr>
-              <w:t>_onco_nodrug</w:t>
+              <w:t>var.var_somatic.level_onco_nodrug</w:t>
             </w:r>
             <w:proofErr w:type="spellEnd"/>
             <w:r>
@@ -8142,7 +7441,6 @@
               <w:t>{{</w:t>
             </w:r>
             <w:proofErr w:type="spellStart"/>
-            <w:proofErr w:type="gramStart"/>
             <w:r>
               <w:rPr>
                 <w:rFonts w:ascii="思源黑体 CN Normal" w:eastAsia="思源黑体 CN Normal" w:hAnsi="思源黑体 CN Normal"/>
@@ -8152,19 +7450,7 @@
                 <w:sz w:val="17"/>
                 <w:szCs w:val="17"/>
               </w:rPr>
-              <w:t>a.gene</w:t>
-            </w:r>
-            <w:proofErr w:type="gramEnd"/>
-            <w:r>
-              <w:rPr>
-                <w:rFonts w:ascii="思源黑体 CN Normal" w:eastAsia="思源黑体 CN Normal" w:hAnsi="思源黑体 CN Normal"/>
-                <w:i/>
-                <w:iCs/>
-                <w:color w:val="000000" w:themeColor="text1"/>
-                <w:sz w:val="17"/>
-                <w:szCs w:val="17"/>
-              </w:rPr>
-              <w:t>_symbol</w:t>
+              <w:t>a.gene_symbol</w:t>
             </w:r>
             <w:proofErr w:type="spellEnd"/>
             <w:r>
@@ -8204,7 +7490,6 @@
               <w:t>{{</w:t>
             </w:r>
             <w:proofErr w:type="spellStart"/>
-            <w:proofErr w:type="gramStart"/>
             <w:r>
               <w:rPr>
                 <w:rFonts w:ascii="思源黑体 CN Normal" w:eastAsia="思源黑体 CN Normal" w:hAnsi="思源黑体 CN Normal"/>
@@ -8212,9 +7497,9 @@
                 <w:sz w:val="17"/>
                 <w:szCs w:val="17"/>
               </w:rPr>
-              <w:t>a.gene</w:t>
-            </w:r>
-            <w:proofErr w:type="gramEnd"/>
+              <w:t>a.gene_region</w:t>
+            </w:r>
+            <w:proofErr w:type="spellEnd"/>
             <w:r>
               <w:rPr>
                 <w:rFonts w:ascii="思源黑体 CN Normal" w:eastAsia="思源黑体 CN Normal" w:hAnsi="思源黑体 CN Normal"/>
@@ -8222,7 +7507,17 @@
                 <w:sz w:val="17"/>
                 <w:szCs w:val="17"/>
               </w:rPr>
-              <w:t>_region</w:t>
+              <w:t>}} {{</w:t>
+            </w:r>
+            <w:proofErr w:type="spellStart"/>
+            <w:r>
+              <w:rPr>
+                <w:rFonts w:ascii="思源黑体 CN Normal" w:eastAsia="思源黑体 CN Normal" w:hAnsi="思源黑体 CN Normal"/>
+                <w:color w:val="000000" w:themeColor="text1"/>
+                <w:sz w:val="17"/>
+                <w:szCs w:val="17"/>
+              </w:rPr>
+              <w:t>a.hgvs_c</w:t>
             </w:r>
             <w:proofErr w:type="spellEnd"/>
             <w:r>
@@ -8232,7 +7527,7 @@
                 <w:sz w:val="17"/>
                 <w:szCs w:val="17"/>
               </w:rPr>
-              <w:t>}} {{</w:t>
+              <w:t xml:space="preserve">}}{%if </w:t>
             </w:r>
             <w:proofErr w:type="spellStart"/>
             <w:r>
@@ -8242,7 +7537,7 @@
                 <w:sz w:val="17"/>
                 <w:szCs w:val="17"/>
               </w:rPr>
-              <w:t>a.hgvs_c</w:t>
+              <w:t>a.hgvs_p</w:t>
             </w:r>
             <w:proofErr w:type="spellEnd"/>
             <w:r>
@@ -8252,7 +7547,7 @@
                 <w:sz w:val="17"/>
                 <w:szCs w:val="17"/>
               </w:rPr>
-              <w:t xml:space="preserve">}}{%if </w:t>
+              <w:t>!=”p.?”%} {{</w:t>
             </w:r>
             <w:proofErr w:type="spellStart"/>
             <w:r>
@@ -8272,7 +7567,26 @@
                 <w:sz w:val="17"/>
                 <w:szCs w:val="17"/>
               </w:rPr>
-              <w:t>!=”p.?”%} {{</w:t>
+              <w:t>}}{%endif%}</w:t>
+            </w:r>
+          </w:p>
+          <w:p>
+            <w:pPr>
+              <w:jc w:val="center"/>
+              <w:rPr>
+                <w:rFonts w:ascii="思源黑体 CN Normal" w:eastAsia="思源黑体 CN Normal" w:hAnsi="思源黑体 CN Normal"/>
+                <w:sz w:val="17"/>
+                <w:szCs w:val="17"/>
+              </w:rPr>
+            </w:pPr>
+            <w:r>
+              <w:rPr>
+                <w:rFonts w:ascii="思源黑体 CN Normal" w:eastAsia="思源黑体 CN Normal" w:hAnsi="思源黑体 CN Normal"/>
+                <w:color w:val="000000" w:themeColor="text1"/>
+                <w:sz w:val="17"/>
+                <w:szCs w:val="17"/>
+              </w:rPr>
+              <w:t>{{</w:t>
             </w:r>
             <w:proofErr w:type="spellStart"/>
             <w:r>
@@ -8282,57 +7596,7 @@
                 <w:sz w:val="17"/>
                 <w:szCs w:val="17"/>
               </w:rPr>
-              <w:t>a.hgvs_p</w:t>
-            </w:r>
-            <w:proofErr w:type="spellEnd"/>
-            <w:r>
-              <w:rPr>
-                <w:rFonts w:ascii="思源黑体 CN Normal" w:eastAsia="思源黑体 CN Normal" w:hAnsi="思源黑体 CN Normal"/>
-                <w:color w:val="000000" w:themeColor="text1"/>
-                <w:sz w:val="17"/>
-                <w:szCs w:val="17"/>
-              </w:rPr>
-              <w:t>}}{%endif%}</w:t>
-            </w:r>
-          </w:p>
-          <w:p>
-            <w:pPr>
-              <w:jc w:val="center"/>
-              <w:rPr>
-                <w:rFonts w:ascii="思源黑体 CN Normal" w:eastAsia="思源黑体 CN Normal" w:hAnsi="思源黑体 CN Normal"/>
-                <w:sz w:val="17"/>
-                <w:szCs w:val="17"/>
-              </w:rPr>
-            </w:pPr>
-            <w:r>
-              <w:rPr>
-                <w:rFonts w:ascii="思源黑体 CN Normal" w:eastAsia="思源黑体 CN Normal" w:hAnsi="思源黑体 CN Normal"/>
-                <w:color w:val="000000" w:themeColor="text1"/>
-                <w:sz w:val="17"/>
-                <w:szCs w:val="17"/>
-              </w:rPr>
-              <w:t>{{</w:t>
-            </w:r>
-            <w:proofErr w:type="spellStart"/>
-            <w:proofErr w:type="gramStart"/>
-            <w:r>
-              <w:rPr>
-                <w:rFonts w:ascii="思源黑体 CN Normal" w:eastAsia="思源黑体 CN Normal" w:hAnsi="思源黑体 CN Normal"/>
-                <w:color w:val="000000" w:themeColor="text1"/>
-                <w:sz w:val="17"/>
-                <w:szCs w:val="17"/>
-              </w:rPr>
-              <w:t>a.transcript</w:t>
-            </w:r>
-            <w:proofErr w:type="gramEnd"/>
-            <w:r>
-              <w:rPr>
-                <w:rFonts w:ascii="思源黑体 CN Normal" w:eastAsia="思源黑体 CN Normal" w:hAnsi="思源黑体 CN Normal"/>
-                <w:color w:val="000000" w:themeColor="text1"/>
-                <w:sz w:val="17"/>
-                <w:szCs w:val="17"/>
-              </w:rPr>
-              <w:t>_primary</w:t>
+              <w:t>a.transcript_primary</w:t>
             </w:r>
             <w:proofErr w:type="spellEnd"/>
             <w:r>
@@ -8369,7 +7633,6 @@
               <w:t>{{</w:t>
             </w:r>
             <w:proofErr w:type="spellStart"/>
-            <w:proofErr w:type="gramStart"/>
             <w:r>
               <w:rPr>
                 <w:rFonts w:ascii="思源黑体 CN Normal" w:eastAsia="思源黑体 CN Normal" w:hAnsi="思源黑体 CN Normal"/>
@@ -8377,17 +7640,7 @@
                 <w:sz w:val="17"/>
                 <w:szCs w:val="17"/>
               </w:rPr>
-              <w:t>a.freq</w:t>
-            </w:r>
-            <w:proofErr w:type="gramEnd"/>
-            <w:r>
-              <w:rPr>
-                <w:rFonts w:ascii="思源黑体 CN Normal" w:eastAsia="思源黑体 CN Normal" w:hAnsi="思源黑体 CN Normal"/>
-                <w:color w:val="000000" w:themeColor="text1"/>
-                <w:sz w:val="17"/>
-                <w:szCs w:val="17"/>
-              </w:rPr>
-              <w:t>_str</w:t>
+              <w:t>a.freq_str</w:t>
             </w:r>
             <w:proofErr w:type="spellEnd"/>
             <w:r>
@@ -8649,29 +7902,7 @@
                 <w:sz w:val="17"/>
                 <w:szCs w:val="17"/>
               </w:rPr>
-              <w:t>var.var_</w:t>
-            </w:r>
-            <w:proofErr w:type="gramStart"/>
-            <w:r>
-              <w:rPr>
-                <w:rFonts w:ascii="思源黑体 CN Normal" w:eastAsia="思源黑体 CN Normal" w:hAnsi="思源黑体 CN Normal" w:cs="思源黑体 CN Light"/>
-                <w:bCs/>
-                <w:iCs/>
-                <w:sz w:val="17"/>
-                <w:szCs w:val="17"/>
-              </w:rPr>
-              <w:t>somatic.level</w:t>
-            </w:r>
-            <w:proofErr w:type="gramEnd"/>
-            <w:r>
-              <w:rPr>
-                <w:rFonts w:ascii="思源黑体 CN Normal" w:eastAsia="思源黑体 CN Normal" w:hAnsi="思源黑体 CN Normal" w:cs="思源黑体 CN Light"/>
-                <w:bCs/>
-                <w:iCs/>
-                <w:sz w:val="17"/>
-                <w:szCs w:val="17"/>
-              </w:rPr>
-              <w:t>_onco_nodrug</w:t>
+              <w:t>var.var_somatic.level_onco_nodrug</w:t>
             </w:r>
             <w:proofErr w:type="spellEnd"/>
             <w:r>
@@ -8772,7 +8003,6 @@
               <w:t>{{</w:t>
             </w:r>
             <w:proofErr w:type="spellStart"/>
-            <w:proofErr w:type="gramStart"/>
             <w:r>
               <w:rPr>
                 <w:rFonts w:ascii="思源黑体 CN Normal" w:eastAsia="思源黑体 CN Normal" w:hAnsi="思源黑体 CN Normal"/>
@@ -8782,19 +8012,7 @@
                 <w:sz w:val="17"/>
                 <w:szCs w:val="17"/>
               </w:rPr>
-              <w:t>a.gene</w:t>
-            </w:r>
-            <w:proofErr w:type="gramEnd"/>
-            <w:r>
-              <w:rPr>
-                <w:rFonts w:ascii="思源黑体 CN Normal" w:eastAsia="思源黑体 CN Normal" w:hAnsi="思源黑体 CN Normal"/>
-                <w:i/>
-                <w:iCs/>
-                <w:color w:val="000000" w:themeColor="text1"/>
-                <w:sz w:val="17"/>
-                <w:szCs w:val="17"/>
-              </w:rPr>
-              <w:t>_symbol</w:t>
+              <w:t>a.gene_symbol</w:t>
             </w:r>
             <w:proofErr w:type="spellEnd"/>
             <w:r>
@@ -8834,7 +8052,6 @@
               <w:t>{{</w:t>
             </w:r>
             <w:proofErr w:type="spellStart"/>
-            <w:proofErr w:type="gramStart"/>
             <w:r>
               <w:rPr>
                 <w:rFonts w:ascii="思源黑体 CN Normal" w:eastAsia="思源黑体 CN Normal" w:hAnsi="思源黑体 CN Normal"/>
@@ -8842,9 +8059,9 @@
                 <w:sz w:val="17"/>
                 <w:szCs w:val="17"/>
               </w:rPr>
-              <w:t>a.gene</w:t>
-            </w:r>
-            <w:proofErr w:type="gramEnd"/>
+              <w:t>a.gene_region</w:t>
+            </w:r>
+            <w:proofErr w:type="spellEnd"/>
             <w:r>
               <w:rPr>
                 <w:rFonts w:ascii="思源黑体 CN Normal" w:eastAsia="思源黑体 CN Normal" w:hAnsi="思源黑体 CN Normal"/>
@@ -8852,7 +8069,17 @@
                 <w:sz w:val="17"/>
                 <w:szCs w:val="17"/>
               </w:rPr>
-              <w:t>_region</w:t>
+              <w:t>}} {{</w:t>
+            </w:r>
+            <w:proofErr w:type="spellStart"/>
+            <w:r>
+              <w:rPr>
+                <w:rFonts w:ascii="思源黑体 CN Normal" w:eastAsia="思源黑体 CN Normal" w:hAnsi="思源黑体 CN Normal"/>
+                <w:color w:val="000000" w:themeColor="text1"/>
+                <w:sz w:val="17"/>
+                <w:szCs w:val="17"/>
+              </w:rPr>
+              <w:t>a.hgvs_c</w:t>
             </w:r>
             <w:proofErr w:type="spellEnd"/>
             <w:r>
@@ -8862,7 +8089,7 @@
                 <w:sz w:val="17"/>
                 <w:szCs w:val="17"/>
               </w:rPr>
-              <w:t>}} {{</w:t>
+              <w:t xml:space="preserve">}}{%if </w:t>
             </w:r>
             <w:proofErr w:type="spellStart"/>
             <w:r>
@@ -8872,7 +8099,7 @@
                 <w:sz w:val="17"/>
                 <w:szCs w:val="17"/>
               </w:rPr>
-              <w:t>a.hgvs_c</w:t>
+              <w:t>a.hgvs_p</w:t>
             </w:r>
             <w:proofErr w:type="spellEnd"/>
             <w:r>
@@ -8882,7 +8109,7 @@
                 <w:sz w:val="17"/>
                 <w:szCs w:val="17"/>
               </w:rPr>
-              <w:t xml:space="preserve">}}{%if </w:t>
+              <w:t>!=”p.?”%} {{</w:t>
             </w:r>
             <w:proofErr w:type="spellStart"/>
             <w:r>
@@ -8902,7 +8129,26 @@
                 <w:sz w:val="17"/>
                 <w:szCs w:val="17"/>
               </w:rPr>
-              <w:t>!=”p.?”%} {{</w:t>
+              <w:t>}}{%endif%}</w:t>
+            </w:r>
+          </w:p>
+          <w:p>
+            <w:pPr>
+              <w:jc w:val="center"/>
+              <w:rPr>
+                <w:rFonts w:ascii="思源黑体 CN Normal" w:eastAsia="思源黑体 CN Normal" w:hAnsi="思源黑体 CN Normal"/>
+                <w:sz w:val="17"/>
+                <w:szCs w:val="17"/>
+              </w:rPr>
+            </w:pPr>
+            <w:r>
+              <w:rPr>
+                <w:rFonts w:ascii="思源黑体 CN Normal" w:eastAsia="思源黑体 CN Normal" w:hAnsi="思源黑体 CN Normal"/>
+                <w:color w:val="000000" w:themeColor="text1"/>
+                <w:sz w:val="17"/>
+                <w:szCs w:val="17"/>
+              </w:rPr>
+              <w:t>{{</w:t>
             </w:r>
             <w:proofErr w:type="spellStart"/>
             <w:r>
@@ -8912,57 +8158,7 @@
                 <w:sz w:val="17"/>
                 <w:szCs w:val="17"/>
               </w:rPr>
-              <w:t>a.hgvs_p</w:t>
-            </w:r>
-            <w:proofErr w:type="spellEnd"/>
-            <w:r>
-              <w:rPr>
-                <w:rFonts w:ascii="思源黑体 CN Normal" w:eastAsia="思源黑体 CN Normal" w:hAnsi="思源黑体 CN Normal"/>
-                <w:color w:val="000000" w:themeColor="text1"/>
-                <w:sz w:val="17"/>
-                <w:szCs w:val="17"/>
-              </w:rPr>
-              <w:t>}}{%endif%}</w:t>
-            </w:r>
-          </w:p>
-          <w:p>
-            <w:pPr>
-              <w:jc w:val="center"/>
-              <w:rPr>
-                <w:rFonts w:ascii="思源黑体 CN Normal" w:eastAsia="思源黑体 CN Normal" w:hAnsi="思源黑体 CN Normal"/>
-                <w:sz w:val="17"/>
-                <w:szCs w:val="17"/>
-              </w:rPr>
-            </w:pPr>
-            <w:r>
-              <w:rPr>
-                <w:rFonts w:ascii="思源黑体 CN Normal" w:eastAsia="思源黑体 CN Normal" w:hAnsi="思源黑体 CN Normal"/>
-                <w:color w:val="000000" w:themeColor="text1"/>
-                <w:sz w:val="17"/>
-                <w:szCs w:val="17"/>
-              </w:rPr>
-              <w:t>{{</w:t>
-            </w:r>
-            <w:proofErr w:type="spellStart"/>
-            <w:proofErr w:type="gramStart"/>
-            <w:r>
-              <w:rPr>
-                <w:rFonts w:ascii="思源黑体 CN Normal" w:eastAsia="思源黑体 CN Normal" w:hAnsi="思源黑体 CN Normal"/>
-                <w:color w:val="000000" w:themeColor="text1"/>
-                <w:sz w:val="17"/>
-                <w:szCs w:val="17"/>
-              </w:rPr>
-              <w:t>a.transcript</w:t>
-            </w:r>
-            <w:proofErr w:type="gramEnd"/>
-            <w:r>
-              <w:rPr>
-                <w:rFonts w:ascii="思源黑体 CN Normal" w:eastAsia="思源黑体 CN Normal" w:hAnsi="思源黑体 CN Normal"/>
-                <w:color w:val="000000" w:themeColor="text1"/>
-                <w:sz w:val="17"/>
-                <w:szCs w:val="17"/>
-              </w:rPr>
-              <w:t>_primary</w:t>
+              <w:t>a.transcript_primary</w:t>
             </w:r>
             <w:proofErr w:type="spellEnd"/>
             <w:r>
@@ -8999,7 +8195,6 @@
               <w:t>{{</w:t>
             </w:r>
             <w:proofErr w:type="spellStart"/>
-            <w:proofErr w:type="gramStart"/>
             <w:r>
               <w:rPr>
                 <w:rFonts w:ascii="思源黑体 CN Normal" w:eastAsia="思源黑体 CN Normal" w:hAnsi="思源黑体 CN Normal"/>
@@ -9007,17 +8202,7 @@
                 <w:sz w:val="17"/>
                 <w:szCs w:val="17"/>
               </w:rPr>
-              <w:t>a.freq</w:t>
-            </w:r>
-            <w:proofErr w:type="gramEnd"/>
-            <w:r>
-              <w:rPr>
-                <w:rFonts w:ascii="思源黑体 CN Normal" w:eastAsia="思源黑体 CN Normal" w:hAnsi="思源黑体 CN Normal"/>
-                <w:color w:val="000000" w:themeColor="text1"/>
-                <w:sz w:val="17"/>
-                <w:szCs w:val="17"/>
-              </w:rPr>
-              <w:t>_str</w:t>
+              <w:t>a.freq_str</w:t>
             </w:r>
             <w:proofErr w:type="spellEnd"/>
             <w:r>
@@ -9260,29 +8445,7 @@
                 <w:sz w:val="17"/>
                 <w:szCs w:val="17"/>
               </w:rPr>
-              <w:t>var.var_</w:t>
-            </w:r>
-            <w:proofErr w:type="gramStart"/>
-            <w:r>
-              <w:rPr>
-                <w:rFonts w:ascii="思源黑体 CN Normal" w:eastAsia="思源黑体 CN Normal" w:hAnsi="思源黑体 CN Normal" w:cs="思源黑体 CN Light"/>
-                <w:bCs/>
-                <w:iCs/>
-                <w:sz w:val="17"/>
-                <w:szCs w:val="17"/>
-              </w:rPr>
-              <w:t>somatic.level</w:t>
-            </w:r>
-            <w:proofErr w:type="gramEnd"/>
-            <w:r>
-              <w:rPr>
-                <w:rFonts w:ascii="思源黑体 CN Normal" w:eastAsia="思源黑体 CN Normal" w:hAnsi="思源黑体 CN Normal" w:cs="思源黑体 CN Light"/>
-                <w:bCs/>
-                <w:iCs/>
-                <w:sz w:val="17"/>
-                <w:szCs w:val="17"/>
-              </w:rPr>
-              <w:t>_III</w:t>
+              <w:t>var.var_somatic.level_III</w:t>
             </w:r>
             <w:proofErr w:type="spellEnd"/>
             <w:r>
@@ -9331,7 +8494,6 @@
               <w:t>{{</w:t>
             </w:r>
             <w:proofErr w:type="spellStart"/>
-            <w:proofErr w:type="gramStart"/>
             <w:r>
               <w:rPr>
                 <w:rFonts w:ascii="思源黑体 CN Normal" w:eastAsia="思源黑体 CN Normal" w:hAnsi="思源黑体 CN Normal"/>
@@ -9341,19 +8503,7 @@
                 <w:sz w:val="17"/>
                 <w:szCs w:val="17"/>
               </w:rPr>
-              <w:t>a.gene</w:t>
-            </w:r>
-            <w:proofErr w:type="gramEnd"/>
-            <w:r>
-              <w:rPr>
-                <w:rFonts w:ascii="思源黑体 CN Normal" w:eastAsia="思源黑体 CN Normal" w:hAnsi="思源黑体 CN Normal"/>
-                <w:i/>
-                <w:iCs/>
-                <w:color w:val="000000" w:themeColor="text1"/>
-                <w:sz w:val="17"/>
-                <w:szCs w:val="17"/>
-              </w:rPr>
-              <w:t>_symbol</w:t>
+              <w:t>a.gene_symbol</w:t>
             </w:r>
             <w:proofErr w:type="spellEnd"/>
             <w:r>
@@ -9393,7 +8543,6 @@
               <w:t>{{</w:t>
             </w:r>
             <w:proofErr w:type="spellStart"/>
-            <w:proofErr w:type="gramStart"/>
             <w:r>
               <w:rPr>
                 <w:rFonts w:ascii="思源黑体 CN Normal" w:eastAsia="思源黑体 CN Normal" w:hAnsi="思源黑体 CN Normal"/>
@@ -9401,9 +8550,9 @@
                 <w:sz w:val="17"/>
                 <w:szCs w:val="17"/>
               </w:rPr>
-              <w:t>a.gene</w:t>
-            </w:r>
-            <w:proofErr w:type="gramEnd"/>
+              <w:t>a.gene_region</w:t>
+            </w:r>
+            <w:proofErr w:type="spellEnd"/>
             <w:r>
               <w:rPr>
                 <w:rFonts w:ascii="思源黑体 CN Normal" w:eastAsia="思源黑体 CN Normal" w:hAnsi="思源黑体 CN Normal"/>
@@ -9411,7 +8560,17 @@
                 <w:sz w:val="17"/>
                 <w:szCs w:val="17"/>
               </w:rPr>
-              <w:t>_region</w:t>
+              <w:t>}} {{</w:t>
+            </w:r>
+            <w:proofErr w:type="spellStart"/>
+            <w:r>
+              <w:rPr>
+                <w:rFonts w:ascii="思源黑体 CN Normal" w:eastAsia="思源黑体 CN Normal" w:hAnsi="思源黑体 CN Normal"/>
+                <w:color w:val="000000" w:themeColor="text1"/>
+                <w:sz w:val="17"/>
+                <w:szCs w:val="17"/>
+              </w:rPr>
+              <w:t>a.hgvs_c</w:t>
             </w:r>
             <w:proofErr w:type="spellEnd"/>
             <w:r>
@@ -9421,7 +8580,7 @@
                 <w:sz w:val="17"/>
                 <w:szCs w:val="17"/>
               </w:rPr>
-              <w:t>}} {{</w:t>
+              <w:t xml:space="preserve">}}{%if </w:t>
             </w:r>
             <w:proofErr w:type="spellStart"/>
             <w:r>
@@ -9431,7 +8590,7 @@
                 <w:sz w:val="17"/>
                 <w:szCs w:val="17"/>
               </w:rPr>
-              <w:t>a.hgvs_c</w:t>
+              <w:t>a.hgvs_p</w:t>
             </w:r>
             <w:proofErr w:type="spellEnd"/>
             <w:r>
@@ -9441,7 +8600,7 @@
                 <w:sz w:val="17"/>
                 <w:szCs w:val="17"/>
               </w:rPr>
-              <w:t xml:space="preserve">}}{%if </w:t>
+              <w:t>!=”p.?”%} {{</w:t>
             </w:r>
             <w:proofErr w:type="spellStart"/>
             <w:r>
@@ -9461,7 +8620,26 @@
                 <w:sz w:val="17"/>
                 <w:szCs w:val="17"/>
               </w:rPr>
-              <w:t>!=”p.?”%} {{</w:t>
+              <w:t>}}{%endif%}</w:t>
+            </w:r>
+          </w:p>
+          <w:p>
+            <w:pPr>
+              <w:jc w:val="center"/>
+              <w:rPr>
+                <w:rFonts w:ascii="思源黑体 CN Normal" w:eastAsia="思源黑体 CN Normal" w:hAnsi="思源黑体 CN Normal"/>
+                <w:sz w:val="17"/>
+                <w:szCs w:val="17"/>
+              </w:rPr>
+            </w:pPr>
+            <w:r>
+              <w:rPr>
+                <w:rFonts w:ascii="思源黑体 CN Normal" w:eastAsia="思源黑体 CN Normal" w:hAnsi="思源黑体 CN Normal"/>
+                <w:color w:val="000000" w:themeColor="text1"/>
+                <w:sz w:val="17"/>
+                <w:szCs w:val="17"/>
+              </w:rPr>
+              <w:t>{{</w:t>
             </w:r>
             <w:proofErr w:type="spellStart"/>
             <w:r>
@@ -9471,57 +8649,7 @@
                 <w:sz w:val="17"/>
                 <w:szCs w:val="17"/>
               </w:rPr>
-              <w:t>a.hgvs_p</w:t>
-            </w:r>
-            <w:proofErr w:type="spellEnd"/>
-            <w:r>
-              <w:rPr>
-                <w:rFonts w:ascii="思源黑体 CN Normal" w:eastAsia="思源黑体 CN Normal" w:hAnsi="思源黑体 CN Normal"/>
-                <w:color w:val="000000" w:themeColor="text1"/>
-                <w:sz w:val="17"/>
-                <w:szCs w:val="17"/>
-              </w:rPr>
-              <w:t>}}{%endif%}</w:t>
-            </w:r>
-          </w:p>
-          <w:p>
-            <w:pPr>
-              <w:jc w:val="center"/>
-              <w:rPr>
-                <w:rFonts w:ascii="思源黑体 CN Normal" w:eastAsia="思源黑体 CN Normal" w:hAnsi="思源黑体 CN Normal"/>
-                <w:sz w:val="17"/>
-                <w:szCs w:val="17"/>
-              </w:rPr>
-            </w:pPr>
-            <w:r>
-              <w:rPr>
-                <w:rFonts w:ascii="思源黑体 CN Normal" w:eastAsia="思源黑体 CN Normal" w:hAnsi="思源黑体 CN Normal"/>
-                <w:color w:val="000000" w:themeColor="text1"/>
-                <w:sz w:val="17"/>
-                <w:szCs w:val="17"/>
-              </w:rPr>
-              <w:t>{{</w:t>
-            </w:r>
-            <w:proofErr w:type="spellStart"/>
-            <w:proofErr w:type="gramStart"/>
-            <w:r>
-              <w:rPr>
-                <w:rFonts w:ascii="思源黑体 CN Normal" w:eastAsia="思源黑体 CN Normal" w:hAnsi="思源黑体 CN Normal"/>
-                <w:color w:val="000000" w:themeColor="text1"/>
-                <w:sz w:val="17"/>
-                <w:szCs w:val="17"/>
-              </w:rPr>
-              <w:t>a.transcript</w:t>
-            </w:r>
-            <w:proofErr w:type="gramEnd"/>
-            <w:r>
-              <w:rPr>
-                <w:rFonts w:ascii="思源黑体 CN Normal" w:eastAsia="思源黑体 CN Normal" w:hAnsi="思源黑体 CN Normal"/>
-                <w:color w:val="000000" w:themeColor="text1"/>
-                <w:sz w:val="17"/>
-                <w:szCs w:val="17"/>
-              </w:rPr>
-              <w:t>_primary</w:t>
+              <w:t>a.transcript_primary</w:t>
             </w:r>
             <w:proofErr w:type="spellEnd"/>
             <w:r>
@@ -9558,7 +8686,6 @@
               <w:t>{{</w:t>
             </w:r>
             <w:proofErr w:type="spellStart"/>
-            <w:proofErr w:type="gramStart"/>
             <w:r>
               <w:rPr>
                 <w:rFonts w:ascii="思源黑体 CN Normal" w:eastAsia="思源黑体 CN Normal" w:hAnsi="思源黑体 CN Normal"/>
@@ -9566,17 +8693,7 @@
                 <w:sz w:val="17"/>
                 <w:szCs w:val="17"/>
               </w:rPr>
-              <w:t>a.freq</w:t>
-            </w:r>
-            <w:proofErr w:type="gramEnd"/>
-            <w:r>
-              <w:rPr>
-                <w:rFonts w:ascii="思源黑体 CN Normal" w:eastAsia="思源黑体 CN Normal" w:hAnsi="思源黑体 CN Normal"/>
-                <w:color w:val="000000" w:themeColor="text1"/>
-                <w:sz w:val="17"/>
-                <w:szCs w:val="17"/>
-              </w:rPr>
-              <w:t>_str</w:t>
+              <w:t>a.freq_str</w:t>
             </w:r>
             <w:proofErr w:type="spellEnd"/>
             <w:r>
@@ -10618,41 +9735,23 @@
                 <w:sz w:val="17"/>
                 <w:szCs w:val="17"/>
               </w:rPr>
-              <w:t>MSI-</w:t>
-            </w:r>
-            <w:proofErr w:type="gramStart"/>
+              <w:t>MSI-H</w:t>
+            </w:r>
+            <w:r>
+              <w:rPr>
+                <w:rFonts w:ascii="思源黑体 CN Normal" w:eastAsia="思源黑体 CN Normal" w:hAnsi="思源黑体 CN Normal"/>
+                <w:sz w:val="17"/>
+                <w:szCs w:val="17"/>
+              </w:rPr>
+              <w:t>”</w:t>
+            </w:r>
             <w:r>
               <w:rPr>
                 <w:rFonts w:ascii="思源黑体 CN Normal" w:eastAsia="思源黑体 CN Normal" w:hAnsi="思源黑体 CN Normal" w:hint="eastAsia"/>
                 <w:sz w:val="17"/>
                 <w:szCs w:val="17"/>
               </w:rPr>
-              <w:t>H</w:t>
-            </w:r>
-            <w:r>
-              <w:rPr>
-                <w:rFonts w:ascii="思源黑体 CN Normal" w:eastAsia="思源黑体 CN Normal" w:hAnsi="思源黑体 CN Normal"/>
-                <w:sz w:val="17"/>
-                <w:szCs w:val="17"/>
-              </w:rPr>
-              <w:t>”</w:t>
-            </w:r>
-            <w:r>
-              <w:rPr>
-                <w:rFonts w:ascii="思源黑体 CN Normal" w:eastAsia="思源黑体 CN Normal" w:hAnsi="思源黑体 CN Normal" w:hint="eastAsia"/>
-                <w:sz w:val="17"/>
-                <w:szCs w:val="17"/>
-              </w:rPr>
-              <w:t>%</w:t>
-            </w:r>
-            <w:proofErr w:type="gramEnd"/>
-            <w:r>
-              <w:rPr>
-                <w:rFonts w:ascii="思源黑体 CN Normal" w:eastAsia="思源黑体 CN Normal" w:hAnsi="思源黑体 CN Normal" w:hint="eastAsia"/>
-                <w:sz w:val="17"/>
-                <w:szCs w:val="17"/>
-              </w:rPr>
-              <w:t>}</w:t>
+              <w:t>%}</w:t>
             </w:r>
           </w:p>
           <w:p>
@@ -10804,41 +9903,23 @@
                 <w:sz w:val="17"/>
                 <w:szCs w:val="17"/>
               </w:rPr>
-              <w:t>MSI-</w:t>
-            </w:r>
-            <w:proofErr w:type="gramStart"/>
+              <w:t>MSI-H</w:t>
+            </w:r>
+            <w:r>
+              <w:rPr>
+                <w:rFonts w:ascii="思源黑体 CN Normal" w:eastAsia="思源黑体 CN Normal" w:hAnsi="思源黑体 CN Normal"/>
+                <w:sz w:val="17"/>
+                <w:szCs w:val="17"/>
+              </w:rPr>
+              <w:t>”</w:t>
+            </w:r>
             <w:r>
               <w:rPr>
                 <w:rFonts w:ascii="思源黑体 CN Normal" w:eastAsia="思源黑体 CN Normal" w:hAnsi="思源黑体 CN Normal" w:hint="eastAsia"/>
                 <w:sz w:val="17"/>
                 <w:szCs w:val="17"/>
               </w:rPr>
-              <w:t>H</w:t>
-            </w:r>
-            <w:r>
-              <w:rPr>
-                <w:rFonts w:ascii="思源黑体 CN Normal" w:eastAsia="思源黑体 CN Normal" w:hAnsi="思源黑体 CN Normal"/>
-                <w:sz w:val="17"/>
-                <w:szCs w:val="17"/>
-              </w:rPr>
-              <w:t>”</w:t>
-            </w:r>
-            <w:r>
-              <w:rPr>
-                <w:rFonts w:ascii="思源黑体 CN Normal" w:eastAsia="思源黑体 CN Normal" w:hAnsi="思源黑体 CN Normal" w:hint="eastAsia"/>
-                <w:sz w:val="17"/>
-                <w:szCs w:val="17"/>
-              </w:rPr>
-              <w:t>%</w:t>
-            </w:r>
-            <w:proofErr w:type="gramEnd"/>
-            <w:r>
-              <w:rPr>
-                <w:rFonts w:ascii="思源黑体 CN Normal" w:eastAsia="思源黑体 CN Normal" w:hAnsi="思源黑体 CN Normal" w:hint="eastAsia"/>
-                <w:sz w:val="17"/>
-                <w:szCs w:val="17"/>
-              </w:rPr>
-              <w:t>}</w:t>
+              <w:t>%}</w:t>
             </w:r>
           </w:p>
           <w:p>
@@ -10960,9 +10041,9 @@
                 <w:sz w:val="17"/>
                 <w:szCs w:val="17"/>
               </w:rPr>
-              <w:t>|</w:t>
-            </w:r>
-            <w:proofErr w:type="gramStart"/>
+              <w:t>|replace</w:t>
+            </w:r>
+            <w:proofErr w:type="spellEnd"/>
             <w:r>
               <w:rPr>
                 <w:rFonts w:ascii="思源黑体 CN Normal" w:eastAsia="思源黑体 CN Normal" w:hAnsi="思源黑体 CN Normal" w:cs="思源黑体 CN Light"/>
@@ -10971,29 +10052,7 @@
                 <w:sz w:val="17"/>
                 <w:szCs w:val="17"/>
               </w:rPr>
-              <w:t>replace</w:t>
-            </w:r>
-            <w:proofErr w:type="spellEnd"/>
-            <w:r>
-              <w:rPr>
-                <w:rFonts w:ascii="思源黑体 CN Normal" w:eastAsia="思源黑体 CN Normal" w:hAnsi="思源黑体 CN Normal" w:cs="思源黑体 CN Light"/>
-                <w:bCs/>
-                <w:iCs/>
-                <w:sz w:val="17"/>
-                <w:szCs w:val="17"/>
-              </w:rPr>
-              <w:t>(</w:t>
-            </w:r>
-            <w:proofErr w:type="gramEnd"/>
-            <w:r>
-              <w:rPr>
-                <w:rFonts w:ascii="思源黑体 CN Normal" w:eastAsia="思源黑体 CN Normal" w:hAnsi="思源黑体 CN Normal" w:cs="思源黑体 CN Light"/>
-                <w:bCs/>
-                <w:iCs/>
-                <w:sz w:val="17"/>
-                <w:szCs w:val="17"/>
-              </w:rPr>
-              <w:t>“-”, “/”)</w:t>
+              <w:t>(“-”, “/”)</w:t>
             </w:r>
             <w:r>
               <w:rPr>
@@ -11346,7 +10405,36 @@
           <w:sz w:val="16"/>
           <w:szCs w:val="16"/>
         </w:rPr>
-        <w:t>与中国专家共识《二代测序临床报告解读指引》</w:t>
+        <w:t>与中国专家共识</w:t>
+      </w:r>
+      <w:r>
+        <w:rPr>
+          <w:rFonts w:ascii="思源黑体 CN Normal" w:eastAsia="思源黑体 CN Normal" w:hAnsi="思源黑体 CN Normal"/>
+          <w:color w:val="000000"/>
+          <w:sz w:val="16"/>
+          <w:szCs w:val="16"/>
+        </w:rPr>
+        <w:t>{{</w:t>
+      </w:r>
+      <w:proofErr w:type="spellStart"/>
+      <w:r>
+        <w:rPr>
+          <w:rFonts w:ascii="思源黑体 CN Normal" w:eastAsia="思源黑体 CN Normal" w:hAnsi="思源黑体 CN Normal"/>
+          <w:color w:val="000000"/>
+          <w:sz w:val="16"/>
+          <w:szCs w:val="16"/>
+        </w:rPr>
+        <w:t>sample.guideline.ngs_clinic_report_inter</w:t>
+      </w:r>
+      <w:proofErr w:type="spellEnd"/>
+      <w:r>
+        <w:rPr>
+          <w:rFonts w:ascii="思源黑体 CN Normal" w:eastAsia="思源黑体 CN Normal" w:hAnsi="思源黑体 CN Normal"/>
+          <w:color w:val="000000"/>
+          <w:sz w:val="16"/>
+          <w:szCs w:val="16"/>
+        </w:rPr>
+        <w:t>}}</w:t>
       </w:r>
       <w:r>
         <w:rPr>
@@ -11880,7 +10968,7 @@
                     </wp:anchor>
                   </w:drawing>
                 </mc:Choice>
-                <mc:Fallback xmlns:w16du="http://schemas.microsoft.com/office/word/2023/wordml/word16du" xmlns:oel="http://schemas.microsoft.com/office/2019/extlst">
+                <mc:Fallback xmlns:oel="http://schemas.microsoft.com/office/2019/extlst" xmlns:w16du="http://schemas.microsoft.com/office/word/2023/wordml/word16du">
                   <w:pict>
                     <v:shape w14:anchorId="53B66A63" id="流程图: 接点 2" o:spid="_x0000_s1026" type="#_x0000_t120" style="position:absolute;left:0;text-align:left;margin-left:170.85pt;margin-top:3.25pt;width:24.65pt;height:25.15pt;z-index:-251607040;visibility:visible;mso-wrap-style:square;mso-wrap-distance-left:9pt;mso-wrap-distance-top:0;mso-wrap-distance-right:9pt;mso-wrap-distance-bottom:0;mso-position-horizontal:absolute;mso-position-horizontal-relative:text;mso-position-vertical:absolute;mso-position-vertical-relative:text;v-text-anchor:middle" o:gfxdata="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" fillcolor="#1e7648" stroked="f" strokeweight="1pt">
                       <v:stroke joinstyle="miter"/>
@@ -12008,7 +11096,7 @@
                     </wp:anchor>
                   </w:drawing>
                 </mc:Choice>
-                <mc:Fallback xmlns:w16du="http://schemas.microsoft.com/office/word/2023/wordml/word16du" xmlns:oel="http://schemas.microsoft.com/office/2019/extlst">
+                <mc:Fallback xmlns:oel="http://schemas.microsoft.com/office/2019/extlst" xmlns:w16du="http://schemas.microsoft.com/office/word/2023/wordml/word16du">
                   <w:pict>
                     <v:roundrect w14:anchorId="2E3D685F" id="矩形: 圆角 3" o:spid="_x0000_s1026" style="position:absolute;left:0;text-align:left;margin-left:-5.4pt;margin-top:3.45pt;width:123pt;height:25.3pt;z-index:-251608064;visibility:visible;mso-wrap-style:square;mso-wrap-distance-left:9pt;mso-wrap-distance-top:0;mso-wrap-distance-right:9pt;mso-wrap-distance-bottom:0;mso-position-horizontal:absolute;mso-position-horizontal-relative:margin;mso-position-vertical:absolute;mso-position-vertical-relative:text;v-text-anchor:middle" arcsize="10923f" o:gfxdata="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" fillcolor="#f2f2f2 [3052]" stroked="f" strokeweight="1pt">
                       <v:stroke joinstyle="miter"/>
@@ -12069,27 +11157,7 @@
           <w:sz w:val="24"/>
           <w:szCs w:val="24"/>
         </w:rPr>
-        <w:t>子宫内膜</w:t>
-      </w:r>
-      <w:proofErr w:type="gramStart"/>
-      <w:r>
-        <w:rPr>
-          <w:rFonts w:ascii="思源黑体 CN Bold" w:eastAsia="思源黑体 CN Bold" w:hAnsi="思源黑体 CN Bold" w:hint="eastAsia"/>
-          <w:color w:val="1E7648"/>
-          <w:sz w:val="24"/>
-          <w:szCs w:val="24"/>
-        </w:rPr>
-        <w:t>癌分子</w:t>
-      </w:r>
-      <w:proofErr w:type="gramEnd"/>
-      <w:r>
-        <w:rPr>
-          <w:rFonts w:ascii="思源黑体 CN Bold" w:eastAsia="思源黑体 CN Bold" w:hAnsi="思源黑体 CN Bold" w:hint="eastAsia"/>
-          <w:color w:val="1E7648"/>
-          <w:sz w:val="24"/>
-          <w:szCs w:val="24"/>
-        </w:rPr>
-        <w:t>分型结果解读</w:t>
+        <w:t>子宫内膜癌分子分型结果解读</w:t>
       </w:r>
     </w:p>
     <w:tbl>
@@ -12192,10 +11260,14 @@
                 <w:sz w:val="18"/>
                 <w:szCs w:val="18"/>
               </w:rPr>
-              <w:t xml:space="preserve"> type </w:t>
-            </w:r>
-            <w:proofErr w:type="gramStart"/>
-            <w:r>
+              <w:t xml:space="preserve"> type EC”%}</w:t>
+            </w:r>
+          </w:p>
+          <w:p>
+            <w:pPr>
+              <w:adjustRightInd w:val="0"/>
+              <w:snapToGrid w:val="0"/>
+              <w:jc w:val="center"/>
               <w:rPr>
                 <w:rFonts w:ascii="思源黑体 CN Bold" w:eastAsia="思源黑体 CN Bold" w:hAnsi="思源黑体 CN Bold"/>
                 <w:b/>
@@ -12204,9 +11276,7 @@
                 <w:sz w:val="18"/>
                 <w:szCs w:val="18"/>
               </w:rPr>
-              <w:t>EC”%</w:t>
-            </w:r>
-            <w:proofErr w:type="gramEnd"/>
+            </w:pPr>
             <w:r>
               <w:rPr>
                 <w:rFonts w:ascii="思源黑体 CN Bold" w:eastAsia="思源黑体 CN Bold" w:hAnsi="思源黑体 CN Bold"/>
@@ -12216,7 +11286,7 @@
                 <w:sz w:val="18"/>
                 <w:szCs w:val="18"/>
               </w:rPr>
-              <w:t>}</w:t>
+              <w:t>POLE突变型（POLE mut）</w:t>
             </w:r>
           </w:p>
           <w:p>
@@ -12242,7 +11312,55 @@
                 <w:sz w:val="18"/>
                 <w:szCs w:val="18"/>
               </w:rPr>
-              <w:t>POLE突变型（POLE mut）</w:t>
+              <w:t xml:space="preserve">{%p </w:t>
+            </w:r>
+            <w:proofErr w:type="spellStart"/>
+            <w:r>
+              <w:rPr>
+                <w:rFonts w:ascii="思源黑体 CN Bold" w:eastAsia="思源黑体 CN Bold" w:hAnsi="思源黑体 CN Bold"/>
+                <w:b/>
+                <w:bCs/>
+                <w:color w:val="FFFFFF" w:themeColor="background1"/>
+                <w:sz w:val="18"/>
+                <w:szCs w:val="18"/>
+              </w:rPr>
+              <w:t>elif</w:t>
+            </w:r>
+            <w:proofErr w:type="spellEnd"/>
+            <w:r>
+              <w:rPr>
+                <w:rFonts w:ascii="思源黑体 CN Bold" w:eastAsia="思源黑体 CN Bold" w:hAnsi="思源黑体 CN Bold"/>
+                <w:b/>
+                <w:bCs/>
+                <w:color w:val="FFFFFF" w:themeColor="background1"/>
+                <w:sz w:val="18"/>
+                <w:szCs w:val="18"/>
+              </w:rPr>
+              <w:t xml:space="preserve"> </w:t>
+            </w:r>
+            <w:proofErr w:type="spellStart"/>
+            <w:r>
+              <w:rPr>
+                <w:rFonts w:ascii="思源黑体 CN Bold" w:eastAsia="思源黑体 CN Bold" w:hAnsi="思源黑体 CN Bold"/>
+                <w:b/>
+                <w:bCs/>
+                <w:color w:val="FFFFFF" w:themeColor="background1"/>
+                <w:sz w:val="18"/>
+                <w:szCs w:val="18"/>
+              </w:rPr>
+              <w:t>var.ec_type.var_id</w:t>
+            </w:r>
+            <w:proofErr w:type="spellEnd"/>
+            <w:r>
+              <w:rPr>
+                <w:rFonts w:ascii="思源黑体 CN Bold" w:eastAsia="思源黑体 CN Bold" w:hAnsi="思源黑体 CN Bold"/>
+                <w:b/>
+                <w:bCs/>
+                <w:color w:val="FFFFFF" w:themeColor="background1"/>
+                <w:sz w:val="18"/>
+                <w:szCs w:val="18"/>
+              </w:rPr>
+              <w:t xml:space="preserve"> == “MSI-H type EC”%}</w:t>
             </w:r>
           </w:p>
           <w:p>
@@ -12261,14 +11379,14 @@
             </w:pPr>
             <w:r>
               <w:rPr>
-                <w:rFonts w:ascii="思源黑体 CN Bold" w:eastAsia="思源黑体 CN Bold" w:hAnsi="思源黑体 CN Bold"/>
+                <w:rFonts w:ascii="思源黑体 CN Bold" w:eastAsia="思源黑体 CN Bold" w:hAnsi="思源黑体 CN Bold" w:hint="eastAsia"/>
                 <w:b/>
                 <w:bCs/>
                 <w:color w:val="FFFFFF" w:themeColor="background1"/>
                 <w:sz w:val="18"/>
                 <w:szCs w:val="18"/>
               </w:rPr>
-              <w:t xml:space="preserve">{%p </w:t>
+              <w:t>错配修复功能缺陷型（</w:t>
             </w:r>
             <w:proofErr w:type="spellStart"/>
             <w:r>
@@ -12280,7 +11398,7 @@
                 <w:sz w:val="18"/>
                 <w:szCs w:val="18"/>
               </w:rPr>
-              <w:t>elif</w:t>
+              <w:t>MMRd</w:t>
             </w:r>
             <w:proofErr w:type="spellEnd"/>
             <w:r>
@@ -12292,10 +11410,14 @@
                 <w:sz w:val="18"/>
                 <w:szCs w:val="18"/>
               </w:rPr>
-              <w:t xml:space="preserve"> </w:t>
-            </w:r>
-            <w:proofErr w:type="spellStart"/>
-            <w:r>
+              <w:t>）</w:t>
+            </w:r>
+          </w:p>
+          <w:p>
+            <w:pPr>
+              <w:adjustRightInd w:val="0"/>
+              <w:snapToGrid w:val="0"/>
+              <w:jc w:val="center"/>
               <w:rPr>
                 <w:rFonts w:ascii="思源黑体 CN Bold" w:eastAsia="思源黑体 CN Bold" w:hAnsi="思源黑体 CN Bold"/>
                 <w:b/>
@@ -12304,9 +11426,7 @@
                 <w:sz w:val="18"/>
                 <w:szCs w:val="18"/>
               </w:rPr>
-              <w:t>var.ec_type.var_id</w:t>
-            </w:r>
-            <w:proofErr w:type="spellEnd"/>
+            </w:pPr>
             <w:r>
               <w:rPr>
                 <w:rFonts w:ascii="思源黑体 CN Bold" w:eastAsia="思源黑体 CN Bold" w:hAnsi="思源黑体 CN Bold"/>
@@ -12316,9 +11436,9 @@
                 <w:sz w:val="18"/>
                 <w:szCs w:val="18"/>
               </w:rPr>
-              <w:t xml:space="preserve"> == “MSI-H type </w:t>
-            </w:r>
-            <w:proofErr w:type="gramStart"/>
+              <w:t xml:space="preserve">{%p </w:t>
+            </w:r>
+            <w:proofErr w:type="spellStart"/>
             <w:r>
               <w:rPr>
                 <w:rFonts w:ascii="思源黑体 CN Bold" w:eastAsia="思源黑体 CN Bold" w:hAnsi="思源黑体 CN Bold"/>
@@ -12328,9 +11448,9 @@
                 <w:sz w:val="18"/>
                 <w:szCs w:val="18"/>
               </w:rPr>
-              <w:t>EC”%</w:t>
-            </w:r>
-            <w:proofErr w:type="gramEnd"/>
+              <w:t>elif</w:t>
+            </w:r>
+            <w:proofErr w:type="spellEnd"/>
             <w:r>
               <w:rPr>
                 <w:rFonts w:ascii="思源黑体 CN Bold" w:eastAsia="思源黑体 CN Bold" w:hAnsi="思源黑体 CN Bold"/>
@@ -12340,7 +11460,31 @@
                 <w:sz w:val="18"/>
                 <w:szCs w:val="18"/>
               </w:rPr>
-              <w:t>}</w:t>
+              <w:t xml:space="preserve"> </w:t>
+            </w:r>
+            <w:proofErr w:type="spellStart"/>
+            <w:r>
+              <w:rPr>
+                <w:rFonts w:ascii="思源黑体 CN Bold" w:eastAsia="思源黑体 CN Bold" w:hAnsi="思源黑体 CN Bold"/>
+                <w:b/>
+                <w:bCs/>
+                <w:color w:val="FFFFFF" w:themeColor="background1"/>
+                <w:sz w:val="18"/>
+                <w:szCs w:val="18"/>
+              </w:rPr>
+              <w:t>var.ec_type.var_id</w:t>
+            </w:r>
+            <w:proofErr w:type="spellEnd"/>
+            <w:r>
+              <w:rPr>
+                <w:rFonts w:ascii="思源黑体 CN Bold" w:eastAsia="思源黑体 CN Bold" w:hAnsi="思源黑体 CN Bold"/>
+                <w:b/>
+                <w:bCs/>
+                <w:color w:val="FFFFFF" w:themeColor="background1"/>
+                <w:sz w:val="18"/>
+                <w:szCs w:val="18"/>
+              </w:rPr>
+              <w:t xml:space="preserve"> == “CNH type EC”%}</w:t>
             </w:r>
           </w:p>
           <w:p>
@@ -12359,14 +11503,14 @@
             </w:pPr>
             <w:r>
               <w:rPr>
-                <w:rFonts w:ascii="思源黑体 CN Bold" w:eastAsia="思源黑体 CN Bold" w:hAnsi="思源黑体 CN Bold" w:hint="eastAsia"/>
+                <w:rFonts w:ascii="思源黑体 CN Bold" w:eastAsia="思源黑体 CN Bold" w:hAnsi="思源黑体 CN Bold"/>
                 <w:b/>
                 <w:bCs/>
                 <w:color w:val="FFFFFF" w:themeColor="background1"/>
                 <w:sz w:val="18"/>
                 <w:szCs w:val="18"/>
               </w:rPr>
-              <w:t>错配修复功能缺陷型（</w:t>
+              <w:t xml:space="preserve">TP53基因突变型（p53 </w:t>
             </w:r>
             <w:proofErr w:type="spellStart"/>
             <w:r>
@@ -12378,7 +11522,7 @@
                 <w:sz w:val="18"/>
                 <w:szCs w:val="18"/>
               </w:rPr>
-              <w:t>MMRd</w:t>
+              <w:t>abn</w:t>
             </w:r>
             <w:proofErr w:type="spellEnd"/>
             <w:r>
@@ -12464,179 +11608,7 @@
                 <w:sz w:val="18"/>
                 <w:szCs w:val="18"/>
               </w:rPr>
-              <w:t xml:space="preserve"> == “CNH type </w:t>
-            </w:r>
-            <w:proofErr w:type="gramStart"/>
-            <w:r>
-              <w:rPr>
-                <w:rFonts w:ascii="思源黑体 CN Bold" w:eastAsia="思源黑体 CN Bold" w:hAnsi="思源黑体 CN Bold"/>
-                <w:b/>
-                <w:bCs/>
-                <w:color w:val="FFFFFF" w:themeColor="background1"/>
-                <w:sz w:val="18"/>
-                <w:szCs w:val="18"/>
-              </w:rPr>
-              <w:t>EC”%</w:t>
-            </w:r>
-            <w:proofErr w:type="gramEnd"/>
-            <w:r>
-              <w:rPr>
-                <w:rFonts w:ascii="思源黑体 CN Bold" w:eastAsia="思源黑体 CN Bold" w:hAnsi="思源黑体 CN Bold"/>
-                <w:b/>
-                <w:bCs/>
-                <w:color w:val="FFFFFF" w:themeColor="background1"/>
-                <w:sz w:val="18"/>
-                <w:szCs w:val="18"/>
-              </w:rPr>
-              <w:t>}</w:t>
-            </w:r>
-          </w:p>
-          <w:p>
-            <w:pPr>
-              <w:adjustRightInd w:val="0"/>
-              <w:snapToGrid w:val="0"/>
-              <w:jc w:val="center"/>
-              <w:rPr>
-                <w:rFonts w:ascii="思源黑体 CN Bold" w:eastAsia="思源黑体 CN Bold" w:hAnsi="思源黑体 CN Bold"/>
-                <w:b/>
-                <w:bCs/>
-                <w:color w:val="FFFFFF" w:themeColor="background1"/>
-                <w:sz w:val="18"/>
-                <w:szCs w:val="18"/>
-              </w:rPr>
-            </w:pPr>
-            <w:r>
-              <w:rPr>
-                <w:rFonts w:ascii="思源黑体 CN Bold" w:eastAsia="思源黑体 CN Bold" w:hAnsi="思源黑体 CN Bold"/>
-                <w:b/>
-                <w:bCs/>
-                <w:color w:val="FFFFFF" w:themeColor="background1"/>
-                <w:sz w:val="18"/>
-                <w:szCs w:val="18"/>
-              </w:rPr>
-              <w:t xml:space="preserve">TP53基因突变型（p53 </w:t>
-            </w:r>
-            <w:proofErr w:type="spellStart"/>
-            <w:r>
-              <w:rPr>
-                <w:rFonts w:ascii="思源黑体 CN Bold" w:eastAsia="思源黑体 CN Bold" w:hAnsi="思源黑体 CN Bold"/>
-                <w:b/>
-                <w:bCs/>
-                <w:color w:val="FFFFFF" w:themeColor="background1"/>
-                <w:sz w:val="18"/>
-                <w:szCs w:val="18"/>
-              </w:rPr>
-              <w:t>abn</w:t>
-            </w:r>
-            <w:proofErr w:type="spellEnd"/>
-            <w:r>
-              <w:rPr>
-                <w:rFonts w:ascii="思源黑体 CN Bold" w:eastAsia="思源黑体 CN Bold" w:hAnsi="思源黑体 CN Bold"/>
-                <w:b/>
-                <w:bCs/>
-                <w:color w:val="FFFFFF" w:themeColor="background1"/>
-                <w:sz w:val="18"/>
-                <w:szCs w:val="18"/>
-              </w:rPr>
-              <w:t>）</w:t>
-            </w:r>
-          </w:p>
-          <w:p>
-            <w:pPr>
-              <w:adjustRightInd w:val="0"/>
-              <w:snapToGrid w:val="0"/>
-              <w:jc w:val="center"/>
-              <w:rPr>
-                <w:rFonts w:ascii="思源黑体 CN Bold" w:eastAsia="思源黑体 CN Bold" w:hAnsi="思源黑体 CN Bold"/>
-                <w:b/>
-                <w:bCs/>
-                <w:color w:val="FFFFFF" w:themeColor="background1"/>
-                <w:sz w:val="18"/>
-                <w:szCs w:val="18"/>
-              </w:rPr>
-            </w:pPr>
-            <w:r>
-              <w:rPr>
-                <w:rFonts w:ascii="思源黑体 CN Bold" w:eastAsia="思源黑体 CN Bold" w:hAnsi="思源黑体 CN Bold"/>
-                <w:b/>
-                <w:bCs/>
-                <w:color w:val="FFFFFF" w:themeColor="background1"/>
-                <w:sz w:val="18"/>
-                <w:szCs w:val="18"/>
-              </w:rPr>
-              <w:t xml:space="preserve">{%p </w:t>
-            </w:r>
-            <w:proofErr w:type="spellStart"/>
-            <w:r>
-              <w:rPr>
-                <w:rFonts w:ascii="思源黑体 CN Bold" w:eastAsia="思源黑体 CN Bold" w:hAnsi="思源黑体 CN Bold"/>
-                <w:b/>
-                <w:bCs/>
-                <w:color w:val="FFFFFF" w:themeColor="background1"/>
-                <w:sz w:val="18"/>
-                <w:szCs w:val="18"/>
-              </w:rPr>
-              <w:t>elif</w:t>
-            </w:r>
-            <w:proofErr w:type="spellEnd"/>
-            <w:r>
-              <w:rPr>
-                <w:rFonts w:ascii="思源黑体 CN Bold" w:eastAsia="思源黑体 CN Bold" w:hAnsi="思源黑体 CN Bold"/>
-                <w:b/>
-                <w:bCs/>
-                <w:color w:val="FFFFFF" w:themeColor="background1"/>
-                <w:sz w:val="18"/>
-                <w:szCs w:val="18"/>
-              </w:rPr>
-              <w:t xml:space="preserve"> </w:t>
-            </w:r>
-            <w:proofErr w:type="spellStart"/>
-            <w:r>
-              <w:rPr>
-                <w:rFonts w:ascii="思源黑体 CN Bold" w:eastAsia="思源黑体 CN Bold" w:hAnsi="思源黑体 CN Bold"/>
-                <w:b/>
-                <w:bCs/>
-                <w:color w:val="FFFFFF" w:themeColor="background1"/>
-                <w:sz w:val="18"/>
-                <w:szCs w:val="18"/>
-              </w:rPr>
-              <w:t>var.ec_type.var_id</w:t>
-            </w:r>
-            <w:proofErr w:type="spellEnd"/>
-            <w:r>
-              <w:rPr>
-                <w:rFonts w:ascii="思源黑体 CN Bold" w:eastAsia="思源黑体 CN Bold" w:hAnsi="思源黑体 CN Bold"/>
-                <w:b/>
-                <w:bCs/>
-                <w:color w:val="FFFFFF" w:themeColor="background1"/>
-                <w:sz w:val="18"/>
-                <w:szCs w:val="18"/>
-              </w:rPr>
-              <w:t xml:space="preserve"> == “CNL type </w:t>
-            </w:r>
-            <w:proofErr w:type="gramStart"/>
-            <w:r>
-              <w:rPr>
-                <w:rFonts w:ascii="思源黑体 CN Bold" w:eastAsia="思源黑体 CN Bold" w:hAnsi="思源黑体 CN Bold"/>
-                <w:b/>
-                <w:bCs/>
-                <w:color w:val="FFFFFF" w:themeColor="background1"/>
-                <w:sz w:val="18"/>
-                <w:szCs w:val="18"/>
-              </w:rPr>
-              <w:t>EC”%</w:t>
-            </w:r>
-            <w:proofErr w:type="gramEnd"/>
-            <w:r>
-              <w:rPr>
-                <w:rFonts w:ascii="思源黑体 CN Bold" w:eastAsia="思源黑体 CN Bold" w:hAnsi="思源黑体 CN Bold"/>
-                <w:b/>
-                <w:bCs/>
-                <w:color w:val="FFFFFF" w:themeColor="background1"/>
-                <w:sz w:val="18"/>
-                <w:szCs w:val="18"/>
-              </w:rPr>
-              <w:t>}</w:t>
+              <w:t xml:space="preserve"> == “CNL type EC”%}</w:t>
             </w:r>
           </w:p>
           <w:p>
@@ -12850,25 +11822,7 @@
                 <w:sz w:val="17"/>
                 <w:szCs w:val="17"/>
               </w:rPr>
-              <w:t>）全面揭示了子宫内膜</w:t>
-            </w:r>
-            <w:proofErr w:type="gramStart"/>
-            <w:r>
-              <w:rPr>
-                <w:rFonts w:ascii="思源黑体 CN Normal" w:eastAsia="思源黑体 CN Normal" w:hAnsi="思源黑体 CN Normal" w:hint="eastAsia"/>
-                <w:sz w:val="17"/>
-                <w:szCs w:val="17"/>
-              </w:rPr>
-              <w:t>癌分子</w:t>
-            </w:r>
-            <w:proofErr w:type="gramEnd"/>
-            <w:r>
-              <w:rPr>
-                <w:rFonts w:ascii="思源黑体 CN Normal" w:eastAsia="思源黑体 CN Normal" w:hAnsi="思源黑体 CN Normal" w:hint="eastAsia"/>
-                <w:sz w:val="17"/>
-                <w:szCs w:val="17"/>
-              </w:rPr>
-              <w:t>遗传图谱，提出新的分子分型策略，依据多组学特征和预后的关联性分为</w:t>
+              <w:t>）全面揭示了子宫内膜癌分子遗传图谱，提出新的分子分型策略，依据多组学特征和预后的关联性分为</w:t>
             </w:r>
             <w:r>
               <w:rPr>
@@ -13418,25 +12372,7 @@
                 <w:sz w:val="17"/>
                 <w:szCs w:val="17"/>
               </w:rPr>
-              <w:t>子宫内膜</w:t>
-            </w:r>
-            <w:proofErr w:type="gramStart"/>
-            <w:r>
-              <w:rPr>
-                <w:rFonts w:ascii="思源黑体 CN Normal" w:eastAsia="思源黑体 CN Normal" w:hAnsi="思源黑体 CN Normal" w:hint="eastAsia"/>
-                <w:sz w:val="17"/>
-                <w:szCs w:val="17"/>
-              </w:rPr>
-              <w:t>癌分子</w:t>
-            </w:r>
-            <w:proofErr w:type="gramEnd"/>
-            <w:r>
-              <w:rPr>
-                <w:rFonts w:ascii="思源黑体 CN Normal" w:eastAsia="思源黑体 CN Normal" w:hAnsi="思源黑体 CN Normal" w:hint="eastAsia"/>
-                <w:sz w:val="17"/>
-                <w:szCs w:val="17"/>
-              </w:rPr>
-              <w:t>分型。根据</w:t>
+              <w:t>子宫内膜癌分子分型。根据</w:t>
             </w:r>
             <w:r>
               <w:rPr>
@@ -13865,25 +12801,7 @@
                 <w:sz w:val="17"/>
                 <w:szCs w:val="17"/>
               </w:rPr>
-              <w:t>本次检测结果显示患者的子宫内膜</w:t>
-            </w:r>
-            <w:proofErr w:type="gramStart"/>
-            <w:r>
-              <w:rPr>
-                <w:rFonts w:ascii="思源黑体 CN Normal" w:eastAsia="思源黑体 CN Normal" w:hAnsi="思源黑体 CN Normal" w:hint="eastAsia"/>
-                <w:sz w:val="17"/>
-                <w:szCs w:val="17"/>
-              </w:rPr>
-              <w:t>癌分子</w:t>
-            </w:r>
-            <w:proofErr w:type="gramEnd"/>
-            <w:r>
-              <w:rPr>
-                <w:rFonts w:ascii="思源黑体 CN Normal" w:eastAsia="思源黑体 CN Normal" w:hAnsi="思源黑体 CN Normal" w:hint="eastAsia"/>
-                <w:sz w:val="17"/>
-                <w:szCs w:val="17"/>
-              </w:rPr>
-              <w:t>分型为</w:t>
+              <w:t>本次检测结果显示患者的子宫内膜癌分子分型为</w:t>
             </w:r>
             <w:r>
               <w:rPr>
@@ -14347,25 +13265,7 @@
                 <w:sz w:val="17"/>
                 <w:szCs w:val="17"/>
               </w:rPr>
-              <w:t>var.ec_</w:t>
-            </w:r>
-            <w:proofErr w:type="gramStart"/>
-            <w:r>
-              <w:rPr>
-                <w:rFonts w:ascii="思源黑体 CN Normal" w:eastAsia="思源黑体 CN Normal" w:hAnsi="思源黑体 CN Normal"/>
-                <w:sz w:val="17"/>
-                <w:szCs w:val="17"/>
-              </w:rPr>
-              <w:t>type.variant</w:t>
-            </w:r>
-            <w:proofErr w:type="gramEnd"/>
-            <w:r>
-              <w:rPr>
-                <w:rFonts w:ascii="思源黑体 CN Normal" w:eastAsia="思源黑体 CN Normal" w:hAnsi="思源黑体 CN Normal"/>
-                <w:sz w:val="17"/>
-                <w:szCs w:val="17"/>
-              </w:rPr>
-              <w:t>_desc_cn|e</w:t>
+              <w:t>var.ec_type.variant_desc_cn|e</w:t>
             </w:r>
             <w:proofErr w:type="spellEnd"/>
             <w:r>
@@ -14420,7 +13320,6 @@
                 <w:szCs w:val="17"/>
               </w:rPr>
             </w:pPr>
-            <w:proofErr w:type="gramStart"/>
             <w:r>
               <w:rPr>
                 <w:rFonts w:ascii="思源黑体 CN Normal" w:eastAsia="思源黑体 CN Normal" w:hAnsi="思源黑体 CN Normal"/>
@@ -14436,16 +13335,7 @@
                 <w:sz w:val="17"/>
                 <w:szCs w:val="17"/>
               </w:rPr>
-              <w:t>var.ec_type.evi</w:t>
-            </w:r>
-            <w:proofErr w:type="gramEnd"/>
-            <w:r>
-              <w:rPr>
-                <w:rFonts w:ascii="思源黑体 CN Normal" w:eastAsia="思源黑体 CN Normal" w:hAnsi="思源黑体 CN Normal"/>
-                <w:sz w:val="17"/>
-                <w:szCs w:val="17"/>
-              </w:rPr>
-              <w:t>_interpretation_dia|e</w:t>
+              <w:t>var.ec_type.evi_interpretation_dia|e</w:t>
             </w:r>
             <w:proofErr w:type="spellEnd"/>
             <w:r>
@@ -14745,31 +13635,7 @@
                 <w:sz w:val="18"/>
                 <w:szCs w:val="18"/>
               </w:rPr>
-              <w:t>==</w:t>
-            </w:r>
-            <w:proofErr w:type="gramStart"/>
-            <w:r>
-              <w:rPr>
-                <w:rFonts w:ascii="思源黑体 CN Bold" w:eastAsia="思源黑体 CN Bold" w:hAnsi="思源黑体 CN Bold"/>
-                <w:b/>
-                <w:bCs/>
-                <w:color w:val="FFFFFF" w:themeColor="background1"/>
-                <w:sz w:val="18"/>
-                <w:szCs w:val="18"/>
-              </w:rPr>
-              <w:t>”</w:t>
-            </w:r>
-            <w:proofErr w:type="gramEnd"/>
-            <w:r>
-              <w:rPr>
-                <w:rFonts w:ascii="思源黑体 CN Bold" w:eastAsia="思源黑体 CN Bold" w:hAnsi="思源黑体 CN Bold"/>
-                <w:b/>
-                <w:bCs/>
-                <w:color w:val="FFFFFF" w:themeColor="background1"/>
-                <w:sz w:val="18"/>
-                <w:szCs w:val="18"/>
-              </w:rPr>
-              <w:t>MSI-H”%}</w:t>
+              <w:t>==”MSI-H”%}</w:t>
             </w:r>
             <w:r>
               <w:rPr>
@@ -15069,25 +13935,7 @@
                 <w:sz w:val="17"/>
                 <w:szCs w:val="17"/>
               </w:rPr>
-              <w:t>基因启动子区高甲基</w:t>
-            </w:r>
-            <w:proofErr w:type="gramStart"/>
-            <w:r>
-              <w:rPr>
-                <w:rFonts w:ascii="思源黑体 CN Normal" w:eastAsia="思源黑体 CN Normal" w:hAnsi="思源黑体 CN Normal" w:hint="eastAsia"/>
-                <w:sz w:val="17"/>
-                <w:szCs w:val="17"/>
-              </w:rPr>
-              <w:t>化引起</w:t>
-            </w:r>
-            <w:proofErr w:type="gramEnd"/>
-            <w:r>
-              <w:rPr>
-                <w:rFonts w:ascii="思源黑体 CN Normal" w:eastAsia="思源黑体 CN Normal" w:hAnsi="思源黑体 CN Normal" w:hint="eastAsia"/>
-                <w:sz w:val="17"/>
-                <w:szCs w:val="17"/>
-              </w:rPr>
-              <w:t>的MLH</w:t>
+              <w:t>基因启动子区高甲基化引起的MLH</w:t>
             </w:r>
             <w:r>
               <w:rPr>
@@ -15291,25 +14139,7 @@
                 <w:sz w:val="17"/>
                 <w:szCs w:val="17"/>
               </w:rPr>
-              <w:t>结合POLE基因核酸外切酶结构域突变状态、MMR/MSI状态和p53状态进行子宫内膜</w:t>
-            </w:r>
-            <w:proofErr w:type="gramStart"/>
-            <w:r>
-              <w:rPr>
-                <w:rFonts w:ascii="思源黑体 CN Normal" w:eastAsia="思源黑体 CN Normal" w:hAnsi="思源黑体 CN Normal"/>
-                <w:sz w:val="17"/>
-                <w:szCs w:val="17"/>
-              </w:rPr>
-              <w:t>癌分子</w:t>
-            </w:r>
-            <w:proofErr w:type="gramEnd"/>
-            <w:r>
-              <w:rPr>
-                <w:rFonts w:ascii="思源黑体 CN Normal" w:eastAsia="思源黑体 CN Normal" w:hAnsi="思源黑体 CN Normal"/>
-                <w:sz w:val="17"/>
-                <w:szCs w:val="17"/>
-              </w:rPr>
-              <w:t>分型。根据WHO女性生殖器官肿瘤分类（第5版）分为4种类型：POLE mut（POLE突变型，POLE mutation）、</w:t>
+              <w:t>结合POLE基因核酸外切酶结构域突变状态、MMR/MSI状态和p53状态进行子宫内膜癌分子分型。根据WHO女性生殖器官肿瘤分类（第5版）分为4种类型：POLE mut（POLE突变型，POLE mutation）、</w:t>
             </w:r>
             <w:proofErr w:type="spellStart"/>
             <w:r>
@@ -15700,19 +14530,7 @@
                 <w:sz w:val="17"/>
                 <w:szCs w:val="17"/>
               </w:rPr>
-              <w:t>%endif</w:t>
-            </w:r>
-            <w:proofErr w:type="gramStart"/>
-            <w:r>
-              <w:rPr>
-                <w:rFonts w:ascii="思源黑体 CN Normal" w:eastAsia="思源黑体 CN Normal" w:hAnsi="思源黑体 CN Normal"/>
-                <w:b/>
-                <w:bCs/>
-                <w:color w:val="0070C0"/>
-                <w:sz w:val="17"/>
-                <w:szCs w:val="17"/>
-              </w:rPr>
-              <w:t>%}</w:t>
+              <w:t>%endif%}</w:t>
             </w:r>
             <w:r>
               <w:rPr>
@@ -15720,16 +14538,7 @@
                 <w:sz w:val="17"/>
                 <w:szCs w:val="17"/>
               </w:rPr>
-              <w:t>{</w:t>
-            </w:r>
-            <w:proofErr w:type="gramEnd"/>
-            <w:r>
-              <w:rPr>
-                <w:rFonts w:ascii="思源黑体 CN Normal" w:eastAsia="思源黑体 CN Normal" w:hAnsi="思源黑体 CN Normal" w:hint="eastAsia"/>
-                <w:sz w:val="17"/>
-                <w:szCs w:val="17"/>
-              </w:rPr>
-              <w:t>{</w:t>
+              <w:t>{{</w:t>
             </w:r>
             <w:proofErr w:type="spellStart"/>
             <w:r>
@@ -15938,15 +14747,7 @@
       </w:r>
       <w:proofErr w:type="spellStart"/>
       <w:r>
-        <w:t>var.var_</w:t>
-      </w:r>
-      <w:proofErr w:type="gramStart"/>
-      <w:r>
-        <w:t>somatic.level</w:t>
-      </w:r>
-      <w:proofErr w:type="gramEnd"/>
-      <w:r>
-        <w:t>_I</w:t>
+        <w:t>var.var_somatic.level_I</w:t>
       </w:r>
       <w:proofErr w:type="spellEnd"/>
       <w:r>
@@ -15979,15 +14780,7 @@
       </w:r>
       <w:proofErr w:type="spellStart"/>
       <w:r>
-        <w:t>var.var_</w:t>
-      </w:r>
-      <w:proofErr w:type="gramStart"/>
-      <w:r>
-        <w:t>somatic.level</w:t>
-      </w:r>
-      <w:proofErr w:type="gramEnd"/>
-      <w:r>
-        <w:t>_I</w:t>
+        <w:t>var.var_somatic.level_I</w:t>
       </w:r>
       <w:proofErr w:type="spellEnd"/>
       <w:r>
@@ -16052,7 +14845,6 @@
               <w:t>{{</w:t>
             </w:r>
             <w:proofErr w:type="spellStart"/>
-            <w:proofErr w:type="gramStart"/>
             <w:r>
               <w:rPr>
                 <w:rFonts w:ascii="思源黑体 CN Bold" w:eastAsia="思源黑体 CN Bold" w:hAnsi="思源黑体 CN Bold"/>
@@ -16062,19 +14854,7 @@
                 <w:sz w:val="18"/>
                 <w:szCs w:val="18"/>
               </w:rPr>
-              <w:t>a.gene</w:t>
-            </w:r>
-            <w:proofErr w:type="gramEnd"/>
-            <w:r>
-              <w:rPr>
-                <w:rFonts w:ascii="思源黑体 CN Bold" w:eastAsia="思源黑体 CN Bold" w:hAnsi="思源黑体 CN Bold"/>
-                <w:i/>
-                <w:iCs/>
-                <w:color w:val="FFFFFF" w:themeColor="background1"/>
-                <w:sz w:val="18"/>
-                <w:szCs w:val="18"/>
-              </w:rPr>
-              <w:t>_symbol</w:t>
+              <w:t>a.gene_symbol</w:t>
             </w:r>
             <w:proofErr w:type="spellEnd"/>
             <w:r>
@@ -16232,23 +15012,13 @@
               <w:t>{{</w:t>
             </w:r>
             <w:proofErr w:type="spellStart"/>
-            <w:proofErr w:type="gramStart"/>
-            <w:r>
-              <w:rPr>
-                <w:rFonts w:ascii="思源黑体 CN Normal" w:eastAsia="思源黑体 CN Normal" w:hAnsi="思源黑体 CN Normal"/>
-                <w:sz w:val="17"/>
-                <w:szCs w:val="17"/>
-              </w:rPr>
-              <w:t>a.gene</w:t>
-            </w:r>
-            <w:proofErr w:type="gramEnd"/>
-            <w:r>
-              <w:rPr>
-                <w:rFonts w:ascii="思源黑体 CN Normal" w:eastAsia="思源黑体 CN Normal" w:hAnsi="思源黑体 CN Normal"/>
-                <w:sz w:val="17"/>
-                <w:szCs w:val="17"/>
-              </w:rPr>
-              <w:t>_function|e</w:t>
+            <w:r>
+              <w:rPr>
+                <w:rFonts w:ascii="思源黑体 CN Normal" w:eastAsia="思源黑体 CN Normal" w:hAnsi="思源黑体 CN Normal"/>
+                <w:sz w:val="17"/>
+                <w:szCs w:val="17"/>
+              </w:rPr>
+              <w:t>a.gene_function|e</w:t>
             </w:r>
             <w:proofErr w:type="spellEnd"/>
             <w:r>
@@ -16314,23 +15084,13 @@
               <w:t>{{</w:t>
             </w:r>
             <w:proofErr w:type="spellStart"/>
-            <w:proofErr w:type="gramStart"/>
-            <w:r>
-              <w:rPr>
-                <w:rFonts w:ascii="思源黑体 CN Normal" w:eastAsia="思源黑体 CN Normal" w:hAnsi="思源黑体 CN Normal"/>
-                <w:sz w:val="17"/>
-                <w:szCs w:val="17"/>
-              </w:rPr>
-              <w:t>a.variant</w:t>
-            </w:r>
-            <w:proofErr w:type="gramEnd"/>
-            <w:r>
-              <w:rPr>
-                <w:rFonts w:ascii="思源黑体 CN Normal" w:eastAsia="思源黑体 CN Normal" w:hAnsi="思源黑体 CN Normal"/>
-                <w:sz w:val="17"/>
-                <w:szCs w:val="17"/>
-              </w:rPr>
-              <w:t>_desc_cn|e</w:t>
+            <w:r>
+              <w:rPr>
+                <w:rFonts w:ascii="思源黑体 CN Normal" w:eastAsia="思源黑体 CN Normal" w:hAnsi="思源黑体 CN Normal"/>
+                <w:sz w:val="17"/>
+                <w:szCs w:val="17"/>
+              </w:rPr>
+              <w:t>a.variant_desc_cn|e</w:t>
             </w:r>
             <w:proofErr w:type="spellEnd"/>
             <w:r>
@@ -16420,19 +15180,9 @@
                 <w:sz w:val="17"/>
                 <w:szCs w:val="17"/>
               </w:rPr>
-              <w:t>a.evi_sum.evi_</w:t>
-            </w:r>
-            <w:proofErr w:type="gramStart"/>
-            <w:r>
-              <w:rPr>
-                <w:rFonts w:ascii="思源黑体 CN Normal" w:eastAsia="思源黑体 CN Normal" w:hAnsi="思源黑体 CN Normal"/>
-                <w:sz w:val="17"/>
-                <w:szCs w:val="17"/>
-              </w:rPr>
-              <w:t>split.Prognostic</w:t>
+              <w:t>a.evi_sum.evi_split.Prognostic</w:t>
             </w:r>
             <w:proofErr w:type="spellEnd"/>
-            <w:proofErr w:type="gramEnd"/>
             <w:r>
               <w:rPr>
                 <w:rFonts w:ascii="思源黑体 CN Normal" w:eastAsia="思源黑体 CN Normal" w:hAnsi="思源黑体 CN Normal"/>
@@ -16465,19 +15215,9 @@
                 <w:sz w:val="17"/>
                 <w:szCs w:val="17"/>
               </w:rPr>
-              <w:t>a.evi_sum.evi_</w:t>
-            </w:r>
-            <w:proofErr w:type="gramStart"/>
-            <w:r>
-              <w:rPr>
-                <w:rFonts w:ascii="思源黑体 CN Normal" w:eastAsia="思源黑体 CN Normal" w:hAnsi="思源黑体 CN Normal"/>
-                <w:sz w:val="17"/>
-                <w:szCs w:val="17"/>
-              </w:rPr>
-              <w:t>split.Prognostic</w:t>
+              <w:t>a.evi_sum.evi_split.Prognostic</w:t>
             </w:r>
             <w:proofErr w:type="spellEnd"/>
-            <w:proofErr w:type="gramEnd"/>
             <w:r>
               <w:rPr>
                 <w:rFonts w:ascii="思源黑体 CN Normal" w:eastAsia="思源黑体 CN Normal" w:hAnsi="思源黑体 CN Normal"/>
@@ -16608,19 +15348,9 @@
                 <w:sz w:val="17"/>
                 <w:szCs w:val="17"/>
               </w:rPr>
-              <w:t>a.evi_sum.evi_</w:t>
-            </w:r>
-            <w:proofErr w:type="gramStart"/>
-            <w:r>
-              <w:rPr>
-                <w:rFonts w:ascii="思源黑体 CN Normal" w:eastAsia="思源黑体 CN Normal" w:hAnsi="思源黑体 CN Normal"/>
-                <w:sz w:val="17"/>
-                <w:szCs w:val="17"/>
-              </w:rPr>
-              <w:t>split.Diagnostic</w:t>
+              <w:t>a.evi_sum.evi_split.Diagnostic</w:t>
             </w:r>
             <w:proofErr w:type="spellEnd"/>
-            <w:proofErr w:type="gramEnd"/>
             <w:r>
               <w:rPr>
                 <w:rFonts w:ascii="思源黑体 CN Normal" w:eastAsia="思源黑体 CN Normal" w:hAnsi="思源黑体 CN Normal"/>
@@ -16653,19 +15383,9 @@
                 <w:sz w:val="17"/>
                 <w:szCs w:val="17"/>
               </w:rPr>
-              <w:t>a.evi_sum.evi_</w:t>
-            </w:r>
-            <w:proofErr w:type="gramStart"/>
-            <w:r>
-              <w:rPr>
-                <w:rFonts w:ascii="思源黑体 CN Normal" w:eastAsia="思源黑体 CN Normal" w:hAnsi="思源黑体 CN Normal"/>
-                <w:sz w:val="17"/>
-                <w:szCs w:val="17"/>
-              </w:rPr>
-              <w:t>split.Diagnostic</w:t>
+              <w:t>a.evi_sum.evi_split.Diagnostic</w:t>
             </w:r>
             <w:proofErr w:type="spellEnd"/>
-            <w:proofErr w:type="gramEnd"/>
             <w:r>
               <w:rPr>
                 <w:rFonts w:ascii="思源黑体 CN Normal" w:eastAsia="思源黑体 CN Normal" w:hAnsi="思源黑体 CN Normal"/>
@@ -16796,25 +15516,7 @@
                 <w:sz w:val="17"/>
                 <w:szCs w:val="17"/>
               </w:rPr>
-              <w:t>a.evi_sum.evi_</w:t>
-            </w:r>
-            <w:proofErr w:type="gramStart"/>
-            <w:r>
-              <w:rPr>
-                <w:rFonts w:ascii="思源黑体 CN Normal" w:eastAsia="思源黑体 CN Normal" w:hAnsi="思源黑体 CN Normal"/>
-                <w:sz w:val="17"/>
-                <w:szCs w:val="17"/>
-              </w:rPr>
-              <w:t>split.Predictive</w:t>
-            </w:r>
-            <w:proofErr w:type="gramEnd"/>
-            <w:r>
-              <w:rPr>
-                <w:rFonts w:ascii="思源黑体 CN Normal" w:eastAsia="思源黑体 CN Normal" w:hAnsi="思源黑体 CN Normal"/>
-                <w:sz w:val="17"/>
-                <w:szCs w:val="17"/>
-              </w:rPr>
-              <w:t>_merge</w:t>
+              <w:t>a.evi_sum.evi_split.Predictive_merge</w:t>
             </w:r>
             <w:proofErr w:type="spellEnd"/>
             <w:r>
@@ -16849,25 +15551,7 @@
                 <w:sz w:val="17"/>
                 <w:szCs w:val="17"/>
               </w:rPr>
-              <w:t>a.evi_sum.evi_</w:t>
-            </w:r>
-            <w:proofErr w:type="gramStart"/>
-            <w:r>
-              <w:rPr>
-                <w:rFonts w:ascii="思源黑体 CN Normal" w:eastAsia="思源黑体 CN Normal" w:hAnsi="思源黑体 CN Normal"/>
-                <w:sz w:val="17"/>
-                <w:szCs w:val="17"/>
-              </w:rPr>
-              <w:t>split.Predictive</w:t>
-            </w:r>
-            <w:proofErr w:type="gramEnd"/>
-            <w:r>
-              <w:rPr>
-                <w:rFonts w:ascii="思源黑体 CN Normal" w:eastAsia="思源黑体 CN Normal" w:hAnsi="思源黑体 CN Normal"/>
-                <w:sz w:val="17"/>
-                <w:szCs w:val="17"/>
-              </w:rPr>
-              <w:t>_merge</w:t>
+              <w:t>a.evi_sum.evi_split.Predictive_merge</w:t>
             </w:r>
             <w:proofErr w:type="spellEnd"/>
             <w:r>
@@ -17407,15 +16091,7 @@
       </w:r>
       <w:proofErr w:type="spellStart"/>
       <w:r>
-        <w:t>var.var_</w:t>
-      </w:r>
-      <w:proofErr w:type="gramStart"/>
-      <w:r>
-        <w:t>somatic.level</w:t>
-      </w:r>
-      <w:proofErr w:type="gramEnd"/>
-      <w:r>
-        <w:t>_onco_nodrug</w:t>
+        <w:t>var.var_somatic.level_onco_nodrug</w:t>
       </w:r>
       <w:proofErr w:type="spellEnd"/>
       <w:r>
@@ -17448,15 +16124,7 @@
       </w:r>
       <w:proofErr w:type="spellStart"/>
       <w:r>
-        <w:t>var.var_</w:t>
-      </w:r>
-      <w:proofErr w:type="gramStart"/>
-      <w:r>
-        <w:t>somatic.level</w:t>
-      </w:r>
-      <w:proofErr w:type="gramEnd"/>
-      <w:r>
-        <w:t>_onco_nodrug</w:t>
+        <w:t>var.var_somatic.level_onco_nodrug</w:t>
       </w:r>
       <w:proofErr w:type="spellEnd"/>
       <w:r>
@@ -17526,7 +16194,6 @@
               <w:t>{{</w:t>
             </w:r>
             <w:proofErr w:type="spellStart"/>
-            <w:proofErr w:type="gramStart"/>
             <w:r>
               <w:rPr>
                 <w:rFonts w:ascii="思源黑体 CN Bold" w:eastAsia="思源黑体 CN Bold" w:hAnsi="思源黑体 CN Bold"/>
@@ -17536,19 +16203,7 @@
                 <w:sz w:val="18"/>
                 <w:szCs w:val="18"/>
               </w:rPr>
-              <w:t>a.gene</w:t>
-            </w:r>
-            <w:proofErr w:type="gramEnd"/>
-            <w:r>
-              <w:rPr>
-                <w:rFonts w:ascii="思源黑体 CN Bold" w:eastAsia="思源黑体 CN Bold" w:hAnsi="思源黑体 CN Bold"/>
-                <w:i/>
-                <w:iCs/>
-                <w:color w:val="FFFFFF" w:themeColor="background1"/>
-                <w:sz w:val="18"/>
-                <w:szCs w:val="18"/>
-              </w:rPr>
-              <w:t>_symbol</w:t>
+              <w:t>a.gene_symbol</w:t>
             </w:r>
             <w:proofErr w:type="spellEnd"/>
             <w:r>
@@ -17723,23 +16378,13 @@
               <w:t>{{</w:t>
             </w:r>
             <w:proofErr w:type="spellStart"/>
-            <w:proofErr w:type="gramStart"/>
-            <w:r>
-              <w:rPr>
-                <w:rFonts w:ascii="思源黑体 CN Normal" w:eastAsia="思源黑体 CN Normal" w:hAnsi="思源黑体 CN Normal"/>
-                <w:sz w:val="17"/>
-                <w:szCs w:val="17"/>
-              </w:rPr>
-              <w:t>a.gene</w:t>
-            </w:r>
-            <w:proofErr w:type="gramEnd"/>
-            <w:r>
-              <w:rPr>
-                <w:rFonts w:ascii="思源黑体 CN Normal" w:eastAsia="思源黑体 CN Normal" w:hAnsi="思源黑体 CN Normal"/>
-                <w:sz w:val="17"/>
-                <w:szCs w:val="17"/>
-              </w:rPr>
-              <w:t>_function|e</w:t>
+            <w:r>
+              <w:rPr>
+                <w:rFonts w:ascii="思源黑体 CN Normal" w:eastAsia="思源黑体 CN Normal" w:hAnsi="思源黑体 CN Normal"/>
+                <w:sz w:val="17"/>
+                <w:szCs w:val="17"/>
+              </w:rPr>
+              <w:t>a.gene_function|e</w:t>
             </w:r>
             <w:proofErr w:type="spellEnd"/>
             <w:r>
@@ -17821,23 +16466,13 @@
               <w:t>{{</w:t>
             </w:r>
             <w:proofErr w:type="spellStart"/>
-            <w:proofErr w:type="gramStart"/>
-            <w:r>
-              <w:rPr>
-                <w:rFonts w:ascii="思源黑体 CN Normal" w:eastAsia="思源黑体 CN Normal" w:hAnsi="思源黑体 CN Normal"/>
-                <w:sz w:val="17"/>
-                <w:szCs w:val="17"/>
-              </w:rPr>
-              <w:t>a.variant</w:t>
-            </w:r>
-            <w:proofErr w:type="gramEnd"/>
-            <w:r>
-              <w:rPr>
-                <w:rFonts w:ascii="思源黑体 CN Normal" w:eastAsia="思源黑体 CN Normal" w:hAnsi="思源黑体 CN Normal"/>
-                <w:sz w:val="17"/>
-                <w:szCs w:val="17"/>
-              </w:rPr>
-              <w:t>_desc_cn|e</w:t>
+            <w:r>
+              <w:rPr>
+                <w:rFonts w:ascii="思源黑体 CN Normal" w:eastAsia="思源黑体 CN Normal" w:hAnsi="思源黑体 CN Normal"/>
+                <w:sz w:val="17"/>
+                <w:szCs w:val="17"/>
+              </w:rPr>
+              <w:t>a.variant_desc_cn|e</w:t>
             </w:r>
             <w:proofErr w:type="spellEnd"/>
             <w:r>
@@ -18310,15 +16945,7 @@
       </w:r>
       <w:proofErr w:type="spellStart"/>
       <w:r>
-        <w:t>var.var_</w:t>
-      </w:r>
-      <w:proofErr w:type="gramStart"/>
-      <w:r>
-        <w:t>somatic.level</w:t>
-      </w:r>
-      <w:proofErr w:type="gramEnd"/>
-      <w:r>
-        <w:t>_onco_nodrug</w:t>
+        <w:t>var.var_somatic.level_onco_nodrug</w:t>
       </w:r>
       <w:proofErr w:type="spellEnd"/>
       <w:r>
@@ -18357,15 +16984,7 @@
       </w:r>
       <w:proofErr w:type="spellStart"/>
       <w:r>
-        <w:t>var.var_</w:t>
-      </w:r>
-      <w:proofErr w:type="gramStart"/>
-      <w:r>
-        <w:t>somatic.level</w:t>
-      </w:r>
-      <w:proofErr w:type="gramEnd"/>
-      <w:r>
-        <w:t>_onco_nodrug</w:t>
+        <w:t>var.var_somatic.level_onco_nodrug</w:t>
       </w:r>
       <w:proofErr w:type="spellEnd"/>
       <w:r>
@@ -18441,7 +17060,6 @@
               <w:t>{{</w:t>
             </w:r>
             <w:proofErr w:type="spellStart"/>
-            <w:proofErr w:type="gramStart"/>
             <w:r>
               <w:rPr>
                 <w:rFonts w:ascii="思源黑体 CN Bold" w:eastAsia="思源黑体 CN Bold" w:hAnsi="思源黑体 CN Bold"/>
@@ -18451,19 +17069,7 @@
                 <w:sz w:val="18"/>
                 <w:szCs w:val="18"/>
               </w:rPr>
-              <w:t>a.gene</w:t>
-            </w:r>
-            <w:proofErr w:type="gramEnd"/>
-            <w:r>
-              <w:rPr>
-                <w:rFonts w:ascii="思源黑体 CN Bold" w:eastAsia="思源黑体 CN Bold" w:hAnsi="思源黑体 CN Bold"/>
-                <w:i/>
-                <w:iCs/>
-                <w:color w:val="FFFFFF" w:themeColor="background1"/>
-                <w:sz w:val="18"/>
-                <w:szCs w:val="18"/>
-              </w:rPr>
-              <w:t>_symbol</w:t>
+              <w:t>a.gene_symbol</w:t>
             </w:r>
             <w:proofErr w:type="spellEnd"/>
             <w:r>
@@ -18638,23 +17244,13 @@
               <w:t>{{</w:t>
             </w:r>
             <w:proofErr w:type="spellStart"/>
-            <w:proofErr w:type="gramStart"/>
-            <w:r>
-              <w:rPr>
-                <w:rFonts w:ascii="思源黑体 CN Normal" w:eastAsia="思源黑体 CN Normal" w:hAnsi="思源黑体 CN Normal"/>
-                <w:sz w:val="17"/>
-                <w:szCs w:val="17"/>
-              </w:rPr>
-              <w:t>a.gene</w:t>
-            </w:r>
-            <w:proofErr w:type="gramEnd"/>
-            <w:r>
-              <w:rPr>
-                <w:rFonts w:ascii="思源黑体 CN Normal" w:eastAsia="思源黑体 CN Normal" w:hAnsi="思源黑体 CN Normal"/>
-                <w:sz w:val="17"/>
-                <w:szCs w:val="17"/>
-              </w:rPr>
-              <w:t>_function|e</w:t>
+            <w:r>
+              <w:rPr>
+                <w:rFonts w:ascii="思源黑体 CN Normal" w:eastAsia="思源黑体 CN Normal" w:hAnsi="思源黑体 CN Normal"/>
+                <w:sz w:val="17"/>
+                <w:szCs w:val="17"/>
+              </w:rPr>
+              <w:t>a.gene_function|e</w:t>
             </w:r>
             <w:proofErr w:type="spellEnd"/>
             <w:r>
@@ -18735,23 +17331,13 @@
               <w:t>{{</w:t>
             </w:r>
             <w:proofErr w:type="spellStart"/>
-            <w:proofErr w:type="gramStart"/>
-            <w:r>
-              <w:rPr>
-                <w:rFonts w:ascii="思源黑体 CN Normal" w:eastAsia="思源黑体 CN Normal" w:hAnsi="思源黑体 CN Normal"/>
-                <w:sz w:val="17"/>
-                <w:szCs w:val="17"/>
-              </w:rPr>
-              <w:t>a.variant</w:t>
-            </w:r>
-            <w:proofErr w:type="gramEnd"/>
-            <w:r>
-              <w:rPr>
-                <w:rFonts w:ascii="思源黑体 CN Normal" w:eastAsia="思源黑体 CN Normal" w:hAnsi="思源黑体 CN Normal"/>
-                <w:sz w:val="17"/>
-                <w:szCs w:val="17"/>
-              </w:rPr>
-              <w:t>_desc_cn|e</w:t>
+            <w:r>
+              <w:rPr>
+                <w:rFonts w:ascii="思源黑体 CN Normal" w:eastAsia="思源黑体 CN Normal" w:hAnsi="思源黑体 CN Normal"/>
+                <w:sz w:val="17"/>
+                <w:szCs w:val="17"/>
+              </w:rPr>
+              <w:t>a.variant_desc_cn|e</w:t>
             </w:r>
             <w:proofErr w:type="spellEnd"/>
             <w:r>
@@ -19313,7 +17899,7 @@
                     </wp:anchor>
                   </w:drawing>
                 </mc:Choice>
-                <mc:Fallback xmlns:w16du="http://schemas.microsoft.com/office/word/2023/wordml/word16du" xmlns:oel="http://schemas.microsoft.com/office/2019/extlst">
+                <mc:Fallback xmlns:oel="http://schemas.microsoft.com/office/2019/extlst" xmlns:w16du="http://schemas.microsoft.com/office/word/2023/wordml/word16du">
                   <w:pict>
                     <v:shape w14:anchorId="324C7345" id="流程图: 接点 4" o:spid="_x0000_s1026" type="#_x0000_t120" style="position:absolute;left:0;text-align:left;margin-left:178.35pt;margin-top:3.25pt;width:24.65pt;height:25.15pt;z-index:-251603968;visibility:visible;mso-wrap-style:square;mso-wrap-distance-left:9pt;mso-wrap-distance-top:0;mso-wrap-distance-right:9pt;mso-wrap-distance-bottom:0;mso-position-horizontal:absolute;mso-position-horizontal-relative:text;mso-position-vertical:absolute;mso-position-vertical-relative:text;v-text-anchor:middle" o:gfxdata="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" fillcolor="#1e7648" stroked="f" strokeweight="1pt">
                       <v:stroke joinstyle="miter"/>
@@ -19441,7 +18027,7 @@
                     </wp:anchor>
                   </w:drawing>
                 </mc:Choice>
-                <mc:Fallback xmlns:w16du="http://schemas.microsoft.com/office/word/2023/wordml/word16du" xmlns:oel="http://schemas.microsoft.com/office/2019/extlst">
+                <mc:Fallback xmlns:oel="http://schemas.microsoft.com/office/2019/extlst" xmlns:w16du="http://schemas.microsoft.com/office/word/2023/wordml/word16du">
                   <w:pict>
                     <v:roundrect w14:anchorId="67110B3E" id="矩形: 圆角 5" o:spid="_x0000_s1026" style="position:absolute;left:0;text-align:left;margin-left:-5.15pt;margin-top:3.2pt;width:109.5pt;height:25.3pt;z-index:-251604992;visibility:visible;mso-wrap-style:square;mso-wrap-distance-left:9pt;mso-wrap-distance-top:0;mso-wrap-distance-right:9pt;mso-wrap-distance-bottom:0;mso-position-horizontal:absolute;mso-position-horizontal-relative:margin;mso-position-vertical:absolute;mso-position-vertical-relative:text;v-text-anchor:middle" arcsize="10923f" o:gfxdata="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" fillcolor="#f2f2f2 [3052]" stroked="f" strokeweight="1pt">
                       <v:stroke joinstyle="miter"/>
@@ -19680,7 +18266,7 @@
                     </wp:anchor>
                   </w:drawing>
                 </mc:Choice>
-                <mc:Fallback xmlns:w16du="http://schemas.microsoft.com/office/word/2023/wordml/word16du" xmlns:oel="http://schemas.microsoft.com/office/2019/extlst">
+                <mc:Fallback xmlns:oel="http://schemas.microsoft.com/office/2019/extlst" xmlns:w16du="http://schemas.microsoft.com/office/word/2023/wordml/word16du">
                   <w:pict>
                     <v:shape w14:anchorId="757A50FD" id="流程图: 接点 6" o:spid="_x0000_s1026" type="#_x0000_t120" style="position:absolute;left:0;text-align:left;margin-left:164.85pt;margin-top:3.25pt;width:24.65pt;height:25.15pt;z-index:-251600896;visibility:visible;mso-wrap-style:square;mso-wrap-distance-left:9pt;mso-wrap-distance-top:0;mso-wrap-distance-right:9pt;mso-wrap-distance-bottom:0;mso-position-horizontal:absolute;mso-position-horizontal-relative:text;mso-position-vertical:absolute;mso-position-vertical-relative:text;v-text-anchor:middle" o:gfxdata="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" fillcolor="#1e7648" stroked="f" strokeweight="1pt">
                       <v:stroke joinstyle="miter"/>
@@ -19808,7 +18394,7 @@
                     </wp:anchor>
                   </w:drawing>
                 </mc:Choice>
-                <mc:Fallback xmlns:w16du="http://schemas.microsoft.com/office/word/2023/wordml/word16du" xmlns:oel="http://schemas.microsoft.com/office/2019/extlst">
+                <mc:Fallback xmlns:oel="http://schemas.microsoft.com/office/2019/extlst" xmlns:w16du="http://schemas.microsoft.com/office/word/2023/wordml/word16du">
                   <w:pict>
                     <v:roundrect w14:anchorId="50E45601" id="矩形: 圆角 7" o:spid="_x0000_s1026" style="position:absolute;left:0;text-align:left;margin-left:-5.15pt;margin-top:3.2pt;width:138.75pt;height:25.3pt;z-index:-251601920;visibility:visible;mso-wrap-style:square;mso-wrap-distance-left:9pt;mso-wrap-distance-top:0;mso-wrap-distance-right:9pt;mso-wrap-distance-bottom:0;mso-position-horizontal:absolute;mso-position-horizontal-relative:margin;mso-position-vertical:absolute;mso-position-vertical-relative:text;v-text-anchor:middle" arcsize="10923f" o:gfxdata="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" fillcolor="#f2f2f2 [3052]" stroked="f" strokeweight="1pt">
                       <v:stroke joinstyle="miter"/>
@@ -20069,7 +18655,7 @@
                     </wp:anchor>
                   </w:drawing>
                 </mc:Choice>
-                <mc:Fallback xmlns:w16du="http://schemas.microsoft.com/office/word/2023/wordml/word16du" xmlns:oel="http://schemas.microsoft.com/office/2019/extlst">
+                <mc:Fallback xmlns:oel="http://schemas.microsoft.com/office/2019/extlst" xmlns:w16du="http://schemas.microsoft.com/office/word/2023/wordml/word16du">
                   <w:pict>
                     <v:shape w14:anchorId="54C54462" id="流程图: 接点 10" o:spid="_x0000_s1026" type="#_x0000_t120" style="position:absolute;left:0;text-align:left;margin-left:199.35pt;margin-top:3.25pt;width:24.65pt;height:25.15pt;z-index:-251597824;visibility:visible;mso-wrap-style:square;mso-wrap-distance-left:9pt;mso-wrap-distance-top:0;mso-wrap-distance-right:9pt;mso-wrap-distance-bottom:0;mso-position-horizontal:absolute;mso-position-horizontal-relative:text;mso-position-vertical:absolute;mso-position-vertical-relative:text;v-text-anchor:middle" o:gfxdata="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" fillcolor="#1e7648" stroked="f" strokeweight="1pt">
                       <v:stroke joinstyle="miter"/>
@@ -20208,7 +18794,7 @@
                     </wp:anchor>
                   </w:drawing>
                 </mc:Choice>
-                <mc:Fallback xmlns:w16du="http://schemas.microsoft.com/office/word/2023/wordml/word16du" xmlns:oel="http://schemas.microsoft.com/office/2019/extlst">
+                <mc:Fallback xmlns:oel="http://schemas.microsoft.com/office/2019/extlst" xmlns:w16du="http://schemas.microsoft.com/office/word/2023/wordml/word16du">
                   <w:pict>
                     <v:roundrect w14:anchorId="4DFDC594" id="矩形: 圆角 12" o:spid="_x0000_s1026" style="position:absolute;left:0;text-align:left;margin-left:-5.7pt;margin-top:3.25pt;width:71.3pt;height:25.3pt;z-index:-251598848;visibility:visible;mso-wrap-style:square;mso-wrap-distance-left:9pt;mso-wrap-distance-top:0;mso-wrap-distance-right:9pt;mso-wrap-distance-bottom:0;mso-position-horizontal:absolute;mso-position-horizontal-relative:margin;mso-position-vertical:absolute;mso-position-vertical-relative:text;v-text-anchor:middle" arcsize="10923f" o:gfxdata="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" fillcolor="#f2f2f2 [3052]" stroked="f" strokeweight="1pt">
                       <v:stroke joinstyle="miter"/>
@@ -20536,7 +19122,6 @@
               <w:t>tumor_content</w:t>
             </w:r>
             <w:proofErr w:type="spellEnd"/>
-            <w:proofErr w:type="gramStart"/>
             <w:r>
               <w:rPr>
                 <w:rFonts w:ascii="思源黑体 CN Normal" w:eastAsia="思源黑体 CN Normal" w:hAnsi="思源黑体 CN Normal" w:cs="思源黑体 CN Light"/>
@@ -20548,7 +19133,6 @@
               <w:t>”]|</w:t>
             </w:r>
             <w:proofErr w:type="spellStart"/>
-            <w:proofErr w:type="gramEnd"/>
             <w:r>
               <w:rPr>
                 <w:rFonts w:ascii="思源黑体 CN Normal" w:eastAsia="思源黑体 CN Normal" w:hAnsi="思源黑体 CN Normal" w:cs="思源黑体 CN Light"/>
@@ -20628,7 +19212,6 @@
               <w:t>tumor_content</w:t>
             </w:r>
             <w:proofErr w:type="spellEnd"/>
-            <w:proofErr w:type="gramStart"/>
             <w:r>
               <w:rPr>
                 <w:rFonts w:ascii="思源黑体 CN Normal" w:eastAsia="思源黑体 CN Normal" w:hAnsi="思源黑体 CN Normal" w:cs="思源黑体 CN Light"/>
@@ -20640,7 +19223,6 @@
               <w:t>”]|</w:t>
             </w:r>
             <w:proofErr w:type="spellStart"/>
-            <w:proofErr w:type="gramEnd"/>
             <w:r>
               <w:rPr>
                 <w:rFonts w:ascii="思源黑体 CN Normal" w:eastAsia="思源黑体 CN Normal" w:hAnsi="思源黑体 CN Normal" w:cs="思源黑体 CN Light"/>
@@ -20744,7 +19326,6 @@
               <w:t>tumor_content_macrodissection_performed</w:t>
             </w:r>
             <w:proofErr w:type="spellEnd"/>
-            <w:proofErr w:type="gramStart"/>
             <w:r>
               <w:rPr>
                 <w:rFonts w:ascii="思源黑体 CN Normal" w:eastAsia="思源黑体 CN Normal" w:hAnsi="思源黑体 CN Normal" w:cs="思源黑体 CN Light"/>
@@ -20756,7 +19337,6 @@
               <w:t>”]|</w:t>
             </w:r>
             <w:proofErr w:type="spellStart"/>
-            <w:proofErr w:type="gramEnd"/>
             <w:r>
               <w:rPr>
                 <w:rFonts w:ascii="思源黑体 CN Normal" w:eastAsia="思源黑体 CN Normal" w:hAnsi="思源黑体 CN Normal" w:cs="思源黑体 CN Light"/>
@@ -20846,7 +19426,6 @@
               <w:t>tumor_content_macrodissection_performed</w:t>
             </w:r>
             <w:proofErr w:type="spellEnd"/>
-            <w:proofErr w:type="gramStart"/>
             <w:r>
               <w:rPr>
                 <w:rFonts w:ascii="思源黑体 CN Normal" w:eastAsia="思源黑体 CN Normal" w:hAnsi="思源黑体 CN Normal" w:cs="思源黑体 CN Light"/>
@@ -20858,7 +19437,6 @@
               <w:t>”]|</w:t>
             </w:r>
             <w:proofErr w:type="spellStart"/>
-            <w:proofErr w:type="gramEnd"/>
             <w:r>
               <w:rPr>
                 <w:rFonts w:ascii="思源黑体 CN Normal" w:eastAsia="思源黑体 CN Normal" w:hAnsi="思源黑体 CN Normal" w:cs="思源黑体 CN Light"/>
@@ -20962,7 +19540,6 @@
               <w:t>tumor_content</w:t>
             </w:r>
             <w:proofErr w:type="spellEnd"/>
-            <w:proofErr w:type="gramStart"/>
             <w:r>
               <w:rPr>
                 <w:rFonts w:ascii="思源黑体 CN Normal" w:eastAsia="思源黑体 CN Normal" w:hAnsi="思源黑体 CN Normal" w:cs="思源黑体 CN Light"/>
@@ -20974,7 +19551,6 @@
               <w:t>”]|</w:t>
             </w:r>
             <w:proofErr w:type="spellStart"/>
-            <w:proofErr w:type="gramEnd"/>
             <w:r>
               <w:rPr>
                 <w:rFonts w:ascii="思源黑体 CN Normal" w:eastAsia="思源黑体 CN Normal" w:hAnsi="思源黑体 CN Normal" w:cs="思源黑体 CN Light"/>
@@ -21321,29 +19897,7 @@
                 <w:szCs w:val="17"/>
                 <w:lang w:bidi="ar"/>
               </w:rPr>
-              <w:t xml:space="preserve"> and lib_quality_control.lib_dna_qc.dna_qty</w:t>
-            </w:r>
-            <w:proofErr w:type="gramStart"/>
-            <w:r>
-              <w:rPr>
-                <w:rFonts w:ascii="思源黑体 CN Normal" w:eastAsia="思源黑体 CN Normal" w:hAnsi="思源黑体 CN Normal" w:cs="思源黑体 CN Light"/>
-                <w:kern w:val="0"/>
-                <w:sz w:val="17"/>
-                <w:szCs w:val="17"/>
-                <w:lang w:bidi="ar"/>
-              </w:rPr>
-              <w:t>%}{</w:t>
-            </w:r>
-            <w:proofErr w:type="gramEnd"/>
-            <w:r>
-              <w:rPr>
-                <w:rFonts w:ascii="思源黑体 CN Normal" w:eastAsia="思源黑体 CN Normal" w:hAnsi="思源黑体 CN Normal" w:cs="思源黑体 CN Light"/>
-                <w:kern w:val="0"/>
-                <w:sz w:val="17"/>
-                <w:szCs w:val="17"/>
-                <w:lang w:bidi="ar"/>
-              </w:rPr>
-              <w:t>{lib_quality_control.lib_dna_qc.dna_qty|replace(“.00”,””)}}{%else%}{%endif%}</w:t>
+              <w:t xml:space="preserve"> and lib_quality_control.lib_dna_qc.dna_qty%}{{lib_quality_control.lib_dna_qc.dna_qty|replace(“.00”,””)}}{%else%}{%endif%}</w:t>
             </w:r>
           </w:p>
         </w:tc>
@@ -21546,7 +20100,6 @@
               </w:rPr>
               <w:t xml:space="preserve"> and lib_quality_control.lib_dna_</w:t>
             </w:r>
-            <w:proofErr w:type="gramStart"/>
             <w:r>
               <w:rPr>
                 <w:rFonts w:ascii="思源黑体 CN Normal" w:eastAsia="思源黑体 CN Normal" w:hAnsi="思源黑体 CN Normal" w:cs="思源黑体 CN Light"/>
@@ -21556,18 +20109,7 @@
                 <w:lang w:bidi="ar"/>
               </w:rPr>
               <w:lastRenderedPageBreak/>
-              <w:t>qc.library</w:t>
-            </w:r>
-            <w:proofErr w:type="gramEnd"/>
-            <w:r>
-              <w:rPr>
-                <w:rFonts w:ascii="思源黑体 CN Normal" w:eastAsia="思源黑体 CN Normal" w:hAnsi="思源黑体 CN Normal" w:cs="思源黑体 CN Light"/>
-                <w:kern w:val="0"/>
-                <w:sz w:val="17"/>
-                <w:szCs w:val="17"/>
-                <w:lang w:bidi="ar"/>
-              </w:rPr>
-              <w:t>_qty%}{{lib_quality_control.lib_dna_qc.library_qty|replace(“.00”,””)}}{%else%}{%endif%}</w:t>
+              <w:t>qc.library_qty%}{{lib_quality_control.lib_dna_qc.library_qty|replace(“.00”,””)}}{%else%}{%endif%}</w:t>
             </w:r>
           </w:p>
         </w:tc>
@@ -21727,25 +20269,7 @@
                 <w:sz w:val="17"/>
                 <w:szCs w:val="17"/>
               </w:rPr>
-              <w:t>{{qc.dna_data_</w:t>
-            </w:r>
-            <w:proofErr w:type="gramStart"/>
-            <w:r>
-              <w:rPr>
-                <w:rFonts w:ascii="思源黑体 CN Normal" w:eastAsia="思源黑体 CN Normal" w:hAnsi="思源黑体 CN Normal"/>
-                <w:sz w:val="17"/>
-                <w:szCs w:val="17"/>
-              </w:rPr>
-              <w:t>qc.cleandata</w:t>
-            </w:r>
-            <w:proofErr w:type="gramEnd"/>
-            <w:r>
-              <w:rPr>
-                <w:rFonts w:ascii="思源黑体 CN Normal" w:eastAsia="思源黑体 CN Normal" w:hAnsi="思源黑体 CN Normal"/>
-                <w:sz w:val="17"/>
-                <w:szCs w:val="17"/>
-              </w:rPr>
-              <w:t>_q30}}</w:t>
+              <w:t>{{qc.dna_data_qc.cleandata_q30}}</w:t>
             </w:r>
           </w:p>
         </w:tc>
@@ -21910,25 +20434,7 @@
                 <w:sz w:val="17"/>
                 <w:szCs w:val="17"/>
               </w:rPr>
-              <w:t>qc.dna_data_</w:t>
-            </w:r>
-            <w:proofErr w:type="gramStart"/>
-            <w:r>
-              <w:rPr>
-                <w:rFonts w:ascii="思源黑体 CN Normal" w:eastAsia="思源黑体 CN Normal" w:hAnsi="思源黑体 CN Normal"/>
-                <w:sz w:val="17"/>
-                <w:szCs w:val="17"/>
-              </w:rPr>
-              <w:t>qc.mapping</w:t>
-            </w:r>
-            <w:proofErr w:type="gramEnd"/>
-            <w:r>
-              <w:rPr>
-                <w:rFonts w:ascii="思源黑体 CN Normal" w:eastAsia="思源黑体 CN Normal" w:hAnsi="思源黑体 CN Normal"/>
-                <w:sz w:val="17"/>
-                <w:szCs w:val="17"/>
-              </w:rPr>
-              <w:t>_ratio</w:t>
+              <w:t>qc.dna_data_qc.mapping_ratio</w:t>
             </w:r>
             <w:proofErr w:type="spellEnd"/>
             <w:r>
@@ -22092,25 +20598,7 @@
                 <w:sz w:val="17"/>
                 <w:szCs w:val="17"/>
               </w:rPr>
-              <w:t>qc.dna_data_</w:t>
-            </w:r>
-            <w:proofErr w:type="gramStart"/>
-            <w:r>
-              <w:rPr>
-                <w:rFonts w:ascii="思源黑体 CN Normal" w:eastAsia="思源黑体 CN Normal" w:hAnsi="思源黑体 CN Normal"/>
-                <w:sz w:val="17"/>
-                <w:szCs w:val="17"/>
-              </w:rPr>
-              <w:t>qc.cover</w:t>
-            </w:r>
-            <w:proofErr w:type="gramEnd"/>
-            <w:r>
-              <w:rPr>
-                <w:rFonts w:ascii="思源黑体 CN Normal" w:eastAsia="思源黑体 CN Normal" w:hAnsi="思源黑体 CN Normal"/>
-                <w:sz w:val="17"/>
-                <w:szCs w:val="17"/>
-              </w:rPr>
-              <w:t>_ratio</w:t>
+              <w:t>qc.dna_data_qc.cover_ratio</w:t>
             </w:r>
             <w:proofErr w:type="spellEnd"/>
             <w:r>
@@ -22221,29 +20709,7 @@
                 <w:szCs w:val="17"/>
                 <w:lang w:bidi="ar"/>
               </w:rPr>
-              <w:t>均</w:t>
-            </w:r>
-            <w:proofErr w:type="gramStart"/>
-            <w:r>
-              <w:rPr>
-                <w:rFonts w:ascii="思源黑体 CN Normal" w:eastAsia="思源黑体 CN Normal" w:hAnsi="思源黑体 CN Normal" w:cs="思源黑体 CN Light" w:hint="eastAsia"/>
-                <w:kern w:val="0"/>
-                <w:sz w:val="17"/>
-                <w:szCs w:val="17"/>
-                <w:lang w:bidi="ar"/>
-              </w:rPr>
-              <w:t>一</w:t>
-            </w:r>
-            <w:proofErr w:type="gramEnd"/>
-            <w:r>
-              <w:rPr>
-                <w:rFonts w:ascii="思源黑体 CN Normal" w:eastAsia="思源黑体 CN Normal" w:hAnsi="思源黑体 CN Normal" w:cs="思源黑体 CN Light" w:hint="eastAsia"/>
-                <w:kern w:val="0"/>
-                <w:sz w:val="17"/>
-                <w:szCs w:val="17"/>
-                <w:lang w:bidi="ar"/>
-              </w:rPr>
-              <w:t>性</w:t>
+              <w:t>均一性</w:t>
             </w:r>
             <w:r>
               <w:rPr>
@@ -22287,25 +20753,7 @@
                 <w:sz w:val="17"/>
                 <w:szCs w:val="17"/>
               </w:rPr>
-              <w:t>{{qc.dna_data_</w:t>
-            </w:r>
-            <w:proofErr w:type="gramStart"/>
-            <w:r>
-              <w:rPr>
-                <w:rFonts w:ascii="思源黑体 CN Normal" w:eastAsia="思源黑体 CN Normal" w:hAnsi="思源黑体 CN Normal"/>
-                <w:sz w:val="17"/>
-                <w:szCs w:val="17"/>
-              </w:rPr>
-              <w:t>qc.uni</w:t>
-            </w:r>
-            <w:proofErr w:type="gramEnd"/>
-            <w:r>
-              <w:rPr>
-                <w:rFonts w:ascii="思源黑体 CN Normal" w:eastAsia="思源黑体 CN Normal" w:hAnsi="思源黑体 CN Normal"/>
-                <w:sz w:val="17"/>
-                <w:szCs w:val="17"/>
-              </w:rPr>
-              <w:t>20}}</w:t>
+              <w:t>{{qc.dna_data_qc.uni20}}</w:t>
             </w:r>
           </w:p>
         </w:tc>
@@ -22460,25 +20908,7 @@
                 <w:sz w:val="17"/>
                 <w:szCs w:val="17"/>
               </w:rPr>
-              <w:t>qc.dna_data_</w:t>
-            </w:r>
-            <w:proofErr w:type="gramStart"/>
-            <w:r>
-              <w:rPr>
-                <w:rFonts w:ascii="思源黑体 CN Normal" w:eastAsia="思源黑体 CN Normal" w:hAnsi="思源黑体 CN Normal"/>
-                <w:sz w:val="17"/>
-                <w:szCs w:val="17"/>
-              </w:rPr>
-              <w:t>qc.depth</w:t>
-            </w:r>
-            <w:proofErr w:type="gramEnd"/>
-            <w:r>
-              <w:rPr>
-                <w:rFonts w:ascii="思源黑体 CN Normal" w:eastAsia="思源黑体 CN Normal" w:hAnsi="思源黑体 CN Normal"/>
-                <w:sz w:val="17"/>
-                <w:szCs w:val="17"/>
-              </w:rPr>
-              <w:t>_mean</w:t>
+              <w:t>qc.dna_data_qc.depth_mean</w:t>
             </w:r>
             <w:r>
               <w:rPr>
@@ -22659,25 +21089,7 @@
                 <w:sz w:val="17"/>
                 <w:szCs w:val="17"/>
               </w:rPr>
-              <w:t>qc.dna_data_</w:t>
-            </w:r>
-            <w:proofErr w:type="gramStart"/>
-            <w:r>
-              <w:rPr>
-                <w:rFonts w:ascii="思源黑体 CN Normal" w:eastAsia="思源黑体 CN Normal" w:hAnsi="思源黑体 CN Normal"/>
-                <w:sz w:val="17"/>
-                <w:szCs w:val="17"/>
-              </w:rPr>
-              <w:t>qc.depth</w:t>
-            </w:r>
-            <w:proofErr w:type="gramEnd"/>
-            <w:r>
-              <w:rPr>
-                <w:rFonts w:ascii="思源黑体 CN Normal" w:eastAsia="思源黑体 CN Normal" w:hAnsi="思源黑体 CN Normal"/>
-                <w:sz w:val="17"/>
-                <w:szCs w:val="17"/>
-              </w:rPr>
-              <w:t>_</w:t>
+              <w:t>qc.dna_data_qc.depth_</w:t>
             </w:r>
             <w:r>
               <w:rPr>
@@ -22823,27 +21235,7 @@
           <w:sz w:val="16"/>
           <w:szCs w:val="16"/>
         </w:rPr>
-        <w:t>仅送检样本类型包含石蜡</w:t>
-      </w:r>
-      <w:proofErr w:type="gramStart"/>
-      <w:r>
-        <w:rPr>
-          <w:rFonts w:ascii="思源黑体 CN Normal" w:eastAsia="思源黑体 CN Normal" w:hAnsi="思源黑体 CN Normal"/>
-          <w:color w:val="000000"/>
-          <w:sz w:val="16"/>
-          <w:szCs w:val="16"/>
-        </w:rPr>
-        <w:t>玻</w:t>
-      </w:r>
-      <w:proofErr w:type="gramEnd"/>
-      <w:r>
-        <w:rPr>
-          <w:rFonts w:ascii="思源黑体 CN Normal" w:eastAsia="思源黑体 CN Normal" w:hAnsi="思源黑体 CN Normal"/>
-          <w:color w:val="000000"/>
-          <w:sz w:val="16"/>
-          <w:szCs w:val="16"/>
-        </w:rPr>
-        <w:t>片时可进行此项评估</w:t>
+        <w:t>仅送检样本类型包含石蜡玻片时可进行此项评估</w:t>
       </w:r>
       <w:r>
         <w:rPr>
@@ -23004,27 +21396,7 @@
           <w:sz w:val="16"/>
           <w:szCs w:val="16"/>
         </w:rPr>
-        <w:t>覆盖度：检测到的区域</w:t>
-      </w:r>
-      <w:proofErr w:type="gramStart"/>
-      <w:r>
-        <w:rPr>
-          <w:rFonts w:ascii="思源黑体 CN Normal" w:eastAsia="思源黑体 CN Normal" w:hAnsi="思源黑体 CN Normal" w:hint="eastAsia"/>
-          <w:color w:val="000000"/>
-          <w:sz w:val="16"/>
-          <w:szCs w:val="16"/>
-        </w:rPr>
-        <w:t>占目标</w:t>
-      </w:r>
-      <w:proofErr w:type="gramEnd"/>
-      <w:r>
-        <w:rPr>
-          <w:rFonts w:ascii="思源黑体 CN Normal" w:eastAsia="思源黑体 CN Normal" w:hAnsi="思源黑体 CN Normal" w:hint="eastAsia"/>
-          <w:color w:val="000000"/>
-          <w:sz w:val="16"/>
-          <w:szCs w:val="16"/>
-        </w:rPr>
-        <w:t>区域的比例；</w:t>
+        <w:t>覆盖度：检测到的区域占目标区域的比例；</w:t>
       </w:r>
     </w:p>
     <w:p>
@@ -23049,27 +21421,7 @@
           <w:sz w:val="16"/>
           <w:szCs w:val="16"/>
         </w:rPr>
-        <w:t>均</w:t>
-      </w:r>
-      <w:proofErr w:type="gramStart"/>
-      <w:r>
-        <w:rPr>
-          <w:rFonts w:ascii="思源黑体 CN Normal" w:eastAsia="思源黑体 CN Normal" w:hAnsi="思源黑体 CN Normal" w:hint="eastAsia"/>
-          <w:color w:val="000000"/>
-          <w:sz w:val="16"/>
-          <w:szCs w:val="16"/>
-        </w:rPr>
-        <w:t>一</w:t>
-      </w:r>
-      <w:proofErr w:type="gramEnd"/>
-      <w:r>
-        <w:rPr>
-          <w:rFonts w:ascii="思源黑体 CN Normal" w:eastAsia="思源黑体 CN Normal" w:hAnsi="思源黑体 CN Normal" w:hint="eastAsia"/>
-          <w:color w:val="000000"/>
-          <w:sz w:val="16"/>
-          <w:szCs w:val="16"/>
-        </w:rPr>
-        <w:t>性：测序深度超过20％的平均深度的位点的比例；</w:t>
+        <w:t>均一性：测序深度超过20％的平均深度的位点的比例；</w:t>
       </w:r>
     </w:p>
     <w:p>
@@ -23672,7 +22024,7 @@
                     </wp:anchor>
                   </w:drawing>
                 </mc:Choice>
-                <mc:Fallback xmlns:w16du="http://schemas.microsoft.com/office/word/2023/wordml/word16du" xmlns:oel="http://schemas.microsoft.com/office/2019/extlst">
+                <mc:Fallback xmlns:oel="http://schemas.microsoft.com/office/2019/extlst" xmlns:w16du="http://schemas.microsoft.com/office/word/2023/wordml/word16du">
                   <w:pict>
                     <v:shape w14:anchorId="3415628D" id="流程图: 接点 10" o:spid="_x0000_s1026" type="#_x0000_t120" style="position:absolute;left:0;text-align:left;margin-left:200.1pt;margin-top:3.25pt;width:24.65pt;height:25.15pt;z-index:-251594752;visibility:visible;mso-wrap-style:square;mso-wrap-distance-left:9pt;mso-wrap-distance-top:0;mso-wrap-distance-right:9pt;mso-wrap-distance-bottom:0;mso-position-horizontal:absolute;mso-position-horizontal-relative:text;mso-position-vertical:absolute;mso-position-vertical-relative:text;v-text-anchor:middle" o:gfxdata="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" fillcolor="#1e7648" stroked="f" strokeweight="1pt">
                       <v:stroke joinstyle="miter"/>
@@ -23811,7 +22163,7 @@
                     </wp:anchor>
                   </w:drawing>
                 </mc:Choice>
-                <mc:Fallback xmlns:w16du="http://schemas.microsoft.com/office/word/2023/wordml/word16du" xmlns:oel="http://schemas.microsoft.com/office/2019/extlst">
+                <mc:Fallback xmlns:oel="http://schemas.microsoft.com/office/2019/extlst" xmlns:w16du="http://schemas.microsoft.com/office/word/2023/wordml/word16du">
                   <w:pict>
                     <v:roundrect w14:anchorId="23162814" id="矩形: 圆角 12" o:spid="_x0000_s1026" style="position:absolute;left:0;text-align:left;margin-left:-5.7pt;margin-top:3.25pt;width:71.3pt;height:25.3pt;z-index:-251595776;visibility:visible;mso-wrap-style:square;mso-wrap-distance-left:9pt;mso-wrap-distance-top:0;mso-wrap-distance-right:9pt;mso-wrap-distance-bottom:0;mso-position-horizontal:absolute;mso-position-horizontal-relative:margin;mso-position-vertical:absolute;mso-position-vertical-relative:text;v-text-anchor:middle" arcsize="10923f" o:gfxdata="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" fillcolor="#f2f2f2 [3052]" stroked="f" strokeweight="1pt">
                       <v:stroke joinstyle="miter"/>
@@ -24431,25 +22783,7 @@
           <w:sz w:val="18"/>
           <w:szCs w:val="18"/>
         </w:rPr>
-        <w:t>专家</w:t>
-      </w:r>
-      <w:proofErr w:type="gramStart"/>
-      <w:r>
-        <w:rPr>
-          <w:rFonts w:ascii="思源黑体 CN Normal" w:eastAsia="思源黑体 CN Normal" w:hAnsi="思源黑体 CN Normal" w:hint="eastAsia"/>
-          <w:sz w:val="18"/>
-          <w:szCs w:val="18"/>
-        </w:rPr>
-        <w:t>组发布</w:t>
-      </w:r>
-      <w:proofErr w:type="gramEnd"/>
-      <w:r>
-        <w:rPr>
-          <w:rFonts w:ascii="思源黑体 CN Normal" w:eastAsia="思源黑体 CN Normal" w:hAnsi="思源黑体 CN Normal" w:hint="eastAsia"/>
-          <w:sz w:val="18"/>
-          <w:szCs w:val="18"/>
-        </w:rPr>
-        <w:t>的特殊基因变异解读指南，遗传变异分为5个等级：致病性、疑似致病性、意义不明确、疑似良性、良性。</w:t>
+        <w:t>专家组发布的特殊基因变异解读指南，遗传变异分为5个等级：致病性、疑似致病性、意义不明确、疑似良性、良性。</w:t>
       </w:r>
     </w:p>
     <w:p>
@@ -24807,7 +23141,41 @@
           <w:sz w:val="18"/>
           <w:szCs w:val="18"/>
         </w:rPr>
-        <w:t>与中国专家共识《二代测序临床报告解读指引》，根据变异在不同癌种中对应的药物敏感性、诊断及预后证据分为四个等级：A级、B级、C级、D级。在此基础上，基因变异按照其临床意义的重要性分为四个等级：I类变异（具有强临床意义，具有A或B级证据）、II类变异（具有潜在临床意义，具有C或D级证据）、III类变异（临床意义不明）和IV类变异（良性和可能良性变异，已知无临床意义）。</w:t>
+        <w:t>与中国专家共识</w:t>
+      </w:r>
+      <w:r>
+        <w:rPr>
+          <w:rFonts w:ascii="思源黑体 CN Normal" w:eastAsia="思源黑体 CN Normal" w:hAnsi="思源黑体 CN Normal"/>
+          <w:sz w:val="18"/>
+          <w:szCs w:val="18"/>
+        </w:rPr>
+        <w:t>{{</w:t>
+      </w:r>
+      <w:proofErr w:type="spellStart"/>
+      <w:r>
+        <w:rPr>
+          <w:rFonts w:ascii="思源黑体 CN Normal" w:eastAsia="思源黑体 CN Normal" w:hAnsi="思源黑体 CN Normal"/>
+          <w:sz w:val="18"/>
+          <w:szCs w:val="18"/>
+        </w:rPr>
+        <w:t>sample.guideline.ngs_clinic_report_inter</w:t>
+      </w:r>
+      <w:proofErr w:type="spellEnd"/>
+      <w:r>
+        <w:rPr>
+          <w:rFonts w:ascii="思源黑体 CN Normal" w:eastAsia="思源黑体 CN Normal" w:hAnsi="思源黑体 CN Normal"/>
+          <w:sz w:val="18"/>
+          <w:szCs w:val="18"/>
+        </w:rPr>
+        <w:t>}}</w:t>
+      </w:r>
+      <w:r>
+        <w:rPr>
+          <w:rFonts w:ascii="思源黑体 CN Normal" w:eastAsia="思源黑体 CN Normal" w:hAnsi="思源黑体 CN Normal" w:hint="eastAsia"/>
+          <w:sz w:val="18"/>
+          <w:szCs w:val="18"/>
+        </w:rPr>
+        <w:t>，根据变异在不同癌种中对应的药物敏感性、诊断及预后证据分为四个等级：A级、B级、C级、D级。在此基础上，基因变异按照其临床意义的重要性分为四个等级：I类变异（具有强临床意义，具有A或B级证据）、II类变异（具有潜在临床意义，具有C或D级证据）、III类变异（临床意义不明）和IV类变异（良性和可能良性变异，已知无临床意义）。</w:t>
       </w:r>
     </w:p>
     <w:tbl>
@@ -25024,29 +23392,7 @@
                 <w:sz w:val="16"/>
                 <w:szCs w:val="16"/>
               </w:rPr>
-              <w:t>FDA、NMPA获</w:t>
-            </w:r>
-            <w:proofErr w:type="gramStart"/>
-            <w:r>
-              <w:rPr>
-                <w:rFonts w:ascii="思源黑体 CN Normal" w:eastAsia="思源黑体 CN Normal" w:hAnsi="思源黑体 CN Normal" w:cs="思源黑体 CN Light" w:hint="eastAsia"/>
-                <w:color w:val="000000" w:themeColor="text1"/>
-                <w:kern w:val="0"/>
-                <w:sz w:val="16"/>
-                <w:szCs w:val="16"/>
-              </w:rPr>
-              <w:t>批用于</w:t>
-            </w:r>
-            <w:proofErr w:type="gramEnd"/>
-            <w:r>
-              <w:rPr>
-                <w:rFonts w:ascii="思源黑体 CN Normal" w:eastAsia="思源黑体 CN Normal" w:hAnsi="思源黑体 CN Normal" w:cs="思源黑体 CN Light" w:hint="eastAsia"/>
-                <w:color w:val="000000" w:themeColor="text1"/>
-                <w:kern w:val="0"/>
-                <w:sz w:val="16"/>
-                <w:szCs w:val="16"/>
-              </w:rPr>
-              <w:t>患者肿瘤治疗有响应或耐药的生物标志物</w:t>
+              <w:t>FDA、NMPA获批用于患者肿瘤治疗有响应或耐药的生物标志物</w:t>
             </w:r>
           </w:p>
         </w:tc>
@@ -25579,29 +23925,7 @@
                 <w:sz w:val="16"/>
                 <w:szCs w:val="16"/>
               </w:rPr>
-              <w:t>FDA、NMPA获</w:t>
-            </w:r>
-            <w:proofErr w:type="gramStart"/>
-            <w:r>
-              <w:rPr>
-                <w:rFonts w:ascii="思源黑体 CN Normal" w:eastAsia="思源黑体 CN Normal" w:hAnsi="思源黑体 CN Normal" w:cs="思源黑体 CN Light" w:hint="eastAsia"/>
-                <w:color w:val="000000" w:themeColor="text1"/>
-                <w:kern w:val="0"/>
-                <w:sz w:val="16"/>
-                <w:szCs w:val="16"/>
-              </w:rPr>
-              <w:t>批用于</w:t>
-            </w:r>
-            <w:proofErr w:type="gramEnd"/>
-            <w:r>
-              <w:rPr>
-                <w:rFonts w:ascii="思源黑体 CN Normal" w:eastAsia="思源黑体 CN Normal" w:hAnsi="思源黑体 CN Normal" w:cs="思源黑体 CN Light" w:hint="eastAsia"/>
-                <w:color w:val="000000" w:themeColor="text1"/>
-                <w:kern w:val="0"/>
-                <w:sz w:val="16"/>
-                <w:szCs w:val="16"/>
-              </w:rPr>
-              <w:t>其他肿瘤治疗有响应或耐药的生物标志物</w:t>
+              <w:t>FDA、NMPA获批用于其他肿瘤治疗有响应或耐药的生物标志物</w:t>
             </w:r>
           </w:p>
         </w:tc>
@@ -25986,29 +24310,7 @@
                 <w:sz w:val="16"/>
                 <w:szCs w:val="16"/>
               </w:rPr>
-              <w:t>临床前硏</w:t>
-            </w:r>
-            <w:proofErr w:type="gramStart"/>
-            <w:r>
-              <w:rPr>
-                <w:rFonts w:ascii="思源黑体 CN Normal" w:eastAsia="思源黑体 CN Normal" w:hAnsi="思源黑体 CN Normal" w:cs="思源黑体 CN Light" w:hint="eastAsia"/>
-                <w:color w:val="000000" w:themeColor="text1"/>
-                <w:kern w:val="0"/>
-                <w:sz w:val="16"/>
-                <w:szCs w:val="16"/>
-              </w:rPr>
-              <w:t>究表明</w:t>
-            </w:r>
-            <w:proofErr w:type="gramEnd"/>
-            <w:r>
-              <w:rPr>
-                <w:rFonts w:ascii="思源黑体 CN Normal" w:eastAsia="思源黑体 CN Normal" w:hAnsi="思源黑体 CN Normal" w:cs="思源黑体 CN Light" w:hint="eastAsia"/>
-                <w:color w:val="000000" w:themeColor="text1"/>
-                <w:kern w:val="0"/>
-                <w:sz w:val="16"/>
-                <w:szCs w:val="16"/>
-              </w:rPr>
-              <w:t>具有潜在治疗意义的生物标志物</w:t>
+              <w:t>临床前硏究表明具有潜在治疗意义的生物标志物</w:t>
             </w:r>
           </w:p>
         </w:tc>
@@ -26760,25 +25062,7 @@
           <w:sz w:val="18"/>
           <w:szCs w:val="18"/>
         </w:rPr>
-        <w:t>产品的检测性能与样品质量密切相关，样品质</w:t>
-      </w:r>
-      <w:proofErr w:type="gramStart"/>
-      <w:r>
-        <w:rPr>
-          <w:rFonts w:ascii="思源黑体 CN Normal" w:eastAsia="思源黑体 CN Normal" w:hAnsi="思源黑体 CN Normal" w:hint="eastAsia"/>
-          <w:sz w:val="18"/>
-          <w:szCs w:val="18"/>
-        </w:rPr>
-        <w:t>控结果</w:t>
-      </w:r>
-      <w:proofErr w:type="gramEnd"/>
-      <w:r>
-        <w:rPr>
-          <w:rFonts w:ascii="思源黑体 CN Normal" w:eastAsia="思源黑体 CN Normal" w:hAnsi="思源黑体 CN Normal" w:hint="eastAsia"/>
-          <w:sz w:val="18"/>
-          <w:szCs w:val="18"/>
-        </w:rPr>
-        <w:t>为风险时，存在检测灵敏度降低以及检测结果准确性降低的风险。</w:t>
+        <w:t>产品的检测性能与样品质量密切相关，样品质控结果为风险时，存在检测灵敏度降低以及检测结果准确性降低的风险。</w:t>
       </w:r>
     </w:p>
     <w:p>
@@ -26797,25 +25081,7 @@
           <w:sz w:val="18"/>
           <w:szCs w:val="18"/>
         </w:rPr>
-        <w:t>本报告中根据如下顺序进行子宫内膜</w:t>
-      </w:r>
-      <w:proofErr w:type="gramStart"/>
-      <w:r>
-        <w:rPr>
-          <w:rFonts w:ascii="思源黑体 CN Normal" w:eastAsia="思源黑体 CN Normal" w:hAnsi="思源黑体 CN Normal" w:hint="eastAsia"/>
-          <w:sz w:val="18"/>
-          <w:szCs w:val="18"/>
-        </w:rPr>
-        <w:t>癌分子</w:t>
-      </w:r>
-      <w:proofErr w:type="gramEnd"/>
-      <w:r>
-        <w:rPr>
-          <w:rFonts w:ascii="思源黑体 CN Normal" w:eastAsia="思源黑体 CN Normal" w:hAnsi="思源黑体 CN Normal" w:hint="eastAsia"/>
-          <w:sz w:val="18"/>
-          <w:szCs w:val="18"/>
-        </w:rPr>
-        <w:t>分型：①</w:t>
+        <w:t>本报告中根据如下顺序进行子宫内膜癌分子分型：①</w:t>
       </w:r>
       <w:r>
         <w:rPr>
@@ -27424,53 +25690,25 @@
           <w:sz w:val="18"/>
           <w:szCs w:val="18"/>
         </w:rPr>
-        <w:t>%。</w:t>
-      </w:r>
-      <w:proofErr w:type="gramStart"/>
+        <w:t>%。当分析结果中</w:t>
+      </w:r>
+      <w:proofErr w:type="spellStart"/>
       <w:r>
         <w:rPr>
           <w:rFonts w:ascii="思源黑体 CN Normal" w:eastAsia="思源黑体 CN Normal" w:hAnsi="思源黑体 CN Normal" w:hint="eastAsia"/>
           <w:sz w:val="18"/>
           <w:szCs w:val="18"/>
         </w:rPr>
-        <w:t>当分析</w:t>
-      </w:r>
-      <w:proofErr w:type="gramEnd"/>
+        <w:t>MSINum</w:t>
+      </w:r>
+      <w:proofErr w:type="spellEnd"/>
       <w:r>
         <w:rPr>
           <w:rFonts w:ascii="思源黑体 CN Normal" w:eastAsia="思源黑体 CN Normal" w:hAnsi="思源黑体 CN Normal" w:hint="eastAsia"/>
           <w:sz w:val="18"/>
           <w:szCs w:val="18"/>
         </w:rPr>
-        <w:t>结果中</w:t>
-      </w:r>
-      <w:proofErr w:type="spellStart"/>
-      <w:r>
-        <w:rPr>
-          <w:rFonts w:ascii="思源黑体 CN Normal" w:eastAsia="思源黑体 CN Normal" w:hAnsi="思源黑体 CN Normal" w:hint="eastAsia"/>
-          <w:sz w:val="18"/>
-          <w:szCs w:val="18"/>
-        </w:rPr>
-        <w:t>MSINum</w:t>
-      </w:r>
-      <w:proofErr w:type="spellEnd"/>
-      <w:proofErr w:type="gramStart"/>
-      <w:r>
-        <w:rPr>
-          <w:rFonts w:ascii="思源黑体 CN Normal" w:eastAsia="思源黑体 CN Normal" w:hAnsi="思源黑体 CN Normal" w:hint="eastAsia"/>
-          <w:sz w:val="18"/>
-          <w:szCs w:val="18"/>
-        </w:rPr>
-        <w:t>值位于</w:t>
-      </w:r>
-      <w:proofErr w:type="gramEnd"/>
-      <w:r>
-        <w:rPr>
-          <w:rFonts w:ascii="思源黑体 CN Normal" w:eastAsia="思源黑体 CN Normal" w:hAnsi="思源黑体 CN Normal" w:hint="eastAsia"/>
-          <w:sz w:val="18"/>
-          <w:szCs w:val="18"/>
-        </w:rPr>
-        <w:t>1</w:t>
+        <w:t>值位于1</w:t>
       </w:r>
       <w:r>
         <w:rPr>
@@ -28167,25 +26405,7 @@
           <w:sz w:val="18"/>
           <w:szCs w:val="18"/>
         </w:rPr>
-        <w:t>。产品的检测性能与样品质量密切相关，样品质</w:t>
-      </w:r>
-      <w:proofErr w:type="gramStart"/>
-      <w:r>
-        <w:rPr>
-          <w:rFonts w:ascii="思源黑体 CN Normal" w:eastAsia="思源黑体 CN Normal" w:hAnsi="思源黑体 CN Normal" w:hint="eastAsia"/>
-          <w:sz w:val="18"/>
-          <w:szCs w:val="18"/>
-        </w:rPr>
-        <w:t>控结果</w:t>
-      </w:r>
-      <w:proofErr w:type="gramEnd"/>
-      <w:r>
-        <w:rPr>
-          <w:rFonts w:ascii="思源黑体 CN Normal" w:eastAsia="思源黑体 CN Normal" w:hAnsi="思源黑体 CN Normal" w:hint="eastAsia"/>
-          <w:sz w:val="18"/>
-          <w:szCs w:val="18"/>
-        </w:rPr>
-        <w:t>为风险时，存在检测灵敏度降低以及检测结果准确性降低的风险。</w:t>
+        <w:t>。产品的检测性能与样品质量密切相关，样品质控结果为风险时，存在检测灵敏度降低以及检测结果准确性降低的风险。</w:t>
       </w:r>
     </w:p>
     <w:p>
@@ -28269,53 +26489,25 @@
           <w:sz w:val="18"/>
           <w:szCs w:val="18"/>
         </w:rPr>
-        <w:t>%。</w:t>
-      </w:r>
-      <w:proofErr w:type="gramStart"/>
+        <w:t>%。当分析结果中</w:t>
+      </w:r>
+      <w:proofErr w:type="spellStart"/>
       <w:r>
         <w:rPr>
           <w:rFonts w:ascii="思源黑体 CN Normal" w:eastAsia="思源黑体 CN Normal" w:hAnsi="思源黑体 CN Normal" w:hint="eastAsia"/>
           <w:sz w:val="18"/>
           <w:szCs w:val="18"/>
         </w:rPr>
-        <w:t>当分析</w:t>
-      </w:r>
-      <w:proofErr w:type="gramEnd"/>
+        <w:t>MSINum</w:t>
+      </w:r>
+      <w:proofErr w:type="spellEnd"/>
       <w:r>
         <w:rPr>
           <w:rFonts w:ascii="思源黑体 CN Normal" w:eastAsia="思源黑体 CN Normal" w:hAnsi="思源黑体 CN Normal" w:hint="eastAsia"/>
           <w:sz w:val="18"/>
           <w:szCs w:val="18"/>
         </w:rPr>
-        <w:t>结果中</w:t>
-      </w:r>
-      <w:proofErr w:type="spellStart"/>
-      <w:r>
-        <w:rPr>
-          <w:rFonts w:ascii="思源黑体 CN Normal" w:eastAsia="思源黑体 CN Normal" w:hAnsi="思源黑体 CN Normal" w:hint="eastAsia"/>
-          <w:sz w:val="18"/>
-          <w:szCs w:val="18"/>
-        </w:rPr>
-        <w:t>MSINum</w:t>
-      </w:r>
-      <w:proofErr w:type="spellEnd"/>
-      <w:proofErr w:type="gramStart"/>
-      <w:r>
-        <w:rPr>
-          <w:rFonts w:ascii="思源黑体 CN Normal" w:eastAsia="思源黑体 CN Normal" w:hAnsi="思源黑体 CN Normal" w:hint="eastAsia"/>
-          <w:sz w:val="18"/>
-          <w:szCs w:val="18"/>
-        </w:rPr>
-        <w:t>值位于</w:t>
-      </w:r>
-      <w:proofErr w:type="gramEnd"/>
-      <w:r>
-        <w:rPr>
-          <w:rFonts w:ascii="思源黑体 CN Normal" w:eastAsia="思源黑体 CN Normal" w:hAnsi="思源黑体 CN Normal" w:hint="eastAsia"/>
-          <w:sz w:val="18"/>
-          <w:szCs w:val="18"/>
-        </w:rPr>
-        <w:t>1</w:t>
+        <w:t>值位于1</w:t>
       </w:r>
       <w:r>
         <w:rPr>
@@ -28924,7 +27116,7 @@
                     </wp:anchor>
                   </w:drawing>
                 </mc:Choice>
-                <mc:Fallback xmlns:w16du="http://schemas.microsoft.com/office/word/2023/wordml/word16du" xmlns:oel="http://schemas.microsoft.com/office/2019/extlst">
+                <mc:Fallback xmlns:oel="http://schemas.microsoft.com/office/2019/extlst" xmlns:w16du="http://schemas.microsoft.com/office/word/2023/wordml/word16du">
                   <w:pict>
                     <v:shape w14:anchorId="636094DD" id="流程图: 接点 10" o:spid="_x0000_s1026" type="#_x0000_t120" style="position:absolute;left:0;text-align:left;margin-left:199.35pt;margin-top:3.25pt;width:24.65pt;height:25.15pt;z-index:-251591680;visibility:visible;mso-wrap-style:square;mso-wrap-distance-left:9pt;mso-wrap-distance-top:0;mso-wrap-distance-right:9pt;mso-wrap-distance-bottom:0;mso-position-horizontal:absolute;mso-position-horizontal-relative:text;mso-position-vertical:absolute;mso-position-vertical-relative:text;v-text-anchor:middle" o:gfxdata="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" fillcolor="#1e7648" stroked="f" strokeweight="1pt">
                       <v:stroke joinstyle="miter"/>
@@ -29063,7 +27255,7 @@
                     </wp:anchor>
                   </w:drawing>
                 </mc:Choice>
-                <mc:Fallback xmlns:w16du="http://schemas.microsoft.com/office/word/2023/wordml/word16du" xmlns:oel="http://schemas.microsoft.com/office/2019/extlst">
+                <mc:Fallback xmlns:oel="http://schemas.microsoft.com/office/2019/extlst" xmlns:w16du="http://schemas.microsoft.com/office/word/2023/wordml/word16du">
                   <w:pict>
                     <v:roundrect w14:anchorId="42711620" id="矩形: 圆角 12" o:spid="_x0000_s1026" style="position:absolute;left:0;text-align:left;margin-left:-5.7pt;margin-top:3.25pt;width:71.3pt;height:25.3pt;z-index:-251592704;visibility:visible;mso-wrap-style:square;mso-wrap-distance-left:9pt;mso-wrap-distance-top:0;mso-wrap-distance-right:9pt;mso-wrap-distance-bottom:0;mso-position-horizontal:absolute;mso-position-horizontal-relative:margin;mso-position-vertical:absolute;mso-position-vertical-relative:text;v-text-anchor:middle" arcsize="10923f" o:gfxdata="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" fillcolor="#f2f2f2 [3052]" stroked="f" strokeweight="1pt">
                       <v:stroke joinstyle="miter"/>
@@ -29107,25 +27299,7 @@
           <w:sz w:val="16"/>
           <w:szCs w:val="16"/>
         </w:rPr>
-        <w:t xml:space="preserve">NCCN Clinical Practice Guidelines in Oncology-Uterine Neoplasms. (version </w:t>
-      </w:r>
-      <w:proofErr w:type="gramStart"/>
-      <w:r>
-        <w:rPr>
-          <w:rFonts w:ascii="思源黑体 CN Normal" w:eastAsia="思源黑体 CN Normal" w:hAnsi="思源黑体 CN Normal"/>
-          <w:sz w:val="16"/>
-          <w:szCs w:val="16"/>
-        </w:rPr>
-        <w:t>1.2022)[</w:t>
-      </w:r>
-      <w:proofErr w:type="gramEnd"/>
-      <w:r>
-        <w:rPr>
-          <w:rFonts w:ascii="思源黑体 CN Normal" w:eastAsia="思源黑体 CN Normal" w:hAnsi="思源黑体 CN Normal"/>
-          <w:sz w:val="16"/>
-          <w:szCs w:val="16"/>
-        </w:rPr>
-        <w:t xml:space="preserve">EB/OL]. </w:t>
+        <w:t xml:space="preserve">NCCN Clinical Practice Guidelines in Oncology-Uterine Neoplasms. (version 1.2022)[EB/OL]. </w:t>
       </w:r>
       <w:r>
         <w:rPr>
@@ -29164,25 +27338,7 @@
           <w:sz w:val="16"/>
           <w:szCs w:val="16"/>
         </w:rPr>
-        <w:t>, 中华医学会病理学分会, 国家病理质控中心. 子宫内膜</w:t>
-      </w:r>
-      <w:proofErr w:type="gramStart"/>
-      <w:r>
-        <w:rPr>
-          <w:rFonts w:ascii="思源黑体 CN Normal" w:eastAsia="思源黑体 CN Normal" w:hAnsi="思源黑体 CN Normal"/>
-          <w:sz w:val="16"/>
-          <w:szCs w:val="16"/>
-        </w:rPr>
-        <w:t>癌分子</w:t>
-      </w:r>
-      <w:proofErr w:type="gramEnd"/>
-      <w:r>
-        <w:rPr>
-          <w:rFonts w:ascii="思源黑体 CN Normal" w:eastAsia="思源黑体 CN Normal" w:hAnsi="思源黑体 CN Normal"/>
-          <w:sz w:val="16"/>
-          <w:szCs w:val="16"/>
-        </w:rPr>
-        <w:t>检测中国专家共识（2021年版）[J]. 中国癌症杂志, 2021, 31(11): 1126-1144.</w:t>
+        <w:t>, 中华医学会病理学分会, 国家病理质控中心. 子宫内膜癌分子检测中国专家共识（2021年版）[J]. 中国癌症杂志, 2021, 31(11): 1126-1144.</w:t>
       </w:r>
     </w:p>
     <w:p>
@@ -29280,7 +27436,6 @@
         <w:t>{%p for a in (</w:t>
       </w:r>
       <w:proofErr w:type="spellStart"/>
-      <w:proofErr w:type="gramStart"/>
       <w:r>
         <w:rPr>
           <w:rFonts w:ascii="思源黑体 CN Normal" w:eastAsia="思源黑体 CN Normal" w:hAnsi="思源黑体 CN Normal"/>
@@ -29290,7 +27445,6 @@
         <w:t>refer.fixed</w:t>
       </w:r>
       <w:proofErr w:type="spellEnd"/>
-      <w:proofErr w:type="gramEnd"/>
       <w:r>
         <w:rPr>
           <w:rFonts w:ascii="思源黑体 CN Normal" w:eastAsia="思源黑体 CN Normal" w:hAnsi="思源黑体 CN Normal"/>
@@ -32225,10 +30379,6 @@
 </file>
 
 <file path=customXml/item1.xml><?xml version="1.0" encoding="utf-8"?>
-<b:Sources xmlns:b="http://schemas.openxmlformats.org/officeDocument/2006/bibliography" xmlns="http://schemas.openxmlformats.org/officeDocument/2006/bibliography" SelectedStyle="\APASixthEditionOfficeOnline.xsl" StyleName="APA" Version="6"/>
-</file>
-
-<file path=customXml/item2.xml><?xml version="1.0" encoding="utf-8"?>
 <s:customData xmlns="http://www.wps.cn/officeDocument/2013/wpsCustomData" xmlns:s="http://www.wps.cn/officeDocument/2013/wpsCustomData">
   <customSectProps>
     <customSectPr/>
@@ -32241,18 +30391,22 @@
 </s:customData>
 </file>
 
+<file path=customXml/item2.xml><?xml version="1.0" encoding="utf-8"?>
+<b:Sources xmlns:b="http://schemas.openxmlformats.org/officeDocument/2006/bibliography" xmlns="http://schemas.openxmlformats.org/officeDocument/2006/bibliography" SelectedStyle="\APASixthEditionOfficeOnline.xsl" StyleName="APA" Version="6"/>
+</file>
+
 <file path=customXml/itemProps1.xml><?xml version="1.0" encoding="utf-8"?>
+<ds:datastoreItem xmlns:ds="http://schemas.openxmlformats.org/officeDocument/2006/customXml" ds:itemID="{B1977F7D-205B-4081-913C-38D41E755F92}">
+  <ds:schemaRefs>
+    <ds:schemaRef ds:uri="http://www.wps.cn/officeDocument/2013/wpsCustomData"/>
+  </ds:schemaRefs>
+</ds:datastoreItem>
+</file>
+
+<file path=customXml/itemProps2.xml><?xml version="1.0" encoding="utf-8"?>
 <ds:datastoreItem xmlns:ds="http://schemas.openxmlformats.org/officeDocument/2006/customXml" ds:itemID="{770B4A3F-A561-4017-BC7B-DA05B45F0203}">
   <ds:schemaRefs>
     <ds:schemaRef ds:uri="http://schemas.openxmlformats.org/officeDocument/2006/bibliography"/>
   </ds:schemaRefs>
 </ds:datastoreItem>
-</file>
-
-<file path=customXml/itemProps2.xml><?xml version="1.0" encoding="utf-8"?>
-<ds:datastoreItem xmlns:ds="http://schemas.openxmlformats.org/officeDocument/2006/customXml" ds:itemID="{B1977F7D-205B-4081-913C-38D41E755F92}">
-  <ds:schemaRefs>
-    <ds:schemaRef ds:uri="http://www.wps.cn/officeDocument/2013/wpsCustomData"/>
-  </ds:schemaRefs>
-</ds:datastoreItem>
 </file>